--- a/backend/templates/executacao_alimentos_prisao.docx
+++ b/backend/templates/executacao_alimentos_prisao.docx
@@ -517,7 +517,7 @@
           <w:sz w:val="24"/>
           <w:szCs w:val="24"/>
         </w:rPr>
-        <w:t xml:space="preserve"> } || </w:t>
+        <w:t xml:space="preserve">} || </w:t>
       </w:r>
       <w:r>
         <w:rPr>
@@ -1292,9 +1292,9 @@
           <w:sz w:val="24"/>
           <w:szCs w:val="24"/>
         </w:rPr>
-        <w:t>percentual_salario_</w:t>
-      </w:r>
-      <w:proofErr w:type="gramStart"/>
+        <w:t>percentual_salario_minimo</w:t>
+      </w:r>
+      <w:proofErr w:type="spellEnd"/>
       <w:r>
         <w:rPr>
           <w:rFonts w:ascii="Arial" w:hAnsi="Arial" w:cs="Arial"/>
@@ -1302,27 +1302,7 @@
           <w:sz w:val="24"/>
           <w:szCs w:val="24"/>
         </w:rPr>
-        <w:t>minimo</w:t>
-      </w:r>
-      <w:proofErr w:type="spellEnd"/>
-      <w:r>
-        <w:rPr>
-          <w:rFonts w:ascii="Arial" w:hAnsi="Arial" w:cs="Arial"/>
-          <w:color w:val="0000CC"/>
-          <w:sz w:val="24"/>
-          <w:szCs w:val="24"/>
-        </w:rPr>
-        <w:t>}%</w:t>
-      </w:r>
-      <w:proofErr w:type="gramEnd"/>
-      <w:r>
-        <w:rPr>
-          <w:rFonts w:ascii="Arial" w:hAnsi="Arial" w:cs="Arial"/>
-          <w:color w:val="0000CC"/>
-          <w:sz w:val="24"/>
-          <w:szCs w:val="24"/>
-        </w:rPr>
-        <w:t xml:space="preserve"> </w:t>
+        <w:t xml:space="preserve">}% </w:t>
       </w:r>
       <w:r>
         <w:rPr>
@@ -1637,7 +1617,25 @@
           <w:sz w:val="24"/>
           <w:szCs w:val="24"/>
         </w:rPr>
-        <w:t>period_meses_ano</w:t>
+        <w:t>period</w:t>
+      </w:r>
+      <w:r>
+        <w:rPr>
+          <w:rFonts w:ascii="Arial" w:hAnsi="Arial" w:cs="Arial"/>
+          <w:color w:val="EE0000"/>
+          <w:sz w:val="24"/>
+          <w:szCs w:val="24"/>
+        </w:rPr>
+        <w:t>o</w:t>
+      </w:r>
+      <w:r>
+        <w:rPr>
+          <w:rFonts w:ascii="Arial" w:hAnsi="Arial" w:cs="Arial"/>
+          <w:color w:val="EE0000"/>
+          <w:sz w:val="24"/>
+          <w:szCs w:val="24"/>
+        </w:rPr>
+        <w:t>_meses_ano</w:t>
       </w:r>
       <w:proofErr w:type="spellEnd"/>
       <w:r>
@@ -3306,6 +3304,7 @@
   <w:style w:type="character" w:default="1" w:styleId="Fontepargpadro">
     <w:name w:val="Default Paragraph Font"/>
     <w:uiPriority w:val="1"/>
+    <w:semiHidden/>
     <w:unhideWhenUsed/>
   </w:style>
   <w:style w:type="table" w:default="1" w:styleId="Tabelanormal">

--- a/backend/templates/executacao_alimentos_prisao.docx
+++ b/backend/templates/executacao_alimentos_prisao.docx
@@ -56,7 +56,58 @@
           <w:sz w:val="24"/>
           <w:szCs w:val="24"/>
         </w:rPr>
-        <w:t>VARA DE FAMÍLIA DA COMARCA DE {CIDADE}</w:t>
+        <w:t xml:space="preserve">VARA DE </w:t>
+      </w:r>
+      <w:r>
+        <w:rPr>
+          <w:rFonts w:ascii="Arial" w:hAnsi="Arial" w:cs="Arial"/>
+          <w:b/>
+          <w:bCs/>
+          <w:sz w:val="24"/>
+          <w:szCs w:val="24"/>
+          <w:u w:val="single"/>
+        </w:rPr>
+        <w:t>FAMÍLIA</w:t>
+      </w:r>
+      <w:r>
+        <w:rPr>
+          <w:rFonts w:ascii="Arial" w:hAnsi="Arial" w:cs="Arial"/>
+          <w:b/>
+          <w:bCs/>
+          <w:sz w:val="24"/>
+          <w:szCs w:val="24"/>
+        </w:rPr>
+        <w:t xml:space="preserve"> DA COMARCA DE </w:t>
+      </w:r>
+      <w:r>
+        <w:rPr>
+          <w:rFonts w:ascii="Arial" w:hAnsi="Arial" w:cs="Arial"/>
+          <w:b/>
+          <w:bCs/>
+          <w:sz w:val="24"/>
+          <w:szCs w:val="24"/>
+        </w:rPr>
+        <w:t>{</w:t>
+      </w:r>
+      <w:r>
+        <w:rPr>
+          <w:rFonts w:ascii="Arial" w:hAnsi="Arial" w:cs="Arial"/>
+          <w:b/>
+          <w:bCs/>
+          <w:sz w:val="24"/>
+          <w:szCs w:val="24"/>
+        </w:rPr>
+        <w:t>CIDADEASSINATURA</w:t>
+      </w:r>
+      <w:r>
+        <w:rPr>
+          <w:rFonts w:ascii="Arial" w:hAnsi="Arial" w:cs="Arial"/>
+          <w:b/>
+          <w:bCs/>
+          <w:sz w:val="24"/>
+          <w:szCs w:val="24"/>
+        </w:rPr>
+        <w:t>}</w:t>
       </w:r>
     </w:p>
     <w:p>
@@ -163,7 +214,7 @@
           <w:rFonts w:ascii="Arial" w:hAnsi="Arial" w:cs="Arial"/>
           <w:b/>
           <w:bCs/>
-          <w:color w:val="0000FF"/>
+          <w:color w:val="000000" w:themeColor="text1"/>
           <w:sz w:val="24"/>
           <w:szCs w:val="24"/>
         </w:rPr>
@@ -664,7 +715,7 @@
           <w:rFonts w:ascii="Arial" w:hAnsi="Arial" w:cs="Arial"/>
           <w:b/>
           <w:bCs/>
-          <w:color w:val="EE0000"/>
+          <w:color w:val="000000" w:themeColor="text1"/>
           <w:sz w:val="24"/>
           <w:szCs w:val="24"/>
         </w:rPr>
@@ -1065,7 +1116,7 @@
       <w:pPr>
         <w:rPr>
           <w:rFonts w:ascii="Arial" w:hAnsi="Arial" w:cs="Arial"/>
-          <w:color w:val="0000FF"/>
+          <w:color w:val="000000" w:themeColor="text1"/>
           <w:sz w:val="24"/>
           <w:szCs w:val="24"/>
           <w:u w:val="single"/>
@@ -1139,12 +1190,41 @@
           <w:sz w:val="24"/>
           <w:szCs w:val="24"/>
         </w:rPr>
-        <w:t xml:space="preserve"> no proc. </w:t>
-      </w:r>
-      <w:r>
-        <w:rPr>
-          <w:rFonts w:ascii="Arial" w:hAnsi="Arial" w:cs="Arial"/>
-          <w:color w:val="0000CC"/>
+        <w:t xml:space="preserve"> no proc</w:t>
+      </w:r>
+      <w:r>
+        <w:rPr>
+          <w:rFonts w:ascii="Arial" w:hAnsi="Arial" w:cs="Arial"/>
+          <w:color w:val="000000" w:themeColor="text1"/>
+          <w:sz w:val="24"/>
+          <w:szCs w:val="24"/>
+        </w:rPr>
+        <w:t>. {</w:t>
+      </w:r>
+      <w:proofErr w:type="spellStart"/>
+      <w:r>
+        <w:rPr>
+          <w:rFonts w:ascii="Arial" w:hAnsi="Arial" w:cs="Arial"/>
+          <w:color w:val="000000" w:themeColor="text1"/>
+          <w:sz w:val="24"/>
+          <w:szCs w:val="24"/>
+        </w:rPr>
+        <w:t>processoOrigemNumero</w:t>
+      </w:r>
+      <w:proofErr w:type="spellEnd"/>
+      <w:r>
+        <w:rPr>
+          <w:rFonts w:ascii="Arial" w:hAnsi="Arial" w:cs="Arial"/>
+          <w:color w:val="000000" w:themeColor="text1"/>
+          <w:sz w:val="24"/>
+          <w:szCs w:val="24"/>
+        </w:rPr>
+        <w:t xml:space="preserve">}, </w:t>
+      </w:r>
+      <w:r>
+        <w:rPr>
+          <w:rFonts w:ascii="Arial" w:hAnsi="Arial" w:cs="Arial"/>
+          <w:color w:val="000000" w:themeColor="text1"/>
           <w:sz w:val="24"/>
           <w:szCs w:val="24"/>
         </w:rPr>
@@ -1154,17 +1234,17 @@
       <w:r>
         <w:rPr>
           <w:rFonts w:ascii="Arial" w:hAnsi="Arial" w:cs="Arial"/>
-          <w:color w:val="0000CC"/>
-          <w:sz w:val="24"/>
-          <w:szCs w:val="24"/>
-        </w:rPr>
-        <w:t>processoOrigemNumero</w:t>
+          <w:color w:val="000000" w:themeColor="text1"/>
+          <w:sz w:val="24"/>
+          <w:szCs w:val="24"/>
+        </w:rPr>
+        <w:t>varaOriginaria</w:t>
       </w:r>
       <w:proofErr w:type="spellEnd"/>
       <w:r>
         <w:rPr>
           <w:rFonts w:ascii="Arial" w:hAnsi="Arial" w:cs="Arial"/>
-          <w:color w:val="0000CC"/>
+          <w:color w:val="000000" w:themeColor="text1"/>
           <w:sz w:val="24"/>
           <w:szCs w:val="24"/>
         </w:rPr>
@@ -1173,16 +1253,36 @@
       <w:r>
         <w:rPr>
           <w:rFonts w:ascii="Arial" w:hAnsi="Arial" w:cs="Arial"/>
-          <w:color w:val="0000FF"/>
-          <w:sz w:val="24"/>
-          <w:szCs w:val="24"/>
-        </w:rPr>
-        <w:t xml:space="preserve">, </w:t>
-      </w:r>
-      <w:r>
-        <w:rPr>
-          <w:rFonts w:ascii="Arial" w:hAnsi="Arial" w:cs="Arial"/>
-          <w:color w:val="0000FF"/>
+          <w:color w:val="000000" w:themeColor="text1"/>
+          <w:sz w:val="24"/>
+          <w:szCs w:val="24"/>
+        </w:rPr>
+        <w:t xml:space="preserve"> de </w:t>
+      </w:r>
+      <w:proofErr w:type="spellStart"/>
+      <w:r>
+        <w:rPr>
+          <w:rFonts w:ascii="Arial" w:hAnsi="Arial" w:cs="Arial"/>
+          <w:color w:val="000000" w:themeColor="text1"/>
+          <w:sz w:val="24"/>
+          <w:szCs w:val="24"/>
+        </w:rPr>
+        <w:t>família</w:t>
+      </w:r>
+      <w:proofErr w:type="spellEnd"/>
+      <w:r>
+        <w:rPr>
+          <w:rFonts w:ascii="Arial" w:hAnsi="Arial" w:cs="Arial"/>
+          <w:color w:val="000000" w:themeColor="text1"/>
+          <w:sz w:val="24"/>
+          <w:szCs w:val="24"/>
+        </w:rPr>
+        <w:t xml:space="preserve"> de </w:t>
+      </w:r>
+      <w:r>
+        <w:rPr>
+          <w:rFonts w:ascii="Arial" w:hAnsi="Arial" w:cs="Arial"/>
+          <w:color w:val="000000" w:themeColor="text1"/>
           <w:sz w:val="24"/>
           <w:szCs w:val="24"/>
         </w:rPr>
@@ -1192,67 +1292,37 @@
       <w:r>
         <w:rPr>
           <w:rFonts w:ascii="Arial" w:hAnsi="Arial" w:cs="Arial"/>
-          <w:color w:val="0000FF"/>
-          <w:sz w:val="24"/>
-          <w:szCs w:val="24"/>
-        </w:rPr>
-        <w:t>vara</w:t>
+          <w:color w:val="000000" w:themeColor="text1"/>
+          <w:sz w:val="24"/>
+          <w:szCs w:val="24"/>
+        </w:rPr>
+        <w:t>cidadeOriginaria</w:t>
       </w:r>
       <w:proofErr w:type="spellEnd"/>
       <w:r>
         <w:rPr>
           <w:rFonts w:ascii="Arial" w:hAnsi="Arial" w:cs="Arial"/>
-          <w:color w:val="0000FF"/>
-          <w:sz w:val="24"/>
-          <w:szCs w:val="24"/>
-        </w:rPr>
-        <w:t xml:space="preserve">} de </w:t>
-      </w:r>
-      <w:proofErr w:type="spellStart"/>
-      <w:r>
-        <w:rPr>
-          <w:rFonts w:ascii="Arial" w:hAnsi="Arial" w:cs="Arial"/>
-          <w:color w:val="0000FF"/>
-          <w:sz w:val="24"/>
-          <w:szCs w:val="24"/>
-        </w:rPr>
-        <w:t>família</w:t>
-      </w:r>
-      <w:proofErr w:type="spellEnd"/>
-      <w:r>
-        <w:rPr>
-          <w:rFonts w:ascii="Arial" w:hAnsi="Arial" w:cs="Arial"/>
-          <w:color w:val="0000FF"/>
-          <w:sz w:val="24"/>
-          <w:szCs w:val="24"/>
-        </w:rPr>
-        <w:t xml:space="preserve"> de {</w:t>
-      </w:r>
-      <w:proofErr w:type="spellStart"/>
-      <w:r>
-        <w:rPr>
-          <w:rFonts w:ascii="Arial" w:hAnsi="Arial" w:cs="Arial"/>
-          <w:color w:val="0000FF"/>
-          <w:sz w:val="24"/>
-          <w:szCs w:val="24"/>
-        </w:rPr>
-        <w:t>cidade</w:t>
-      </w:r>
-      <w:proofErr w:type="spellEnd"/>
-      <w:r>
-        <w:rPr>
-          <w:rFonts w:ascii="Arial" w:hAnsi="Arial" w:cs="Arial"/>
-          <w:color w:val="0000FF"/>
-          <w:sz w:val="24"/>
-          <w:szCs w:val="24"/>
-        </w:rPr>
-        <w:t>}.</w:t>
+          <w:color w:val="000000" w:themeColor="text1"/>
+          <w:sz w:val="24"/>
+          <w:szCs w:val="24"/>
+        </w:rPr>
+        <w:t>}</w:t>
+      </w:r>
+      <w:r>
+        <w:rPr>
+          <w:rFonts w:ascii="Arial" w:hAnsi="Arial" w:cs="Arial"/>
+          <w:color w:val="000000" w:themeColor="text1"/>
+          <w:sz w:val="24"/>
+          <w:szCs w:val="24"/>
+        </w:rPr>
+        <w:t>.</w:t>
       </w:r>
     </w:p>
     <w:p>
       <w:pPr>
         <w:rPr>
           <w:rFonts w:ascii="Arial" w:hAnsi="Arial" w:cs="Arial"/>
+          <w:color w:val="000000" w:themeColor="text1"/>
           <w:sz w:val="24"/>
           <w:szCs w:val="24"/>
         </w:rPr>
@@ -1265,69 +1335,143 @@
           <w:sz w:val="24"/>
           <w:szCs w:val="24"/>
         </w:rPr>
-        <w:t>2. OBRIGAÇÃO:</w:t>
-      </w:r>
-      <w:r>
-        <w:rPr>
-          <w:rFonts w:ascii="Arial" w:hAnsi="Arial" w:cs="Arial"/>
+        <w:t>2. OBRIGAÇÃO</w:t>
+      </w:r>
+      <w:r>
+        <w:rPr>
+          <w:rFonts w:ascii="Arial" w:hAnsi="Arial" w:cs="Arial"/>
+          <w:b/>
+          <w:bCs/>
+          <w:color w:val="000000" w:themeColor="text1"/>
+          <w:sz w:val="24"/>
+          <w:szCs w:val="24"/>
+        </w:rPr>
+        <w:t>:</w:t>
+      </w:r>
+      <w:r>
+        <w:rPr>
+          <w:rFonts w:ascii="Arial" w:hAnsi="Arial" w:cs="Arial"/>
+          <w:color w:val="000000" w:themeColor="text1"/>
+          <w:sz w:val="24"/>
+          <w:szCs w:val="24"/>
+        </w:rPr>
+        <w:t xml:space="preserve"> {</w:t>
+      </w:r>
+      <w:proofErr w:type="spellStart"/>
+      <w:r>
+        <w:rPr>
+          <w:rFonts w:ascii="Arial" w:hAnsi="Arial" w:cs="Arial"/>
+          <w:color w:val="000000" w:themeColor="text1"/>
+          <w:sz w:val="24"/>
+          <w:szCs w:val="24"/>
+        </w:rPr>
+        <w:t>percentual_salario_</w:t>
+      </w:r>
+      <w:proofErr w:type="gramStart"/>
+      <w:r>
+        <w:rPr>
+          <w:rFonts w:ascii="Arial" w:hAnsi="Arial" w:cs="Arial"/>
+          <w:color w:val="000000" w:themeColor="text1"/>
+          <w:sz w:val="24"/>
+          <w:szCs w:val="24"/>
+        </w:rPr>
+        <w:t>minimo</w:t>
+      </w:r>
+      <w:proofErr w:type="spellEnd"/>
+      <w:r>
+        <w:rPr>
+          <w:rFonts w:ascii="Arial" w:hAnsi="Arial" w:cs="Arial"/>
+          <w:color w:val="000000" w:themeColor="text1"/>
+          <w:sz w:val="24"/>
+          <w:szCs w:val="24"/>
+        </w:rPr>
+        <w:t>}%</w:t>
+      </w:r>
+      <w:proofErr w:type="gramEnd"/>
+      <w:r>
+        <w:rPr>
+          <w:rFonts w:ascii="Arial" w:hAnsi="Arial" w:cs="Arial"/>
+          <w:color w:val="000000" w:themeColor="text1"/>
+          <w:sz w:val="24"/>
+          <w:szCs w:val="24"/>
+        </w:rPr>
+        <w:t xml:space="preserve"> do </w:t>
+      </w:r>
+      <w:proofErr w:type="spellStart"/>
+      <w:r>
+        <w:rPr>
+          <w:rFonts w:ascii="Arial" w:hAnsi="Arial" w:cs="Arial"/>
+          <w:color w:val="000000" w:themeColor="text1"/>
+          <w:sz w:val="24"/>
+          <w:szCs w:val="24"/>
+        </w:rPr>
+        <w:t>salário</w:t>
+      </w:r>
+      <w:proofErr w:type="spellEnd"/>
+      <w:r>
+        <w:rPr>
+          <w:rFonts w:ascii="Arial" w:hAnsi="Arial" w:cs="Arial"/>
+          <w:color w:val="000000" w:themeColor="text1"/>
           <w:sz w:val="24"/>
           <w:szCs w:val="24"/>
         </w:rPr>
         <w:t xml:space="preserve"> </w:t>
       </w:r>
-      <w:r>
-        <w:rPr>
-          <w:rFonts w:ascii="Arial" w:hAnsi="Arial" w:cs="Arial"/>
-          <w:color w:val="0000CC"/>
-          <w:sz w:val="24"/>
-          <w:szCs w:val="24"/>
-        </w:rPr>
-        <w:t>{</w:t>
-      </w:r>
       <w:proofErr w:type="spellStart"/>
       <w:r>
         <w:rPr>
           <w:rFonts w:ascii="Arial" w:hAnsi="Arial" w:cs="Arial"/>
-          <w:color w:val="0000CC"/>
-          <w:sz w:val="24"/>
-          <w:szCs w:val="24"/>
-        </w:rPr>
-        <w:t>percentual_salario_minimo</w:t>
+          <w:color w:val="000000" w:themeColor="text1"/>
+          <w:sz w:val="24"/>
+          <w:szCs w:val="24"/>
+        </w:rPr>
+        <w:t>mínimo</w:t>
       </w:r>
       <w:proofErr w:type="spellEnd"/>
       <w:r>
         <w:rPr>
           <w:rFonts w:ascii="Arial" w:hAnsi="Arial" w:cs="Arial"/>
-          <w:color w:val="0000CC"/>
-          <w:sz w:val="24"/>
-          <w:szCs w:val="24"/>
-        </w:rPr>
-        <w:t xml:space="preserve">}% </w:t>
-      </w:r>
-      <w:r>
-        <w:rPr>
-          <w:rFonts w:ascii="Arial" w:hAnsi="Arial" w:cs="Arial"/>
-          <w:color w:val="0000FF"/>
-          <w:sz w:val="24"/>
-          <w:szCs w:val="24"/>
-        </w:rPr>
-        <w:t xml:space="preserve">do </w:t>
+          <w:color w:val="000000" w:themeColor="text1"/>
+          <w:sz w:val="24"/>
+          <w:szCs w:val="24"/>
+        </w:rPr>
+        <w:t xml:space="preserve"> </w:t>
       </w:r>
       <w:proofErr w:type="spellStart"/>
       <w:r>
         <w:rPr>
           <w:rFonts w:ascii="Arial" w:hAnsi="Arial" w:cs="Arial"/>
-          <w:color w:val="0000FF"/>
-          <w:sz w:val="24"/>
-          <w:szCs w:val="24"/>
-        </w:rPr>
-        <w:t>salário</w:t>
+          <w:color w:val="000000" w:themeColor="text1"/>
+          <w:sz w:val="24"/>
+          <w:szCs w:val="24"/>
+        </w:rPr>
+        <w:t>vigente</w:t>
       </w:r>
       <w:proofErr w:type="spellEnd"/>
       <w:r>
         <w:rPr>
           <w:rFonts w:ascii="Arial" w:hAnsi="Arial" w:cs="Arial"/>
-          <w:color w:val="0000FF"/>
+          <w:color w:val="000000" w:themeColor="text1"/>
+          <w:sz w:val="24"/>
+          <w:szCs w:val="24"/>
+        </w:rPr>
+        <w:t xml:space="preserve">, </w:t>
+      </w:r>
+      <w:proofErr w:type="spellStart"/>
+      <w:r>
+        <w:rPr>
+          <w:rFonts w:ascii="Arial" w:hAnsi="Arial" w:cs="Arial"/>
+          <w:color w:val="000000" w:themeColor="text1"/>
+          <w:sz w:val="24"/>
+          <w:szCs w:val="24"/>
+        </w:rPr>
+        <w:t>até</w:t>
+      </w:r>
+      <w:proofErr w:type="spellEnd"/>
+      <w:r>
+        <w:rPr>
+          <w:rFonts w:ascii="Arial" w:hAnsi="Arial" w:cs="Arial"/>
+          <w:color w:val="000000" w:themeColor="text1"/>
           <w:sz w:val="24"/>
           <w:szCs w:val="24"/>
         </w:rPr>
@@ -1337,17 +1481,75 @@
       <w:r>
         <w:rPr>
           <w:rFonts w:ascii="Arial" w:hAnsi="Arial" w:cs="Arial"/>
-          <w:color w:val="0000FF"/>
-          <w:sz w:val="24"/>
-          <w:szCs w:val="24"/>
-        </w:rPr>
-        <w:t>mínimo</w:t>
+          <w:color w:val="000000" w:themeColor="text1"/>
+          <w:sz w:val="24"/>
+          <w:szCs w:val="24"/>
+        </w:rPr>
+        <w:t>dia</w:t>
       </w:r>
       <w:proofErr w:type="spellEnd"/>
       <w:r>
         <w:rPr>
           <w:rFonts w:ascii="Arial" w:hAnsi="Arial" w:cs="Arial"/>
-          <w:color w:val="0000FF"/>
+          <w:color w:val="000000" w:themeColor="text1"/>
+          <w:sz w:val="24"/>
+          <w:szCs w:val="24"/>
+        </w:rPr>
+        <w:t xml:space="preserve"> {</w:t>
+      </w:r>
+      <w:proofErr w:type="spellStart"/>
+      <w:r>
+        <w:rPr>
+          <w:rFonts w:ascii="Arial" w:hAnsi="Arial" w:cs="Arial"/>
+          <w:color w:val="000000" w:themeColor="text1"/>
+          <w:sz w:val="24"/>
+          <w:szCs w:val="24"/>
+        </w:rPr>
+        <w:t>d</w:t>
+      </w:r>
+      <w:r>
+        <w:rPr>
+          <w:rFonts w:ascii="Arial" w:hAnsi="Arial" w:cs="Arial"/>
+          <w:color w:val="000000" w:themeColor="text1"/>
+          <w:sz w:val="24"/>
+          <w:szCs w:val="24"/>
+        </w:rPr>
+        <w:t>ia</w:t>
+      </w:r>
+      <w:r>
+        <w:rPr>
+          <w:rFonts w:ascii="Arial" w:hAnsi="Arial" w:cs="Arial"/>
+          <w:color w:val="000000" w:themeColor="text1"/>
+          <w:sz w:val="24"/>
+          <w:szCs w:val="24"/>
+        </w:rPr>
+        <w:t>_pagamento</w:t>
+      </w:r>
+      <w:proofErr w:type="spellEnd"/>
+      <w:r>
+        <w:rPr>
+          <w:rFonts w:ascii="Arial" w:hAnsi="Arial" w:cs="Arial"/>
+          <w:color w:val="000000" w:themeColor="text1"/>
+          <w:sz w:val="24"/>
+          <w:szCs w:val="24"/>
+        </w:rPr>
+        <w:t xml:space="preserve">} de </w:t>
+      </w:r>
+      <w:proofErr w:type="spellStart"/>
+      <w:r>
+        <w:rPr>
+          <w:rFonts w:ascii="Arial" w:hAnsi="Arial" w:cs="Arial"/>
+          <w:color w:val="000000" w:themeColor="text1"/>
+          <w:sz w:val="24"/>
+          <w:szCs w:val="24"/>
+        </w:rPr>
+        <w:t>cada</w:t>
+      </w:r>
+      <w:proofErr w:type="spellEnd"/>
+      <w:r>
+        <w:rPr>
+          <w:rFonts w:ascii="Arial" w:hAnsi="Arial" w:cs="Arial"/>
+          <w:color w:val="000000" w:themeColor="text1"/>
           <w:sz w:val="24"/>
           <w:szCs w:val="24"/>
         </w:rPr>
@@ -1357,132 +1559,17 @@
       <w:r>
         <w:rPr>
           <w:rFonts w:ascii="Arial" w:hAnsi="Arial" w:cs="Arial"/>
-          <w:color w:val="0000FF"/>
-          <w:sz w:val="24"/>
-          <w:szCs w:val="24"/>
-        </w:rPr>
-        <w:t>vigente</w:t>
+          <w:color w:val="000000" w:themeColor="text1"/>
+          <w:sz w:val="24"/>
+          <w:szCs w:val="24"/>
+        </w:rPr>
+        <w:t>mês</w:t>
       </w:r>
       <w:proofErr w:type="spellEnd"/>
       <w:r>
         <w:rPr>
           <w:rFonts w:ascii="Arial" w:hAnsi="Arial" w:cs="Arial"/>
-          <w:sz w:val="24"/>
-          <w:szCs w:val="24"/>
-        </w:rPr>
-        <w:t xml:space="preserve">, </w:t>
-      </w:r>
-      <w:proofErr w:type="spellStart"/>
-      <w:r>
-        <w:rPr>
-          <w:rFonts w:ascii="Arial" w:hAnsi="Arial" w:cs="Arial"/>
-          <w:sz w:val="24"/>
-          <w:szCs w:val="24"/>
-        </w:rPr>
-        <w:t>até</w:t>
-      </w:r>
-      <w:proofErr w:type="spellEnd"/>
-      <w:r>
-        <w:rPr>
-          <w:rFonts w:ascii="Arial" w:hAnsi="Arial" w:cs="Arial"/>
-          <w:sz w:val="24"/>
-          <w:szCs w:val="24"/>
-        </w:rPr>
-        <w:t xml:space="preserve"> </w:t>
-      </w:r>
-      <w:proofErr w:type="spellStart"/>
-      <w:r>
-        <w:rPr>
-          <w:rFonts w:ascii="Arial" w:hAnsi="Arial" w:cs="Arial"/>
-          <w:color w:val="0000FF"/>
-          <w:sz w:val="24"/>
-          <w:szCs w:val="24"/>
-        </w:rPr>
-        <w:t>dia</w:t>
-      </w:r>
-      <w:proofErr w:type="spellEnd"/>
-      <w:r>
-        <w:rPr>
-          <w:rFonts w:ascii="Arial" w:hAnsi="Arial" w:cs="Arial"/>
-          <w:color w:val="0000FF"/>
-          <w:sz w:val="24"/>
-          <w:szCs w:val="24"/>
-        </w:rPr>
-        <w:t xml:space="preserve"> {</w:t>
-      </w:r>
-      <w:proofErr w:type="spellStart"/>
-      <w:r>
-        <w:rPr>
-          <w:rFonts w:ascii="Arial" w:hAnsi="Arial" w:cs="Arial"/>
-          <w:color w:val="0000FF"/>
-          <w:sz w:val="24"/>
-          <w:szCs w:val="24"/>
-        </w:rPr>
-        <w:t>d</w:t>
-      </w:r>
-      <w:r>
-        <w:rPr>
-          <w:rFonts w:ascii="Arial" w:hAnsi="Arial" w:cs="Arial"/>
-          <w:color w:val="0000FF"/>
-          <w:sz w:val="24"/>
-          <w:szCs w:val="24"/>
-        </w:rPr>
-        <w:t>ia</w:t>
-      </w:r>
-      <w:r>
-        <w:rPr>
-          <w:rFonts w:ascii="Arial" w:hAnsi="Arial" w:cs="Arial"/>
-          <w:color w:val="0000FF"/>
-          <w:sz w:val="24"/>
-          <w:szCs w:val="24"/>
-        </w:rPr>
-        <w:t>_pagamento</w:t>
-      </w:r>
-      <w:proofErr w:type="spellEnd"/>
-      <w:r>
-        <w:rPr>
-          <w:rFonts w:ascii="Arial" w:hAnsi="Arial" w:cs="Arial"/>
-          <w:color w:val="0000FF"/>
-          <w:sz w:val="24"/>
-          <w:szCs w:val="24"/>
-        </w:rPr>
-        <w:t xml:space="preserve">} de </w:t>
-      </w:r>
-      <w:proofErr w:type="spellStart"/>
-      <w:r>
-        <w:rPr>
-          <w:rFonts w:ascii="Arial" w:hAnsi="Arial" w:cs="Arial"/>
-          <w:color w:val="0000FF"/>
-          <w:sz w:val="24"/>
-          <w:szCs w:val="24"/>
-        </w:rPr>
-        <w:t>cada</w:t>
-      </w:r>
-      <w:proofErr w:type="spellEnd"/>
-      <w:r>
-        <w:rPr>
-          <w:rFonts w:ascii="Arial" w:hAnsi="Arial" w:cs="Arial"/>
-          <w:color w:val="0000FF"/>
-          <w:sz w:val="24"/>
-          <w:szCs w:val="24"/>
-        </w:rPr>
-        <w:t xml:space="preserve"> </w:t>
-      </w:r>
-      <w:proofErr w:type="spellStart"/>
-      <w:r>
-        <w:rPr>
-          <w:rFonts w:ascii="Arial" w:hAnsi="Arial" w:cs="Arial"/>
-          <w:color w:val="0000FF"/>
-          <w:sz w:val="24"/>
-          <w:szCs w:val="24"/>
-        </w:rPr>
-        <w:t>mês</w:t>
-      </w:r>
-      <w:proofErr w:type="spellEnd"/>
-      <w:r>
-        <w:rPr>
-          <w:rFonts w:ascii="Arial" w:hAnsi="Arial" w:cs="Arial"/>
-          <w:color w:val="0000FF"/>
+          <w:color w:val="000000" w:themeColor="text1"/>
           <w:sz w:val="24"/>
           <w:szCs w:val="24"/>
         </w:rPr>
@@ -1493,6 +1580,7 @@
       <w:pPr>
         <w:rPr>
           <w:rFonts w:ascii="Arial" w:hAnsi="Arial" w:cs="Arial"/>
+          <w:color w:val="000000" w:themeColor="text1"/>
           <w:sz w:val="24"/>
           <w:szCs w:val="24"/>
         </w:rPr>
@@ -1505,30 +1593,33 @@
           <w:sz w:val="24"/>
           <w:szCs w:val="24"/>
         </w:rPr>
-        <w:t>3. CONTA:</w:t>
-      </w:r>
-      <w:r>
-        <w:rPr>
-          <w:rFonts w:ascii="Arial" w:hAnsi="Arial" w:cs="Arial"/>
-          <w:sz w:val="24"/>
-          <w:szCs w:val="24"/>
-        </w:rPr>
-        <w:t xml:space="preserve"> </w:t>
-      </w:r>
-      <w:r>
-        <w:rPr>
-          <w:rFonts w:ascii="Arial" w:hAnsi="Arial" w:cs="Arial"/>
-          <w:color w:val="339933"/>
-          <w:sz w:val="24"/>
-          <w:szCs w:val="24"/>
-        </w:rPr>
-        <w:t>{</w:t>
+        <w:t>3. CONTA</w:t>
+      </w:r>
+      <w:r>
+        <w:rPr>
+          <w:rFonts w:ascii="Arial" w:hAnsi="Arial" w:cs="Arial"/>
+          <w:b/>
+          <w:bCs/>
+          <w:color w:val="000000" w:themeColor="text1"/>
+          <w:sz w:val="24"/>
+          <w:szCs w:val="24"/>
+        </w:rPr>
+        <w:t>:</w:t>
+      </w:r>
+      <w:r>
+        <w:rPr>
+          <w:rFonts w:ascii="Arial" w:hAnsi="Arial" w:cs="Arial"/>
+          <w:color w:val="000000" w:themeColor="text1"/>
+          <w:sz w:val="24"/>
+          <w:szCs w:val="24"/>
+        </w:rPr>
+        <w:t xml:space="preserve"> {</w:t>
       </w:r>
       <w:proofErr w:type="spellStart"/>
       <w:r>
         <w:rPr>
           <w:rFonts w:ascii="Arial" w:hAnsi="Arial" w:cs="Arial"/>
-          <w:color w:val="339933"/>
+          <w:color w:val="000000" w:themeColor="text1"/>
           <w:sz w:val="24"/>
           <w:szCs w:val="24"/>
         </w:rPr>
@@ -1537,7 +1628,7 @@
       <w:r>
         <w:rPr>
           <w:rFonts w:ascii="Arial" w:hAnsi="Arial" w:cs="Arial"/>
-          <w:color w:val="339933"/>
+          <w:color w:val="000000" w:themeColor="text1"/>
           <w:sz w:val="24"/>
           <w:szCs w:val="24"/>
         </w:rPr>
@@ -1547,7 +1638,7 @@
       <w:r>
         <w:rPr>
           <w:rFonts w:ascii="Arial" w:hAnsi="Arial" w:cs="Arial"/>
-          <w:color w:val="339933"/>
+          <w:color w:val="000000" w:themeColor="text1"/>
           <w:sz w:val="24"/>
           <w:szCs w:val="24"/>
         </w:rPr>
@@ -1557,7 +1648,7 @@
       <w:r>
         <w:rPr>
           <w:rFonts w:ascii="Arial" w:hAnsi="Arial" w:cs="Arial"/>
-          <w:color w:val="339933"/>
+          <w:color w:val="000000" w:themeColor="text1"/>
           <w:sz w:val="24"/>
           <w:szCs w:val="24"/>
         </w:rPr>
@@ -1567,7 +1658,7 @@
       <w:r>
         <w:rPr>
           <w:rFonts w:ascii="Arial" w:hAnsi="Arial" w:cs="Arial"/>
-          <w:color w:val="339933"/>
+          <w:color w:val="000000" w:themeColor="text1"/>
           <w:sz w:val="24"/>
           <w:szCs w:val="24"/>
         </w:rPr>
@@ -1578,6 +1669,7 @@
       <w:pPr>
         <w:rPr>
           <w:rFonts w:ascii="Arial" w:hAnsi="Arial" w:cs="Arial"/>
+          <w:color w:val="000000" w:themeColor="text1"/>
           <w:sz w:val="24"/>
           <w:szCs w:val="24"/>
         </w:rPr>
@@ -1587,6 +1679,7 @@
           <w:rFonts w:ascii="Arial" w:hAnsi="Arial" w:cs="Arial"/>
           <w:b/>
           <w:bCs/>
+          <w:color w:val="000000" w:themeColor="text1"/>
           <w:sz w:val="24"/>
           <w:szCs w:val="24"/>
         </w:rPr>
@@ -1595,25 +1688,17 @@
       <w:r>
         <w:rPr>
           <w:rFonts w:ascii="Arial" w:hAnsi="Arial" w:cs="Arial"/>
-          <w:sz w:val="24"/>
-          <w:szCs w:val="24"/>
-        </w:rPr>
-        <w:t xml:space="preserve"> </w:t>
-      </w:r>
-      <w:r>
-        <w:rPr>
-          <w:rFonts w:ascii="Arial" w:hAnsi="Arial" w:cs="Arial"/>
-          <w:color w:val="EE0000"/>
-          <w:sz w:val="24"/>
-          <w:szCs w:val="24"/>
-        </w:rPr>
-        <w:t>{</w:t>
+          <w:color w:val="000000" w:themeColor="text1"/>
+          <w:sz w:val="24"/>
+          <w:szCs w:val="24"/>
+        </w:rPr>
+        <w:t xml:space="preserve"> {</w:t>
       </w:r>
       <w:proofErr w:type="spellStart"/>
       <w:r>
         <w:rPr>
           <w:rFonts w:ascii="Arial" w:hAnsi="Arial" w:cs="Arial"/>
-          <w:color w:val="EE0000"/>
+          <w:color w:val="000000" w:themeColor="text1"/>
           <w:sz w:val="24"/>
           <w:szCs w:val="24"/>
         </w:rPr>
@@ -1622,7 +1707,7 @@
       <w:r>
         <w:rPr>
           <w:rFonts w:ascii="Arial" w:hAnsi="Arial" w:cs="Arial"/>
-          <w:color w:val="EE0000"/>
+          <w:color w:val="000000" w:themeColor="text1"/>
           <w:sz w:val="24"/>
           <w:szCs w:val="24"/>
         </w:rPr>
@@ -1631,7 +1716,7 @@
       <w:r>
         <w:rPr>
           <w:rFonts w:ascii="Arial" w:hAnsi="Arial" w:cs="Arial"/>
-          <w:color w:val="EE0000"/>
+          <w:color w:val="000000" w:themeColor="text1"/>
           <w:sz w:val="24"/>
           <w:szCs w:val="24"/>
         </w:rPr>
@@ -1641,7 +1726,7 @@
       <w:r>
         <w:rPr>
           <w:rFonts w:ascii="Arial" w:hAnsi="Arial" w:cs="Arial"/>
-          <w:color w:val="EE0000"/>
+          <w:color w:val="000000" w:themeColor="text1"/>
           <w:sz w:val="24"/>
           <w:szCs w:val="24"/>
         </w:rPr>
@@ -1661,6 +1746,7 @@
           <w:rFonts w:ascii="Arial" w:hAnsi="Arial" w:cs="Arial"/>
           <w:b/>
           <w:bCs/>
+          <w:color w:val="000000" w:themeColor="text1"/>
           <w:sz w:val="24"/>
           <w:szCs w:val="24"/>
         </w:rPr>
@@ -1669,7 +1755,7 @@
       <w:r>
         <w:rPr>
           <w:rFonts w:ascii="Arial" w:hAnsi="Arial" w:cs="Arial"/>
-          <w:color w:val="EE0000"/>
+          <w:color w:val="000000" w:themeColor="text1"/>
           <w:sz w:val="24"/>
           <w:szCs w:val="24"/>
         </w:rPr>
@@ -1679,7 +1765,7 @@
       <w:r>
         <w:rPr>
           <w:rFonts w:ascii="Arial" w:hAnsi="Arial" w:cs="Arial"/>
-          <w:color w:val="EE0000"/>
+          <w:color w:val="000000" w:themeColor="text1"/>
           <w:sz w:val="24"/>
           <w:szCs w:val="24"/>
         </w:rPr>
@@ -1689,7 +1775,7 @@
       <w:r>
         <w:rPr>
           <w:rFonts w:ascii="Arial" w:hAnsi="Arial" w:cs="Arial"/>
-          <w:color w:val="EE0000"/>
+          <w:color w:val="000000" w:themeColor="text1"/>
           <w:sz w:val="24"/>
           <w:szCs w:val="24"/>
         </w:rPr>
@@ -1699,7 +1785,7 @@
       <w:r>
         <w:rPr>
           <w:rFonts w:ascii="Arial" w:hAnsi="Arial" w:cs="Arial"/>
-          <w:color w:val="EE0000"/>
+          <w:color w:val="000000" w:themeColor="text1"/>
           <w:sz w:val="24"/>
           <w:szCs w:val="24"/>
         </w:rPr>
@@ -1708,7 +1794,7 @@
       <w:r>
         <w:rPr>
           <w:rFonts w:ascii="Arial" w:hAnsi="Arial" w:cs="Arial"/>
-          <w:color w:val="EE0000"/>
+          <w:color w:val="000000" w:themeColor="text1"/>
           <w:sz w:val="24"/>
           <w:szCs w:val="24"/>
         </w:rPr>
@@ -1718,7 +1804,7 @@
       <w:r>
         <w:rPr>
           <w:rFonts w:ascii="Arial" w:hAnsi="Arial" w:cs="Arial"/>
-          <w:color w:val="EE0000"/>
+          <w:color w:val="000000" w:themeColor="text1"/>
           <w:sz w:val="24"/>
           <w:szCs w:val="24"/>
         </w:rPr>
@@ -1748,6 +1834,7 @@
       <w:pPr>
         <w:rPr>
           <w:rFonts w:ascii="Arial" w:hAnsi="Arial" w:cs="Arial"/>
+          <w:color w:val="000000" w:themeColor="text1"/>
           <w:sz w:val="24"/>
           <w:szCs w:val="24"/>
         </w:rPr>
@@ -1768,24 +1855,16 @@
           <w:sz w:val="24"/>
           <w:szCs w:val="24"/>
         </w:rPr>
-        <w:t xml:space="preserve"> Art. 5º, LXVII, da CRFB, c/c </w:t>
-      </w:r>
-      <w:r>
-        <w:rPr>
-          <w:rFonts w:ascii="Arial" w:hAnsi="Arial" w:cs="Arial"/>
-          <w:color w:val="EE0000"/>
-          <w:sz w:val="24"/>
-          <w:szCs w:val="24"/>
-        </w:rPr>
-        <w:t>art. 528, §7º, CPC</w:t>
-      </w:r>
-      <w:r>
-        <w:rPr>
-          <w:rFonts w:ascii="Arial" w:hAnsi="Arial" w:cs="Arial"/>
-          <w:sz w:val="24"/>
-          <w:szCs w:val="24"/>
-        </w:rPr>
-        <w:t>.</w:t>
+        <w:t xml:space="preserve"> Art. 5º, LXVII, da CRFB, c/</w:t>
+      </w:r>
+      <w:r>
+        <w:rPr>
+          <w:rFonts w:ascii="Arial" w:hAnsi="Arial" w:cs="Arial"/>
+          <w:color w:val="000000" w:themeColor="text1"/>
+          <w:sz w:val="24"/>
+          <w:szCs w:val="24"/>
+        </w:rPr>
+        <w:t>c art. 528, §7º, CPC.</w:t>
       </w:r>
     </w:p>
     <w:p>
@@ -1850,6 +1929,7 @@
       <w:pPr>
         <w:rPr>
           <w:rFonts w:ascii="Arial" w:hAnsi="Arial" w:cs="Arial"/>
+          <w:color w:val="000000" w:themeColor="text1"/>
           <w:sz w:val="24"/>
           <w:szCs w:val="24"/>
         </w:rPr>
@@ -1901,36 +1981,11 @@
       <w:r>
         <w:rPr>
           <w:rFonts w:ascii="Arial" w:hAnsi="Arial" w:cs="Arial"/>
-          <w:color w:val="EE0000"/>
-          <w:sz w:val="24"/>
-          <w:szCs w:val="24"/>
-        </w:rPr>
-        <w:t>vencidas e vincendas</w:t>
-      </w:r>
-      <w:r>
-        <w:rPr>
-          <w:rFonts w:ascii="Arial" w:hAnsi="Arial" w:cs="Arial"/>
-          <w:sz w:val="24"/>
-          <w:szCs w:val="24"/>
-        </w:rPr>
-        <w:t xml:space="preserve">, sob pena de </w:t>
-      </w:r>
-      <w:r>
-        <w:rPr>
-          <w:rFonts w:ascii="Arial" w:hAnsi="Arial" w:cs="Arial"/>
-          <w:color w:val="EE0000"/>
-          <w:sz w:val="24"/>
-          <w:szCs w:val="24"/>
-        </w:rPr>
-        <w:t>prisão</w:t>
-      </w:r>
-      <w:r>
-        <w:rPr>
-          <w:rFonts w:ascii="Arial" w:hAnsi="Arial" w:cs="Arial"/>
-          <w:sz w:val="24"/>
-          <w:szCs w:val="24"/>
-        </w:rPr>
-        <w:t>;</w:t>
+          <w:color w:val="000000" w:themeColor="text1"/>
+          <w:sz w:val="24"/>
+          <w:szCs w:val="24"/>
+        </w:rPr>
+        <w:t>vencidas e vincendas, sob pena de prisão;</w:t>
       </w:r>
     </w:p>
     <w:p>
@@ -1973,7 +2028,7 @@
       <w:pPr>
         <w:rPr>
           <w:rFonts w:ascii="Arial" w:hAnsi="Arial" w:cs="Arial"/>
-          <w:color w:val="0000FF"/>
+          <w:color w:val="000000" w:themeColor="text1"/>
           <w:sz w:val="24"/>
           <w:szCs w:val="24"/>
         </w:rPr>
@@ -1981,6 +2036,7 @@
       <w:r>
         <w:rPr>
           <w:rFonts w:ascii="Arial" w:hAnsi="Arial" w:cs="Arial"/>
+          <w:color w:val="000000" w:themeColor="text1"/>
           <w:sz w:val="24"/>
           <w:szCs w:val="24"/>
         </w:rPr>
@@ -1991,36 +2047,26 @@
           <w:rFonts w:ascii="Arial" w:hAnsi="Arial" w:cs="Arial"/>
           <w:b/>
           <w:bCs/>
-          <w:color w:val="0000FF"/>
-          <w:sz w:val="24"/>
-          <w:szCs w:val="24"/>
-          <w:highlight w:val="yellow"/>
+          <w:color w:val="000000" w:themeColor="text1"/>
+          <w:sz w:val="24"/>
+          <w:szCs w:val="24"/>
         </w:rPr>
         <w:t>OFÍCIO DESCONTO EM FOLHA</w:t>
       </w:r>
       <w:r>
         <w:rPr>
           <w:rFonts w:ascii="Arial" w:hAnsi="Arial" w:cs="Arial"/>
-          <w:color w:val="0000FF"/>
-          <w:sz w:val="24"/>
-          <w:szCs w:val="24"/>
-        </w:rPr>
-        <w:t xml:space="preserve"> </w:t>
-      </w:r>
-      <w:r>
-        <w:rPr>
-          <w:rFonts w:ascii="Arial" w:hAnsi="Arial" w:cs="Arial"/>
-          <w:color w:val="0000FF"/>
-          <w:sz w:val="24"/>
-          <w:szCs w:val="24"/>
-        </w:rPr>
-        <w:t>({</w:t>
+          <w:color w:val="000000" w:themeColor="text1"/>
+          <w:sz w:val="24"/>
+          <w:szCs w:val="24"/>
+        </w:rPr>
+        <w:t xml:space="preserve"> ({</w:t>
       </w:r>
       <w:proofErr w:type="spellStart"/>
       <w:r>
         <w:rPr>
           <w:rFonts w:ascii="Arial" w:hAnsi="Arial" w:cs="Arial"/>
-          <w:color w:val="0000FF"/>
+          <w:color w:val="000000" w:themeColor="text1"/>
           <w:sz w:val="24"/>
           <w:szCs w:val="24"/>
         </w:rPr>
@@ -2029,7 +2075,7 @@
       <w:r>
         <w:rPr>
           <w:rFonts w:ascii="Arial" w:hAnsi="Arial" w:cs="Arial"/>
-          <w:color w:val="0000FF"/>
+          <w:color w:val="000000" w:themeColor="text1"/>
           <w:sz w:val="24"/>
           <w:szCs w:val="24"/>
         </w:rPr>
@@ -2039,7 +2085,7 @@
       <w:r>
         <w:rPr>
           <w:rFonts w:ascii="Arial" w:hAnsi="Arial" w:cs="Arial"/>
-          <w:color w:val="0000FF"/>
+          <w:color w:val="000000" w:themeColor="text1"/>
           <w:sz w:val="24"/>
           <w:szCs w:val="24"/>
         </w:rPr>

--- a/backend/templates/executacao_alimentos_prisao.docx
+++ b/backend/templates/executacao_alimentos_prisao.docx
@@ -69,7 +69,7 @@
           <w:bCs/>
           <w:sz w:val="24"/>
           <w:szCs w:val="24"/>
-          <w:u w:val="single"/>
+          <w:u w:val="none"/>
         </w:rPr>
         <w:t xml:space="preserve">FAMÍLIA</w:t>
       </w:r>
@@ -122,6 +122,15 @@
           <w:szCs w:val="24"/>
         </w:rPr>
       </w:r>
+      <w:r>
+        <w:rPr>
+          <w:rFonts w:ascii="Arial" w:hAnsi="Arial" w:cs="Arial"/>
+          <w:b/>
+          <w:bCs/>
+          <w:sz w:val="24"/>
+          <w:szCs w:val="24"/>
+        </w:rPr>
+      </w:r>
     </w:p>
     <w:p>
       <w:pPr>
@@ -134,6 +143,13 @@
           <w:szCs w:val="24"/>
         </w:rPr>
       </w:pPr>
+      <w:r>
+        <w:rPr>
+          <w:rFonts w:ascii="Arial" w:hAnsi="Arial" w:cs="Arial"/>
+          <w:sz w:val="24"/>
+          <w:szCs w:val="24"/>
+        </w:rPr>
+      </w:r>
       <w:r>
         <w:rPr>
           <w:rFonts w:ascii="Arial" w:hAnsi="Arial" w:cs="Arial"/>
@@ -151,7 +167,7 @@
     </w:p>
     <w:tbl>
       <w:tblPr>
-        <w:tblStyle w:val="753"/>
+        <w:tblStyle w:val="949"/>
         <w:tblW w:w="8734" w:type="dxa"/>
         <w:tblBorders/>
         <w:tblLook w:val="04A0" w:firstRow="1" w:lastRow="0" w:firstColumn="1" w:lastColumn="0" w:noHBand="0" w:noVBand="1"/>
@@ -195,6 +211,15 @@
                 <w:szCs w:val="24"/>
               </w:rPr>
               <w:t xml:space="preserve">EXECUÇÃO DE ALIMENTOS PROVISÓRIOS</w:t>
+            </w:r>
+            <w:r>
+              <w:rPr>
+                <w:rFonts w:ascii="Arial" w:hAnsi="Arial" w:cs="Arial"/>
+                <w:b/>
+                <w:bCs/>
+                <w:sz w:val="24"/>
+                <w:szCs w:val="24"/>
+              </w:rPr>
             </w:r>
             <w:r>
               <w:rPr>
@@ -249,6 +274,15 @@
                 <w:szCs w:val="24"/>
               </w:rPr>
             </w:r>
+            <w:r>
+              <w:rPr>
+                <w:rFonts w:ascii="Arial" w:hAnsi="Arial" w:cs="Arial"/>
+                <w:b/>
+                <w:bCs/>
+                <w:sz w:val="24"/>
+                <w:szCs w:val="24"/>
+              </w:rPr>
+            </w:r>
           </w:p>
         </w:tc>
       </w:tr>
@@ -264,6 +298,13 @@
           <w:szCs w:val="24"/>
         </w:rPr>
       </w:pPr>
+      <w:r>
+        <w:rPr>
+          <w:rFonts w:ascii="Arial" w:hAnsi="Arial" w:cs="Arial"/>
+          <w:sz w:val="24"/>
+          <w:szCs w:val="24"/>
+        </w:rPr>
+      </w:r>
       <w:r>
         <w:rPr>
           <w:rFonts w:ascii="Arial" w:hAnsi="Arial" w:cs="Arial"/>
@@ -458,13 +499,33 @@
       </w:r>
       <w:r>
         <w:rPr>
-          <w:rFonts w:ascii="Arial" w:hAnsi="Arial" w:cs="Arial"/>
+          <w:rFonts w:ascii="Arial" w:hAnsi="Arial" w:eastAsia="Arial" w:cs="Arial"/>
           <w:b/>
           <w:bCs/>
           <w:sz w:val="24"/>
           <w:szCs w:val="24"/>
         </w:rPr>
-        <w:t xml:space="preserve">{NOME_REPRESENTACAO}</w:t>
+        <w:t xml:space="preserve">{</w:t>
+      </w:r>
+      <w:r>
+        <w:rPr>
+          <w:rFonts w:ascii="Arial" w:hAnsi="Arial" w:eastAsia="Arial" w:cs="Arial"/>
+          <w:b/>
+          <w:bCs/>
+          <w:sz w:val="24"/>
+          <w:szCs w:val="24"/>
+        </w:rPr>
+        <w:t xml:space="preserve">REPRESENTANTE_NOME</w:t>
+      </w:r>
+      <w:r>
+        <w:rPr>
+          <w:rFonts w:ascii="Arial" w:hAnsi="Arial" w:eastAsia="Arial" w:cs="Arial"/>
+          <w:b/>
+          <w:bCs/>
+          <w:sz w:val="24"/>
+          <w:szCs w:val="24"/>
+        </w:rPr>
+        <w:t xml:space="preserve">}</w:t>
       </w:r>
       <w:r>
         <w:rPr>
@@ -512,6 +573,47 @@
           <w:sz w:val="24"/>
           <w:szCs w:val="24"/>
         </w:rPr>
+      </w:r>
+      <w:r>
+        <w:rPr>
+          <w:rFonts w:ascii="Arial" w:hAnsi="Arial" w:cs="Arial"/>
+          <w:sz w:val="24"/>
+          <w:szCs w:val="24"/>
+        </w:rPr>
+        <w:t xml:space="preserve">{</w:t>
+      </w:r>
+      <w:r>
+        <w:rPr>
+          <w:rFonts w:ascii="Arial" w:hAnsi="Arial" w:cs="Arial"/>
+          <w:sz w:val="24"/>
+          <w:szCs w:val="24"/>
+        </w:rPr>
+        <w:t xml:space="preserve">representante_ocupacao</w:t>
+      </w:r>
+      <w:r>
+        <w:rPr>
+          <w:rFonts w:ascii="Arial" w:hAnsi="Arial" w:cs="Arial"/>
+          <w:sz w:val="24"/>
+          <w:szCs w:val="24"/>
+        </w:rPr>
+        <w:t xml:space="preserve">}</w:t>
+      </w:r>
+      <w:r/>
+      <w:r>
+        <w:rPr>
+          <w:rFonts w:ascii="Arial" w:hAnsi="Arial" w:cs="Arial"/>
+          <w:sz w:val="24"/>
+          <w:szCs w:val="24"/>
+          <w:lang w:val="pt-BR"/>
+        </w:rPr>
+        <w:t xml:space="preserve">, </w:t>
+      </w:r>
+      <w:r>
+        <w:rPr>
+          <w:rFonts w:ascii="Arial" w:hAnsi="Arial" w:cs="Arial"/>
+          <w:sz w:val="24"/>
+          <w:szCs w:val="24"/>
+        </w:rPr>
         <w:t xml:space="preserve">inscrita</w:t>
       </w:r>
       <w:r>
@@ -520,7 +622,7 @@
           <w:sz w:val="24"/>
           <w:szCs w:val="24"/>
         </w:rPr>
-        <w:t xml:space="preserve"> no RG sob o n. {</w:t>
+        <w:t xml:space="preserve"> no RG sob o n. </w:t>
       </w:r>
       <w:r>
         <w:rPr>
@@ -528,7 +630,7 @@
           <w:sz w:val="24"/>
           <w:szCs w:val="24"/>
         </w:rPr>
-        <w:t xml:space="preserve">rg_exequente</w:t>
+        <w:t xml:space="preserve"> </w:t>
       </w:r>
       <w:r>
         <w:rPr>
@@ -536,7 +638,31 @@
           <w:sz w:val="24"/>
           <w:szCs w:val="24"/>
         </w:rPr>
-        <w:t xml:space="preserve">}, {</w:t>
+        <w:t xml:space="preserve">{</w:t>
+      </w:r>
+      <w:r>
+        <w:rPr>
+          <w:rFonts w:ascii="Arial" w:hAnsi="Arial" w:cs="Arial"/>
+          <w:sz w:val="24"/>
+          <w:szCs w:val="24"/>
+        </w:rPr>
+        <w:t xml:space="preserve">representante_rg</w:t>
+      </w:r>
+      <w:r>
+        <w:rPr>
+          <w:rFonts w:ascii="Arial" w:hAnsi="Arial" w:cs="Arial"/>
+          <w:sz w:val="24"/>
+          <w:szCs w:val="24"/>
+        </w:rPr>
+        <w:t xml:space="preserve">}</w:t>
+      </w:r>
+      <w:r>
+        <w:rPr>
+          <w:rFonts w:ascii="Arial" w:hAnsi="Arial" w:cs="Arial"/>
+          <w:sz w:val="24"/>
+          <w:szCs w:val="24"/>
+        </w:rPr>
+        <w:t xml:space="preserve">, {</w:t>
       </w:r>
       <w:r>
         <w:rPr>
@@ -552,7 +678,15 @@
           <w:sz w:val="24"/>
           <w:szCs w:val="24"/>
         </w:rPr>
-        <w:t xml:space="preserve">}, e no CPF sob o n. {</w:t>
+        <w:t xml:space="preserve">}</w:t>
+      </w:r>
+      <w:r/>
+      <w:r>
+        <w:rPr>
+          <w:rFonts w:ascii="Arial" w:hAnsi="Arial" w:cs="Arial"/>
+          <w:sz w:val="24"/>
+          <w:szCs w:val="24"/>
+        </w:rPr>
       </w:r>
       <w:r>
         <w:rPr>
@@ -560,7 +694,7 @@
           <w:sz w:val="24"/>
           <w:szCs w:val="24"/>
         </w:rPr>
-        <w:t xml:space="preserve">cpf_exequente</w:t>
+        <w:t xml:space="preserve">, e no CPF sob o n. </w:t>
       </w:r>
       <w:r>
         <w:rPr>
@@ -568,7 +702,46 @@
           <w:sz w:val="24"/>
           <w:szCs w:val="24"/>
         </w:rPr>
-        <w:t xml:space="preserve">}, </w:t>
+      </w:r>
+      <w:r>
+        <w:rPr>
+          <w:rFonts w:ascii="Arial" w:hAnsi="Arial" w:cs="Arial"/>
+          <w:sz w:val="24"/>
+          <w:szCs w:val="24"/>
+        </w:rPr>
+        <w:t xml:space="preserve">{</w:t>
+      </w:r>
+      <w:r>
+        <w:rPr>
+          <w:rFonts w:ascii="Arial" w:hAnsi="Arial" w:cs="Arial"/>
+          <w:sz w:val="24"/>
+          <w:szCs w:val="24"/>
+        </w:rPr>
+        <w:t xml:space="preserve">representante_cpf</w:t>
+      </w:r>
+      <w:r>
+        <w:rPr>
+          <w:rFonts w:ascii="Arial" w:hAnsi="Arial" w:cs="Arial"/>
+          <w:sz w:val="24"/>
+          <w:szCs w:val="24"/>
+        </w:rPr>
+        <w:t xml:space="preserve">}</w:t>
+      </w:r>
+      <w:r/>
+      <w:r>
+        <w:rPr>
+          <w:rFonts w:ascii="Arial" w:hAnsi="Arial" w:cs="Arial"/>
+          <w:sz w:val="24"/>
+          <w:szCs w:val="24"/>
+        </w:rPr>
+      </w:r>
+      <w:r>
+        <w:rPr>
+          <w:rFonts w:ascii="Arial" w:hAnsi="Arial" w:cs="Arial"/>
+          <w:sz w:val="24"/>
+          <w:szCs w:val="24"/>
+        </w:rPr>
+        <w:t xml:space="preserve">, </w:t>
       </w:r>
       <w:r>
         <w:rPr>
@@ -739,6 +912,13 @@
           <w:szCs w:val="24"/>
         </w:rPr>
         <w:t xml:space="preserve">}</w:t>
+      </w:r>
+      <w:r>
+        <w:rPr>
+          <w:rFonts w:ascii="Arial" w:hAnsi="Arial" w:cs="Arial"/>
+          <w:sz w:val="24"/>
+          <w:szCs w:val="24"/>
+        </w:rPr>
       </w:r>
       <w:r>
         <w:rPr>
@@ -1144,6 +1324,13 @@
           <w:szCs w:val="24"/>
         </w:rPr>
       </w:r>
+      <w:r>
+        <w:rPr>
+          <w:rFonts w:ascii="Arial" w:hAnsi="Arial" w:cs="Arial"/>
+          <w:sz w:val="24"/>
+          <w:szCs w:val="24"/>
+        </w:rPr>
+      </w:r>
     </w:p>
     <w:p>
       <w:pPr>
@@ -1157,6 +1344,13 @@
           <w:szCs w:val="24"/>
         </w:rPr>
       </w:pPr>
+      <w:r>
+        <w:rPr>
+          <w:rFonts w:ascii="Arial" w:hAnsi="Arial" w:cs="Arial"/>
+          <w:sz w:val="24"/>
+          <w:szCs w:val="24"/>
+        </w:rPr>
+      </w:r>
       <w:r>
         <w:rPr>
           <w:rFonts w:ascii="Arial" w:hAnsi="Arial" w:cs="Arial"/>
@@ -1203,13 +1397,6 @@
           <w:szCs w:val="24"/>
         </w:rPr>
         <w:t xml:space="preserve"> </w:t>
-      </w:r>
-      <w:r>
-        <w:rPr>
-          <w:rFonts w:ascii="Arial" w:hAnsi="Arial" w:cs="Arial"/>
-          <w:sz w:val="24"/>
-          <w:szCs w:val="24"/>
-        </w:rPr>
       </w:r>
       <w:r>
         <w:rPr>
@@ -1260,11 +1447,24 @@
           <w:sz w:val="24"/>
           <w:szCs w:val="24"/>
         </w:rPr>
-        <w:t xml:space="preserve"> {</w:t>
+        <w:t xml:space="preserve"> </w:t>
       </w:r>
       <w:r>
         <w:rPr>
           <w:rFonts w:ascii="Arial" w:hAnsi="Arial" w:cs="Arial"/>
+          <w:b/>
+          <w:bCs/>
+          <w:color w:val="000000" w:themeColor="text1"/>
+          <w:sz w:val="24"/>
+          <w:szCs w:val="24"/>
+        </w:rPr>
+        <w:t xml:space="preserve">{</w:t>
+      </w:r>
+      <w:r>
+        <w:rPr>
+          <w:rFonts w:ascii="Arial" w:hAnsi="Arial" w:cs="Arial"/>
+          <w:b/>
+          <w:bCs/>
           <w:color w:val="000000" w:themeColor="text1"/>
           <w:sz w:val="24"/>
           <w:szCs w:val="24"/>
@@ -1274,11 +1474,22 @@
       <w:r>
         <w:rPr>
           <w:rFonts w:ascii="Arial" w:hAnsi="Arial" w:cs="Arial"/>
+          <w:b/>
+          <w:bCs/>
           <w:color w:val="000000" w:themeColor="text1"/>
           <w:sz w:val="24"/>
           <w:szCs w:val="24"/>
         </w:rPr>
-        <w:t xml:space="preserve">}, </w:t>
+        <w:t xml:space="preserve">}</w:t>
+      </w:r>
+      <w:r>
+        <w:rPr>
+          <w:rFonts w:ascii="Arial" w:hAnsi="Arial" w:cs="Arial"/>
+          <w:color w:val="000000" w:themeColor="text1"/>
+          <w:sz w:val="24"/>
+          <w:szCs w:val="24"/>
+        </w:rPr>
+        <w:t xml:space="preserve">, </w:t>
       </w:r>
       <w:r>
         <w:rPr>
@@ -1314,7 +1525,26 @@
           <w:sz w:val="24"/>
           <w:szCs w:val="24"/>
         </w:rPr>
-        <w:t xml:space="preserve"> de </w:t>
+        <w:t xml:space="preserve"> </w:t>
+      </w:r>
+      <w:r>
+        <w:rPr>
+          <w:rFonts w:ascii="Arial" w:hAnsi="Arial" w:cs="Arial"/>
+          <w:color w:val="000000" w:themeColor="text1"/>
+          <w:sz w:val="24"/>
+          <w:szCs w:val="24"/>
+          <w:lang w:val="pt-BR"/>
+        </w:rPr>
+        <w:t xml:space="preserve">Vara </w:t>
+      </w:r>
+      <w:r>
+        <w:rPr>
+          <w:rFonts w:ascii="Arial" w:hAnsi="Arial" w:cs="Arial"/>
+          <w:color w:val="000000" w:themeColor="text1"/>
+          <w:sz w:val="24"/>
+          <w:szCs w:val="24"/>
+        </w:rPr>
+        <w:t xml:space="preserve">de </w:t>
       </w:r>
       <w:r>
         <w:rPr>
@@ -1369,6 +1599,15 @@
           <w:szCs w:val="24"/>
         </w:rPr>
         <w:t xml:space="preserve">.</w:t>
+      </w:r>
+      <w:r>
+        <w:rPr>
+          <w:rFonts w:ascii="Arial" w:hAnsi="Arial" w:cs="Arial"/>
+          <w:color w:val="000000" w:themeColor="text1"/>
+          <w:sz w:val="24"/>
+          <w:szCs w:val="24"/>
+          <w:u w:val="single"/>
+        </w:rPr>
       </w:r>
       <w:r>
         <w:rPr>
@@ -1629,6 +1868,14 @@
           <w:szCs w:val="24"/>
         </w:rPr>
       </w:r>
+      <w:r>
+        <w:rPr>
+          <w:rFonts w:ascii="Arial" w:hAnsi="Arial" w:cs="Arial"/>
+          <w:color w:val="000000" w:themeColor="text1"/>
+          <w:sz w:val="24"/>
+          <w:szCs w:val="24"/>
+        </w:rPr>
+      </w:r>
     </w:p>
     <w:p>
       <w:pPr>
@@ -1662,7 +1909,7 @@
           <w:szCs w:val="24"/>
           <w:lang w:val="pt-BR"/>
         </w:rPr>
-        <w:t xml:space="preserve">DADOS BANCARIOS</w:t>
+        <w:t xml:space="preserve">DADOS BANCÁRIOS</w:t>
       </w:r>
       <w:r>
         <w:rPr>
@@ -1730,7 +1977,7 @@
       </w:r>
       <w:r>
         <w:rPr>
-          <w:rFonts w:ascii="Arial" w:hAnsi="Arial" w:eastAsia="Arial" w:cs="Arial"/>
+          <w:rFonts w:ascii="Arial" w:hAnsi="Arial" w:cs="Arial"/>
           <w:color w:val="000000" w:themeColor="text1"/>
           <w:sz w:val="24"/>
           <w:szCs w:val="24"/>
@@ -1813,6 +2060,14 @@
           <w:szCs w:val="24"/>
         </w:rPr>
         <w:t xml:space="preserve">}.</w:t>
+      </w:r>
+      <w:r>
+        <w:rPr>
+          <w:rFonts w:ascii="Arial" w:hAnsi="Arial" w:cs="Arial"/>
+          <w:color w:val="000000" w:themeColor="text1"/>
+          <w:sz w:val="24"/>
+          <w:szCs w:val="24"/>
+        </w:rPr>
       </w:r>
       <w:r>
         <w:rPr>
@@ -1926,6 +2181,13 @@
           <w:szCs w:val="24"/>
         </w:rPr>
       </w:r>
+      <w:r>
+        <w:rPr>
+          <w:rFonts w:ascii="Arial" w:hAnsi="Arial" w:cs="Arial"/>
+          <w:sz w:val="24"/>
+          <w:szCs w:val="24"/>
+        </w:rPr>
+      </w:r>
     </w:p>
     <w:p>
       <w:pPr>
@@ -1975,6 +2237,14 @@
           <w:szCs w:val="24"/>
         </w:rPr>
       </w:r>
+      <w:r>
+        <w:rPr>
+          <w:rFonts w:ascii="Arial" w:hAnsi="Arial" w:cs="Arial"/>
+          <w:color w:val="000000" w:themeColor="text1"/>
+          <w:sz w:val="24"/>
+          <w:szCs w:val="24"/>
+        </w:rPr>
+      </w:r>
     </w:p>
     <w:p>
       <w:pPr>
@@ -1988,6 +2258,13 @@
           <w:szCs w:val="24"/>
         </w:rPr>
       </w:pPr>
+      <w:r>
+        <w:rPr>
+          <w:rFonts w:ascii="Arial" w:hAnsi="Arial" w:cs="Arial"/>
+          <w:sz w:val="24"/>
+          <w:szCs w:val="24"/>
+        </w:rPr>
+      </w:r>
       <w:r>
         <w:rPr>
           <w:rFonts w:ascii="Arial" w:hAnsi="Arial" w:cs="Arial"/>
@@ -2036,6 +2313,15 @@
           <w:szCs w:val="24"/>
         </w:rPr>
       </w:r>
+      <w:r>
+        <w:rPr>
+          <w:rFonts w:ascii="Arial" w:hAnsi="Arial" w:cs="Arial"/>
+          <w:b/>
+          <w:bCs/>
+          <w:sz w:val="24"/>
+          <w:szCs w:val="24"/>
+        </w:rPr>
+      </w:r>
     </w:p>
     <w:p>
       <w:pPr>
@@ -2050,6 +2336,14 @@
           <w:u w:val="single"/>
         </w:rPr>
       </w:pPr>
+      <w:r>
+        <w:rPr>
+          <w:rFonts w:ascii="Arial" w:hAnsi="Arial" w:cs="Arial"/>
+          <w:sz w:val="24"/>
+          <w:szCs w:val="24"/>
+          <w:u w:val="single"/>
+        </w:rPr>
+      </w:r>
       <w:r>
         <w:rPr>
           <w:rFonts w:ascii="Arial" w:hAnsi="Arial" w:cs="Arial"/>
@@ -2086,6 +2380,13 @@
           <w:szCs w:val="24"/>
         </w:rPr>
         <w:t xml:space="preserve">a. Gratuidade da Justiça (art. 98 e seguintes do CPC);</w:t>
+      </w:r>
+      <w:r>
+        <w:rPr>
+          <w:rFonts w:ascii="Arial" w:hAnsi="Arial" w:cs="Arial"/>
+          <w:sz w:val="24"/>
+          <w:szCs w:val="24"/>
+        </w:rPr>
       </w:r>
       <w:r>
         <w:rPr>
@@ -2169,6 +2470,14 @@
           <w:szCs w:val="24"/>
         </w:rPr>
       </w:r>
+      <w:r>
+        <w:rPr>
+          <w:rFonts w:ascii="Arial" w:hAnsi="Arial" w:cs="Arial"/>
+          <w:color w:val="000000" w:themeColor="text1"/>
+          <w:sz w:val="24"/>
+          <w:szCs w:val="24"/>
+        </w:rPr>
+      </w:r>
     </w:p>
     <w:p>
       <w:pPr>
@@ -2208,6 +2517,14 @@
           <w:szCs w:val="24"/>
         </w:rPr>
         <w:t xml:space="preserve"> para averiguar vínculos empregatícios e/ou benefício previdenciário; </w:t>
+      </w:r>
+      <w:r>
+        <w:rPr>
+          <w:rFonts w:ascii="Arial" w:hAnsi="Arial" w:cs="Arial"/>
+          <w:sz w:val="24"/>
+          <w:szCs w:val="24"/>
+          <w:u w:val="single"/>
+        </w:rPr>
       </w:r>
       <w:r>
         <w:rPr>
@@ -2295,6 +2612,14 @@
           <w:szCs w:val="24"/>
         </w:rPr>
       </w:r>
+      <w:r>
+        <w:rPr>
+          <w:rFonts w:ascii="Arial" w:hAnsi="Arial" w:cs="Arial"/>
+          <w:color w:val="000000" w:themeColor="text1"/>
+          <w:sz w:val="24"/>
+          <w:szCs w:val="24"/>
+        </w:rPr>
+      </w:r>
     </w:p>
     <w:p>
       <w:pPr>
@@ -2344,6 +2669,13 @@
           <w:szCs w:val="24"/>
         </w:rPr>
         <w:t xml:space="preserve"> (art. 528, §1º, do CPC, e art. 782, §3º, CPC);</w:t>
+      </w:r>
+      <w:r>
+        <w:rPr>
+          <w:rFonts w:ascii="Arial" w:hAnsi="Arial" w:cs="Arial"/>
+          <w:sz w:val="24"/>
+          <w:szCs w:val="24"/>
+        </w:rPr>
       </w:r>
       <w:r>
         <w:rPr>
@@ -2481,6 +2813,13 @@
           <w:szCs w:val="24"/>
         </w:rPr>
       </w:r>
+      <w:r>
+        <w:rPr>
+          <w:rFonts w:ascii="Arial" w:hAnsi="Arial" w:cs="Arial"/>
+          <w:sz w:val="24"/>
+          <w:szCs w:val="24"/>
+        </w:rPr>
+      </w:r>
     </w:p>
     <w:p>
       <w:pPr>
@@ -2519,6 +2858,13 @@
           <w:szCs w:val="24"/>
         </w:rPr>
         <w:t xml:space="preserve"> de 20% ao FAJ (BB, Ag. 3832-6, C.C. 992.831-6, CNPJ: 07.778.585/0001-14; PIX: central.honorarios@defensoria.ba.def.br);</w:t>
+      </w:r>
+      <w:r>
+        <w:rPr>
+          <w:rFonts w:ascii="Arial" w:hAnsi="Arial" w:cs="Arial"/>
+          <w:sz w:val="24"/>
+          <w:szCs w:val="24"/>
+        </w:rPr>
       </w:r>
       <w:r>
         <w:rPr>
@@ -2583,6 +2929,13 @@
           <w:szCs w:val="24"/>
         </w:rPr>
         <w:t xml:space="preserve"> (art. 244, CP) em caso de conduta procrastinatória;</w:t>
+      </w:r>
+      <w:r>
+        <w:rPr>
+          <w:rFonts w:ascii="Arial" w:hAnsi="Arial" w:cs="Arial"/>
+          <w:sz w:val="24"/>
+          <w:szCs w:val="24"/>
+        </w:rPr>
       </w:r>
       <w:r>
         <w:rPr>
@@ -2677,27 +3030,6 @@
           <w:szCs w:val="24"/>
         </w:rPr>
       </w:r>
-    </w:p>
-    <w:p>
-      <w:pPr>
-        <w:pBdr/>
-        <w:spacing/>
-        <w:ind/>
-        <w:jc w:val="center"/>
-        <w:rPr>
-          <w:rFonts w:ascii="Arial" w:hAnsi="Arial" w:cs="Arial"/>
-          <w:sz w:val="24"/>
-          <w:szCs w:val="24"/>
-        </w:rPr>
-      </w:pPr>
-      <w:r>
-        <w:rPr>
-          <w:rFonts w:ascii="Arial" w:hAnsi="Arial" w:cs="Arial"/>
-          <w:sz w:val="24"/>
-          <w:szCs w:val="24"/>
-        </w:rPr>
-        <w:t xml:space="preserve">{data_atual}.</w:t>
-      </w:r>
       <w:r>
         <w:rPr>
           <w:rFonts w:ascii="Arial" w:hAnsi="Arial" w:cs="Arial"/>
@@ -2718,6 +3050,14 @@
           <w:szCs w:val="24"/>
         </w:rPr>
       </w:pPr>
+      <w:r>
+        <w:rPr>
+          <w:rFonts w:ascii="Arial" w:hAnsi="Arial" w:cs="Arial"/>
+          <w:sz w:val="24"/>
+          <w:szCs w:val="24"/>
+        </w:rPr>
+        <w:t xml:space="preserve">{data_atual}.</w:t>
+      </w:r>
       <w:r>
         <w:rPr>
           <w:rFonts w:ascii="Arial" w:hAnsi="Arial" w:cs="Arial"/>
@@ -2751,28 +3091,7 @@
           <w:sz w:val="24"/>
           <w:szCs w:val="24"/>
         </w:rPr>
-        <w:t xml:space="preserve">Pede Deferimento.</w:t>
       </w:r>
-      <w:r>
-        <w:rPr>
-          <w:rFonts w:ascii="Arial" w:hAnsi="Arial" w:cs="Arial"/>
-          <w:sz w:val="24"/>
-          <w:szCs w:val="24"/>
-        </w:rPr>
-      </w:r>
-    </w:p>
-    <w:p>
-      <w:pPr>
-        <w:pBdr/>
-        <w:spacing/>
-        <w:ind/>
-        <w:jc w:val="center"/>
-        <w:rPr>
-          <w:rFonts w:ascii="Arial" w:hAnsi="Arial" w:cs="Arial"/>
-          <w:sz w:val="24"/>
-          <w:szCs w:val="24"/>
-        </w:rPr>
-      </w:pPr>
       <w:r>
         <w:rPr>
           <w:rFonts w:ascii="Arial" w:hAnsi="Arial" w:cs="Arial"/>
@@ -2806,7 +3125,7 @@
           <w:sz w:val="24"/>
           <w:szCs w:val="24"/>
         </w:rPr>
-        <w:t xml:space="preserve">{</w:t>
+        <w:t xml:space="preserve">Pede Deferimento.</w:t>
       </w:r>
       <w:r>
         <w:rPr>
@@ -2814,15 +3133,6 @@
           <w:sz w:val="24"/>
           <w:szCs w:val="24"/>
         </w:rPr>
-        <w:t xml:space="preserve">defensoraNome</w:t>
-      </w:r>
-      <w:r>
-        <w:rPr>
-          <w:rFonts w:ascii="Arial" w:hAnsi="Arial" w:cs="Arial"/>
-          <w:sz w:val="24"/>
-          <w:szCs w:val="24"/>
-        </w:rPr>
-        <w:t xml:space="preserve">}</w:t>
       </w:r>
       <w:r>
         <w:rPr>
@@ -2850,7 +3160,111 @@
           <w:sz w:val="24"/>
           <w:szCs w:val="24"/>
         </w:rPr>
+      </w:r>
+      <w:r>
+        <w:rPr>
+          <w:rFonts w:ascii="Arial" w:hAnsi="Arial" w:cs="Arial"/>
+          <w:sz w:val="24"/>
+          <w:szCs w:val="24"/>
+        </w:rPr>
+      </w:r>
+      <w:r>
+        <w:rPr>
+          <w:rFonts w:ascii="Arial" w:hAnsi="Arial" w:cs="Arial"/>
+          <w:sz w:val="24"/>
+          <w:szCs w:val="24"/>
+        </w:rPr>
+      </w:r>
+    </w:p>
+    <w:p>
+      <w:pPr>
+        <w:pBdr/>
+        <w:spacing/>
+        <w:ind/>
+        <w:jc w:val="center"/>
+        <w:rPr>
+          <w:rFonts w:ascii="Arial" w:hAnsi="Arial" w:cs="Arial"/>
+          <w:b/>
+          <w:bCs/>
+          <w:sz w:val="24"/>
+          <w:szCs w:val="24"/>
+        </w:rPr>
+      </w:pPr>
+      <w:r>
+        <w:rPr>
+          <w:rFonts w:ascii="Arial" w:hAnsi="Arial" w:cs="Arial"/>
+          <w:b/>
+          <w:bCs/>
+          <w:sz w:val="24"/>
+          <w:szCs w:val="24"/>
+        </w:rPr>
+        <w:t xml:space="preserve">{</w:t>
+      </w:r>
+      <w:r>
+        <w:rPr>
+          <w:rFonts w:ascii="Arial" w:hAnsi="Arial" w:cs="Arial"/>
+          <w:b/>
+          <w:bCs/>
+          <w:sz w:val="24"/>
+          <w:szCs w:val="24"/>
+        </w:rPr>
+        <w:t xml:space="preserve">defensoraNome</w:t>
+      </w:r>
+      <w:r>
+        <w:rPr>
+          <w:rFonts w:ascii="Arial" w:hAnsi="Arial" w:cs="Arial"/>
+          <w:b/>
+          <w:bCs/>
+          <w:sz w:val="24"/>
+          <w:szCs w:val="24"/>
+        </w:rPr>
+        <w:t xml:space="preserve">}</w:t>
+      </w:r>
+      <w:r>
+        <w:rPr>
+          <w:rFonts w:ascii="Arial" w:hAnsi="Arial" w:cs="Arial"/>
+          <w:b/>
+          <w:bCs/>
+          <w:sz w:val="24"/>
+          <w:szCs w:val="24"/>
+        </w:rPr>
+      </w:r>
+      <w:r>
+        <w:rPr>
+          <w:rFonts w:ascii="Arial" w:hAnsi="Arial" w:cs="Arial"/>
+          <w:b/>
+          <w:bCs/>
+          <w:sz w:val="24"/>
+          <w:szCs w:val="24"/>
+        </w:rPr>
+      </w:r>
+    </w:p>
+    <w:p>
+      <w:pPr>
+        <w:pBdr/>
+        <w:spacing/>
+        <w:ind/>
+        <w:jc w:val="center"/>
+        <w:rPr>
+          <w:rFonts w:ascii="Arial" w:hAnsi="Arial" w:cs="Arial"/>
+          <w:sz w:val="24"/>
+          <w:szCs w:val="24"/>
+        </w:rPr>
+      </w:pPr>
+      <w:r>
+        <w:rPr>
+          <w:rFonts w:ascii="Arial" w:hAnsi="Arial" w:cs="Arial"/>
+          <w:sz w:val="24"/>
+          <w:szCs w:val="24"/>
+        </w:rPr>
         <w:t xml:space="preserve">Defensor Público</w:t>
+      </w:r>
+      <w:r>
+        <w:rPr>
+          <w:rFonts w:ascii="Arial" w:hAnsi="Arial" w:cs="Arial"/>
+          <w:sz w:val="24"/>
+          <w:szCs w:val="24"/>
+        </w:rPr>
       </w:r>
       <w:r>
         <w:rPr>
@@ -2882,7 +3296,6 @@
         <w:ind/>
         <w:rPr/>
       </w:pPr>
-      <w:r/>
       <w:r>
         <w:separator/>
       </w:r>
@@ -2897,7 +3310,6 @@
         <w:ind/>
         <w:rPr/>
       </w:pPr>
-      <w:r/>
       <w:r>
         <w:continuationSeparator/>
       </w:r>
@@ -2917,7 +3329,6 @@
         <w:ind/>
         <w:rPr/>
       </w:pPr>
-      <w:r/>
       <w:r>
         <w:separator/>
       </w:r>
@@ -2932,7 +3343,6 @@
         <w:ind/>
         <w:rPr/>
       </w:pPr>
-      <w:r/>
       <w:r>
         <w:continuationSeparator/>
       </w:r>
@@ -3223,7 +3633,7 @@
         <w:spacing/>
         <w:ind w:hanging="360" w:left="1080"/>
       </w:pPr>
-      <w:pStyle w:val="728"/>
+      <w:pStyle w:val="924"/>
       <w:rPr/>
       <w:start w:val="1"/>
       <w:suff w:val="tab"/>
@@ -3356,7 +3766,7 @@
         <w:spacing/>
         <w:ind w:hanging="360" w:left="720"/>
       </w:pPr>
-      <w:pStyle w:val="727"/>
+      <w:pStyle w:val="923"/>
       <w:rPr/>
       <w:start w:val="1"/>
       <w:suff w:val="tab"/>
@@ -3623,7 +4033,7 @@
         <w:spacing/>
         <w:ind w:hanging="360" w:left="1080"/>
       </w:pPr>
-      <w:pStyle w:val="725"/>
+      <w:pStyle w:val="921"/>
       <w:rPr>
         <w:rFonts w:hint="default" w:ascii="Symbol" w:hAnsi="Symbol"/>
       </w:rPr>
@@ -3758,7 +4168,7 @@
         <w:spacing/>
         <w:ind w:hanging="360" w:left="720"/>
       </w:pPr>
-      <w:pStyle w:val="724"/>
+      <w:pStyle w:val="920"/>
       <w:rPr>
         <w:rFonts w:hint="default" w:ascii="Symbol" w:hAnsi="Symbol"/>
       </w:rPr>
@@ -3893,7 +4303,7 @@
         <w:spacing/>
         <w:ind w:hanging="360" w:left="360"/>
       </w:pPr>
-      <w:pStyle w:val="726"/>
+      <w:pStyle w:val="922"/>
       <w:rPr/>
       <w:start w:val="1"/>
       <w:suff w:val="tab"/>
@@ -4026,7 +4436,7 @@
         <w:spacing/>
         <w:ind w:hanging="360" w:left="360"/>
       </w:pPr>
-      <w:pStyle w:val="723"/>
+      <w:pStyle w:val="919"/>
       <w:rPr>
         <w:rFonts w:hint="default" w:ascii="Symbol" w:hAnsi="Symbol"/>
       </w:rPr>
@@ -4334,9 +4744,9 @@
     <w:lsdException w:name="Bibliography" w:uiPriority="37"/>
     <w:lsdException w:name="TOC Heading" w:uiPriority="39" w:qFormat="1"/>
   </w:latentStyles>
-  <w:style w:type="table" w:styleId="13">
+  <w:style w:type="table" w:styleId="725">
     <w:name w:val="Table Grid Light"/>
-    <w:basedOn w:val="699"/>
+    <w:basedOn w:val="895"/>
     <w:uiPriority w:val="59"/>
     <w:pPr>
       <w:pBdr/>
@@ -4533,9 +4943,9 @@
       </w:tcPr>
     </w:tblStylePr>
   </w:style>
-  <w:style w:type="table" w:styleId="14">
+  <w:style w:type="table" w:styleId="726">
     <w:name w:val="Plain Table 1"/>
-    <w:basedOn w:val="699"/>
+    <w:basedOn w:val="895"/>
     <w:uiPriority w:val="59"/>
     <w:pPr>
       <w:pBdr/>
@@ -4758,9 +5168,9 @@
       </w:tcPr>
     </w:tblStylePr>
   </w:style>
-  <w:style w:type="table" w:styleId="15">
+  <w:style w:type="table" w:styleId="727">
     <w:name w:val="Plain Table 2"/>
-    <w:basedOn w:val="699"/>
+    <w:basedOn w:val="895"/>
     <w:uiPriority w:val="59"/>
     <w:pPr>
       <w:pBdr/>
@@ -4991,9 +5401,9 @@
       </w:tcPr>
     </w:tblStylePr>
   </w:style>
-  <w:style w:type="table" w:styleId="16">
+  <w:style w:type="table" w:styleId="728">
     <w:name w:val="Plain Table 3"/>
-    <w:basedOn w:val="699"/>
+    <w:basedOn w:val="895"/>
     <w:uiPriority w:val="99"/>
     <w:pPr>
       <w:pBdr/>
@@ -5221,9 +5631,9 @@
       </w:tcPr>
     </w:tblStylePr>
   </w:style>
-  <w:style w:type="table" w:styleId="17">
+  <w:style w:type="table" w:styleId="729">
     <w:name w:val="Plain Table 4"/>
-    <w:basedOn w:val="699"/>
+    <w:basedOn w:val="895"/>
     <w:uiPriority w:val="99"/>
     <w:pPr>
       <w:pBdr/>
@@ -5437,9 +5847,9 @@
       </w:tcPr>
     </w:tblStylePr>
   </w:style>
-  <w:style w:type="table" w:styleId="18">
+  <w:style w:type="table" w:styleId="730">
     <w:name w:val="Plain Table 5"/>
-    <w:basedOn w:val="699"/>
+    <w:basedOn w:val="895"/>
     <w:uiPriority w:val="99"/>
     <w:pPr>
       <w:pBdr/>
@@ -5670,9 +6080,9 @@
       </w:tcPr>
     </w:tblStylePr>
   </w:style>
-  <w:style w:type="table" w:styleId="19">
+  <w:style w:type="table" w:styleId="731">
     <w:name w:val="Grid Table 1 Light"/>
-    <w:basedOn w:val="699"/>
+    <w:basedOn w:val="895"/>
     <w:uiPriority w:val="99"/>
     <w:pPr>
       <w:pBdr/>
@@ -5893,9 +6303,9 @@
       </w:tcPr>
     </w:tblStylePr>
   </w:style>
-  <w:style w:type="table" w:styleId="20">
+  <w:style w:type="table" w:styleId="732">
     <w:name w:val="Grid Table 1 Light - Accent 1"/>
-    <w:basedOn w:val="699"/>
+    <w:basedOn w:val="895"/>
     <w:uiPriority w:val="99"/>
     <w:pPr>
       <w:pBdr/>
@@ -6116,9 +6526,9 @@
       </w:tcPr>
     </w:tblStylePr>
   </w:style>
-  <w:style w:type="table" w:styleId="21">
+  <w:style w:type="table" w:styleId="733">
     <w:name w:val="Grid Table 1 Light - Accent 2"/>
-    <w:basedOn w:val="699"/>
+    <w:basedOn w:val="895"/>
     <w:uiPriority w:val="99"/>
     <w:pPr>
       <w:pBdr/>
@@ -6339,9 +6749,9 @@
       </w:tcPr>
     </w:tblStylePr>
   </w:style>
-  <w:style w:type="table" w:styleId="22">
+  <w:style w:type="table" w:styleId="734">
     <w:name w:val="Grid Table 1 Light - Accent 3"/>
-    <w:basedOn w:val="699"/>
+    <w:basedOn w:val="895"/>
     <w:uiPriority w:val="99"/>
     <w:pPr>
       <w:pBdr/>
@@ -6562,9 +6972,9 @@
       </w:tcPr>
     </w:tblStylePr>
   </w:style>
-  <w:style w:type="table" w:styleId="23">
+  <w:style w:type="table" w:styleId="735">
     <w:name w:val="Grid Table 1 Light - Accent 4"/>
-    <w:basedOn w:val="699"/>
+    <w:basedOn w:val="895"/>
     <w:uiPriority w:val="99"/>
     <w:pPr>
       <w:pBdr/>
@@ -6785,9 +7195,9 @@
       </w:tcPr>
     </w:tblStylePr>
   </w:style>
-  <w:style w:type="table" w:styleId="24">
+  <w:style w:type="table" w:styleId="736">
     <w:name w:val="Grid Table 1 Light - Accent 5"/>
-    <w:basedOn w:val="699"/>
+    <w:basedOn w:val="895"/>
     <w:uiPriority w:val="99"/>
     <w:pPr>
       <w:pBdr/>
@@ -7008,9 +7418,9 @@
       </w:tcPr>
     </w:tblStylePr>
   </w:style>
-  <w:style w:type="table" w:styleId="25">
+  <w:style w:type="table" w:styleId="737">
     <w:name w:val="Grid Table 1 Light - Accent 6"/>
-    <w:basedOn w:val="699"/>
+    <w:basedOn w:val="895"/>
     <w:uiPriority w:val="99"/>
     <w:pPr>
       <w:pBdr/>
@@ -7231,9 +7641,9 @@
       </w:tcPr>
     </w:tblStylePr>
   </w:style>
-  <w:style w:type="table" w:styleId="26">
+  <w:style w:type="table" w:styleId="738">
     <w:name w:val="Grid Table 2"/>
-    <w:basedOn w:val="699"/>
+    <w:basedOn w:val="895"/>
     <w:uiPriority w:val="99"/>
     <w:pPr>
       <w:pBdr/>
@@ -7463,9 +7873,9 @@
       </w:tcPr>
     </w:tblStylePr>
   </w:style>
-  <w:style w:type="table" w:styleId="27">
+  <w:style w:type="table" w:styleId="739">
     <w:name w:val="Grid Table 2 - Accent 1"/>
-    <w:basedOn w:val="699"/>
+    <w:basedOn w:val="895"/>
     <w:uiPriority w:val="99"/>
     <w:pPr>
       <w:pBdr/>
@@ -7695,9 +8105,9 @@
       </w:tcPr>
     </w:tblStylePr>
   </w:style>
-  <w:style w:type="table" w:styleId="28">
+  <w:style w:type="table" w:styleId="740">
     <w:name w:val="Grid Table 2 - Accent 2"/>
-    <w:basedOn w:val="699"/>
+    <w:basedOn w:val="895"/>
     <w:uiPriority w:val="99"/>
     <w:pPr>
       <w:pBdr/>
@@ -7927,9 +8337,9 @@
       </w:tcPr>
     </w:tblStylePr>
   </w:style>
-  <w:style w:type="table" w:styleId="29">
+  <w:style w:type="table" w:styleId="741">
     <w:name w:val="Grid Table 2 - Accent 3"/>
-    <w:basedOn w:val="699"/>
+    <w:basedOn w:val="895"/>
     <w:uiPriority w:val="99"/>
     <w:pPr>
       <w:pBdr/>
@@ -8159,9 +8569,9 @@
       </w:tcPr>
     </w:tblStylePr>
   </w:style>
-  <w:style w:type="table" w:styleId="30">
+  <w:style w:type="table" w:styleId="742">
     <w:name w:val="Grid Table 2 - Accent 4"/>
-    <w:basedOn w:val="699"/>
+    <w:basedOn w:val="895"/>
     <w:uiPriority w:val="99"/>
     <w:pPr>
       <w:pBdr/>
@@ -8391,9 +8801,9 @@
       </w:tcPr>
     </w:tblStylePr>
   </w:style>
-  <w:style w:type="table" w:styleId="31">
+  <w:style w:type="table" w:styleId="743">
     <w:name w:val="Grid Table 2 - Accent 5"/>
-    <w:basedOn w:val="699"/>
+    <w:basedOn w:val="895"/>
     <w:uiPriority w:val="99"/>
     <w:pPr>
       <w:pBdr/>
@@ -8623,9 +9033,9 @@
       </w:tcPr>
     </w:tblStylePr>
   </w:style>
-  <w:style w:type="table" w:styleId="32">
+  <w:style w:type="table" w:styleId="744">
     <w:name w:val="Grid Table 2 - Accent 6"/>
-    <w:basedOn w:val="699"/>
+    <w:basedOn w:val="895"/>
     <w:uiPriority w:val="99"/>
     <w:pPr>
       <w:pBdr/>
@@ -8855,9 +9265,9 @@
       </w:tcPr>
     </w:tblStylePr>
   </w:style>
-  <w:style w:type="table" w:styleId="33">
+  <w:style w:type="table" w:styleId="745">
     <w:name w:val="Grid Table 3"/>
-    <w:basedOn w:val="699"/>
+    <w:basedOn w:val="895"/>
     <w:uiPriority w:val="99"/>
     <w:pPr>
       <w:pBdr/>
@@ -8956,7 +9366,7 @@
         <w:tblBorders/>
       </w:tblPr>
       <w:tcPr>
-        <w:shd w:color="ffffff"/>
+        <w:shd w:val="clear" w:color="ffffff"/>
         <w:tcBorders>
           <w:top w:val="none" w:color="000000" w:sz="4" w:space="0"/>
           <w:left w:val="none" w:color="000000" w:sz="4" w:space="0"/>
@@ -9002,7 +9412,7 @@
         <w:tblBorders/>
       </w:tblPr>
       <w:tcPr>
-        <w:shd w:color="ffffff"/>
+        <w:shd w:val="clear" w:color="ffffff"/>
         <w:tcBorders>
           <w:top w:val="none" w:color="000000" w:sz="4" w:space="0"/>
           <w:left w:val="none" w:color="000000" w:sz="4" w:space="0"/>
@@ -9100,9 +9510,9 @@
       </w:tcPr>
     </w:tblStylePr>
   </w:style>
-  <w:style w:type="table" w:styleId="34">
+  <w:style w:type="table" w:styleId="746">
     <w:name w:val="Grid Table 3 - Accent 1"/>
-    <w:basedOn w:val="699"/>
+    <w:basedOn w:val="895"/>
     <w:uiPriority w:val="99"/>
     <w:pPr>
       <w:pBdr/>
@@ -9201,7 +9611,7 @@
         <w:tblBorders/>
       </w:tblPr>
       <w:tcPr>
-        <w:shd w:color="ffffff"/>
+        <w:shd w:val="clear" w:color="ffffff"/>
         <w:tcBorders>
           <w:top w:val="none" w:color="000000" w:sz="4" w:space="0"/>
           <w:left w:val="none" w:color="000000" w:sz="4" w:space="0"/>
@@ -9247,7 +9657,7 @@
         <w:tblBorders/>
       </w:tblPr>
       <w:tcPr>
-        <w:shd w:color="ffffff"/>
+        <w:shd w:val="clear" w:color="ffffff"/>
         <w:tcBorders>
           <w:top w:val="none" w:color="000000" w:sz="4" w:space="0"/>
           <w:left w:val="none" w:color="000000" w:sz="4" w:space="0"/>
@@ -9345,9 +9755,9 @@
       </w:tcPr>
     </w:tblStylePr>
   </w:style>
-  <w:style w:type="table" w:styleId="35">
+  <w:style w:type="table" w:styleId="747">
     <w:name w:val="Grid Table 3 - Accent 2"/>
-    <w:basedOn w:val="699"/>
+    <w:basedOn w:val="895"/>
     <w:uiPriority w:val="99"/>
     <w:pPr>
       <w:pBdr/>
@@ -9446,7 +9856,7 @@
         <w:tblBorders/>
       </w:tblPr>
       <w:tcPr>
-        <w:shd w:color="ffffff"/>
+        <w:shd w:val="clear" w:color="ffffff"/>
         <w:tcBorders>
           <w:top w:val="none" w:color="000000" w:sz="4" w:space="0"/>
           <w:left w:val="none" w:color="000000" w:sz="4" w:space="0"/>
@@ -9492,7 +9902,7 @@
         <w:tblBorders/>
       </w:tblPr>
       <w:tcPr>
-        <w:shd w:color="ffffff"/>
+        <w:shd w:val="clear" w:color="ffffff"/>
         <w:tcBorders>
           <w:top w:val="none" w:color="000000" w:sz="4" w:space="0"/>
           <w:left w:val="none" w:color="000000" w:sz="4" w:space="0"/>
@@ -9590,9 +10000,9 @@
       </w:tcPr>
     </w:tblStylePr>
   </w:style>
-  <w:style w:type="table" w:styleId="36">
+  <w:style w:type="table" w:styleId="748">
     <w:name w:val="Grid Table 3 - Accent 3"/>
-    <w:basedOn w:val="699"/>
+    <w:basedOn w:val="895"/>
     <w:uiPriority w:val="99"/>
     <w:pPr>
       <w:pBdr/>
@@ -9691,7 +10101,7 @@
         <w:tblBorders/>
       </w:tblPr>
       <w:tcPr>
-        <w:shd w:color="ffffff"/>
+        <w:shd w:val="clear" w:color="ffffff"/>
         <w:tcBorders>
           <w:top w:val="none" w:color="000000" w:sz="4" w:space="0"/>
           <w:left w:val="none" w:color="000000" w:sz="4" w:space="0"/>
@@ -9737,7 +10147,7 @@
         <w:tblBorders/>
       </w:tblPr>
       <w:tcPr>
-        <w:shd w:color="ffffff"/>
+        <w:shd w:val="clear" w:color="ffffff"/>
         <w:tcBorders>
           <w:top w:val="none" w:color="000000" w:sz="4" w:space="0"/>
           <w:left w:val="none" w:color="000000" w:sz="4" w:space="0"/>
@@ -9835,9 +10245,9 @@
       </w:tcPr>
     </w:tblStylePr>
   </w:style>
-  <w:style w:type="table" w:styleId="37">
+  <w:style w:type="table" w:styleId="749">
     <w:name w:val="Grid Table 3 - Accent 4"/>
-    <w:basedOn w:val="699"/>
+    <w:basedOn w:val="895"/>
     <w:uiPriority w:val="99"/>
     <w:pPr>
       <w:pBdr/>
@@ -9936,7 +10346,7 @@
         <w:tblBorders/>
       </w:tblPr>
       <w:tcPr>
-        <w:shd w:color="ffffff"/>
+        <w:shd w:val="clear" w:color="ffffff"/>
         <w:tcBorders>
           <w:top w:val="none" w:color="000000" w:sz="4" w:space="0"/>
           <w:left w:val="none" w:color="000000" w:sz="4" w:space="0"/>
@@ -9982,7 +10392,7 @@
         <w:tblBorders/>
       </w:tblPr>
       <w:tcPr>
-        <w:shd w:color="ffffff"/>
+        <w:shd w:val="clear" w:color="ffffff"/>
         <w:tcBorders>
           <w:top w:val="none" w:color="000000" w:sz="4" w:space="0"/>
           <w:left w:val="none" w:color="000000" w:sz="4" w:space="0"/>
@@ -10080,9 +10490,9 @@
       </w:tcPr>
     </w:tblStylePr>
   </w:style>
-  <w:style w:type="table" w:styleId="38">
+  <w:style w:type="table" w:styleId="750">
     <w:name w:val="Grid Table 3 - Accent 5"/>
-    <w:basedOn w:val="699"/>
+    <w:basedOn w:val="895"/>
     <w:uiPriority w:val="99"/>
     <w:pPr>
       <w:pBdr/>
@@ -10181,7 +10591,7 @@
         <w:tblBorders/>
       </w:tblPr>
       <w:tcPr>
-        <w:shd w:color="ffffff"/>
+        <w:shd w:val="clear" w:color="ffffff"/>
         <w:tcBorders>
           <w:top w:val="none" w:color="000000" w:sz="4" w:space="0"/>
           <w:left w:val="none" w:color="000000" w:sz="4" w:space="0"/>
@@ -10227,7 +10637,7 @@
         <w:tblBorders/>
       </w:tblPr>
       <w:tcPr>
-        <w:shd w:color="ffffff"/>
+        <w:shd w:val="clear" w:color="ffffff"/>
         <w:tcBorders>
           <w:top w:val="none" w:color="000000" w:sz="4" w:space="0"/>
           <w:left w:val="none" w:color="000000" w:sz="4" w:space="0"/>
@@ -10325,9 +10735,9 @@
       </w:tcPr>
     </w:tblStylePr>
   </w:style>
-  <w:style w:type="table" w:styleId="39">
+  <w:style w:type="table" w:styleId="751">
     <w:name w:val="Grid Table 3 - Accent 6"/>
-    <w:basedOn w:val="699"/>
+    <w:basedOn w:val="895"/>
     <w:uiPriority w:val="99"/>
     <w:pPr>
       <w:pBdr/>
@@ -10426,7 +10836,7 @@
         <w:tblBorders/>
       </w:tblPr>
       <w:tcPr>
-        <w:shd w:color="ffffff"/>
+        <w:shd w:val="clear" w:color="ffffff"/>
         <w:tcBorders>
           <w:top w:val="none" w:color="000000" w:sz="4" w:space="0"/>
           <w:left w:val="none" w:color="000000" w:sz="4" w:space="0"/>
@@ -10472,7 +10882,7 @@
         <w:tblBorders/>
       </w:tblPr>
       <w:tcPr>
-        <w:shd w:color="ffffff"/>
+        <w:shd w:val="clear" w:color="ffffff"/>
         <w:tcBorders>
           <w:top w:val="none" w:color="000000" w:sz="4" w:space="0"/>
           <w:left w:val="none" w:color="000000" w:sz="4" w:space="0"/>
@@ -10570,9 +10980,9 @@
       </w:tcPr>
     </w:tblStylePr>
   </w:style>
-  <w:style w:type="table" w:styleId="40">
+  <w:style w:type="table" w:styleId="752">
     <w:name w:val="Grid Table 4"/>
-    <w:basedOn w:val="699"/>
+    <w:basedOn w:val="895"/>
     <w:uiPriority w:val="59"/>
     <w:pPr>
       <w:pBdr/>
@@ -10803,9 +11213,9 @@
       </w:tcPr>
     </w:tblStylePr>
   </w:style>
-  <w:style w:type="table" w:styleId="41">
+  <w:style w:type="table" w:styleId="753">
     <w:name w:val="Grid Table 4 - Accent 1"/>
-    <w:basedOn w:val="699"/>
+    <w:basedOn w:val="895"/>
     <w:uiPriority w:val="59"/>
     <w:pPr>
       <w:pBdr/>
@@ -11036,9 +11446,9 @@
       </w:tcPr>
     </w:tblStylePr>
   </w:style>
-  <w:style w:type="table" w:styleId="42">
+  <w:style w:type="table" w:styleId="754">
     <w:name w:val="Grid Table 4 - Accent 2"/>
-    <w:basedOn w:val="699"/>
+    <w:basedOn w:val="895"/>
     <w:uiPriority w:val="59"/>
     <w:pPr>
       <w:pBdr/>
@@ -11269,9 +11679,9 @@
       </w:tcPr>
     </w:tblStylePr>
   </w:style>
-  <w:style w:type="table" w:styleId="43">
+  <w:style w:type="table" w:styleId="755">
     <w:name w:val="Grid Table 4 - Accent 3"/>
-    <w:basedOn w:val="699"/>
+    <w:basedOn w:val="895"/>
     <w:uiPriority w:val="59"/>
     <w:pPr>
       <w:pBdr/>
@@ -11502,9 +11912,9 @@
       </w:tcPr>
     </w:tblStylePr>
   </w:style>
-  <w:style w:type="table" w:styleId="44">
+  <w:style w:type="table" w:styleId="756">
     <w:name w:val="Grid Table 4 - Accent 4"/>
-    <w:basedOn w:val="699"/>
+    <w:basedOn w:val="895"/>
     <w:uiPriority w:val="59"/>
     <w:pPr>
       <w:pBdr/>
@@ -11735,9 +12145,9 @@
       </w:tcPr>
     </w:tblStylePr>
   </w:style>
-  <w:style w:type="table" w:styleId="45">
+  <w:style w:type="table" w:styleId="757">
     <w:name w:val="Grid Table 4 - Accent 5"/>
-    <w:basedOn w:val="699"/>
+    <w:basedOn w:val="895"/>
     <w:uiPriority w:val="59"/>
     <w:pPr>
       <w:pBdr/>
@@ -11968,9 +12378,9 @@
       </w:tcPr>
     </w:tblStylePr>
   </w:style>
-  <w:style w:type="table" w:styleId="46">
+  <w:style w:type="table" w:styleId="758">
     <w:name w:val="Grid Table 4 - Accent 6"/>
-    <w:basedOn w:val="699"/>
+    <w:basedOn w:val="895"/>
     <w:uiPriority w:val="59"/>
     <w:pPr>
       <w:pBdr/>
@@ -12201,9 +12611,9 @@
       </w:tcPr>
     </w:tblStylePr>
   </w:style>
-  <w:style w:type="table" w:styleId="47">
+  <w:style w:type="table" w:styleId="759">
     <w:name w:val="Grid Table 5 Dark"/>
-    <w:basedOn w:val="699"/>
+    <w:basedOn w:val="895"/>
     <w:uiPriority w:val="99"/>
     <w:pPr>
       <w:pBdr/>
@@ -12429,9 +12839,9 @@
       </w:tcPr>
     </w:tblStylePr>
   </w:style>
-  <w:style w:type="table" w:styleId="48">
+  <w:style w:type="table" w:styleId="760">
     <w:name w:val="Grid Table 5 Dark- Accent 1"/>
-    <w:basedOn w:val="699"/>
+    <w:basedOn w:val="895"/>
     <w:uiPriority w:val="99"/>
     <w:pPr>
       <w:pBdr/>
@@ -12657,9 +13067,9 @@
       </w:tcPr>
     </w:tblStylePr>
   </w:style>
-  <w:style w:type="table" w:styleId="49">
+  <w:style w:type="table" w:styleId="761">
     <w:name w:val="Grid Table 5 Dark - Accent 2"/>
-    <w:basedOn w:val="699"/>
+    <w:basedOn w:val="895"/>
     <w:uiPriority w:val="99"/>
     <w:pPr>
       <w:pBdr/>
@@ -12885,9 +13295,9 @@
       </w:tcPr>
     </w:tblStylePr>
   </w:style>
-  <w:style w:type="table" w:styleId="50">
+  <w:style w:type="table" w:styleId="762">
     <w:name w:val="Grid Table 5 Dark - Accent 3"/>
-    <w:basedOn w:val="699"/>
+    <w:basedOn w:val="895"/>
     <w:uiPriority w:val="99"/>
     <w:pPr>
       <w:pBdr/>
@@ -13113,9 +13523,9 @@
       </w:tcPr>
     </w:tblStylePr>
   </w:style>
-  <w:style w:type="table" w:styleId="51">
+  <w:style w:type="table" w:styleId="763">
     <w:name w:val="Grid Table 5 Dark- Accent 4"/>
-    <w:basedOn w:val="699"/>
+    <w:basedOn w:val="895"/>
     <w:uiPriority w:val="99"/>
     <w:pPr>
       <w:pBdr/>
@@ -13341,9 +13751,9 @@
       </w:tcPr>
     </w:tblStylePr>
   </w:style>
-  <w:style w:type="table" w:styleId="52">
+  <w:style w:type="table" w:styleId="764">
     <w:name w:val="Grid Table 5 Dark - Accent 5"/>
-    <w:basedOn w:val="699"/>
+    <w:basedOn w:val="895"/>
     <w:uiPriority w:val="99"/>
     <w:pPr>
       <w:pBdr/>
@@ -13569,9 +13979,9 @@
       </w:tcPr>
     </w:tblStylePr>
   </w:style>
-  <w:style w:type="table" w:styleId="53">
+  <w:style w:type="table" w:styleId="765">
     <w:name w:val="Grid Table 5 Dark - Accent 6"/>
-    <w:basedOn w:val="699"/>
+    <w:basedOn w:val="895"/>
     <w:uiPriority w:val="99"/>
     <w:pPr>
       <w:pBdr/>
@@ -13797,9 +14207,9 @@
       </w:tcPr>
     </w:tblStylePr>
   </w:style>
-  <w:style w:type="table" w:styleId="54">
+  <w:style w:type="table" w:styleId="766">
     <w:name w:val="Grid Table 6 Colorful"/>
-    <w:basedOn w:val="699"/>
+    <w:basedOn w:val="895"/>
     <w:uiPriority w:val="99"/>
     <w:pPr>
       <w:pBdr/>
@@ -14027,9 +14437,9 @@
       </w:tcPr>
     </w:tblStylePr>
   </w:style>
-  <w:style w:type="table" w:styleId="55">
+  <w:style w:type="table" w:styleId="767">
     <w:name w:val="Grid Table 6 Colorful - Accent 1"/>
-    <w:basedOn w:val="699"/>
+    <w:basedOn w:val="895"/>
     <w:uiPriority w:val="99"/>
     <w:pPr>
       <w:pBdr/>
@@ -14257,9 +14667,9 @@
       </w:tcPr>
     </w:tblStylePr>
   </w:style>
-  <w:style w:type="table" w:styleId="56">
+  <w:style w:type="table" w:styleId="768">
     <w:name w:val="Grid Table 6 Colorful - Accent 2"/>
-    <w:basedOn w:val="699"/>
+    <w:basedOn w:val="895"/>
     <w:uiPriority w:val="99"/>
     <w:pPr>
       <w:pBdr/>
@@ -14487,9 +14897,9 @@
       </w:tcPr>
     </w:tblStylePr>
   </w:style>
-  <w:style w:type="table" w:styleId="57">
+  <w:style w:type="table" w:styleId="769">
     <w:name w:val="Grid Table 6 Colorful - Accent 3"/>
-    <w:basedOn w:val="699"/>
+    <w:basedOn w:val="895"/>
     <w:uiPriority w:val="99"/>
     <w:pPr>
       <w:pBdr/>
@@ -14717,9 +15127,9 @@
       </w:tcPr>
     </w:tblStylePr>
   </w:style>
-  <w:style w:type="table" w:styleId="58">
+  <w:style w:type="table" w:styleId="770">
     <w:name w:val="Grid Table 6 Colorful - Accent 4"/>
-    <w:basedOn w:val="699"/>
+    <w:basedOn w:val="895"/>
     <w:uiPriority w:val="99"/>
     <w:pPr>
       <w:pBdr/>
@@ -14947,9 +15357,9 @@
       </w:tcPr>
     </w:tblStylePr>
   </w:style>
-  <w:style w:type="table" w:styleId="59">
+  <w:style w:type="table" w:styleId="771">
     <w:name w:val="Grid Table 6 Colorful - Accent 5"/>
-    <w:basedOn w:val="699"/>
+    <w:basedOn w:val="895"/>
     <w:uiPriority w:val="99"/>
     <w:pPr>
       <w:pBdr/>
@@ -15177,9 +15587,9 @@
       </w:tcPr>
     </w:tblStylePr>
   </w:style>
-  <w:style w:type="table" w:styleId="60">
+  <w:style w:type="table" w:styleId="772">
     <w:name w:val="Grid Table 6 Colorful - Accent 6"/>
-    <w:basedOn w:val="699"/>
+    <w:basedOn w:val="895"/>
     <w:uiPriority w:val="99"/>
     <w:pPr>
       <w:pBdr/>
@@ -15407,9 +15817,9 @@
       </w:tcPr>
     </w:tblStylePr>
   </w:style>
-  <w:style w:type="table" w:styleId="61">
+  <w:style w:type="table" w:styleId="773">
     <w:name w:val="Grid Table 7 Colorful"/>
-    <w:basedOn w:val="699"/>
+    <w:basedOn w:val="895"/>
     <w:uiPriority w:val="99"/>
     <w:pPr>
       <w:pBdr/>
@@ -15511,11 +15921,11 @@
         <w:tblBorders/>
       </w:tblPr>
       <w:tcPr>
-        <w:shd w:color="ffffff"/>
-        <w:tcBorders>
-          <w:top w:val="none"/>
-          <w:left w:val="none"/>
-          <w:bottom w:val="none"/>
+        <w:shd w:val="clear" w:color="ffffff"/>
+        <w:tcBorders>
+          <w:top w:val="none" w:color="000000" w:sz="4" w:space="0"/>
+          <w:left w:val="none" w:color="000000" w:sz="4" w:space="0"/>
+          <w:bottom w:val="none" w:color="000000" w:sz="4" w:space="0"/>
           <w:right w:val="single" w:color="000000" w:themeColor="text1" w:themeTint="80" w:sz="4" w:space="0"/>
         </w:tcBorders>
       </w:tcPr>
@@ -15538,10 +15948,10 @@
       <w:tcPr>
         <w:shd w:val="clear" w:color="ffffff" w:themeColor="light1" w:fill="ffffff" w:themeFill="light1"/>
         <w:tcBorders>
-          <w:top w:val="none"/>
-          <w:left w:val="none"/>
+          <w:top w:val="none" w:color="000000" w:sz="4" w:space="0"/>
+          <w:left w:val="none" w:color="000000" w:sz="4" w:space="0"/>
           <w:bottom w:val="single" w:color="000000" w:themeColor="text1" w:themeTint="80" w:sz="4" w:space="0"/>
-          <w:right w:val="none"/>
+          <w:right w:val="none" w:color="000000" w:sz="4" w:space="0"/>
         </w:tcBorders>
       </w:tcPr>
     </w:tblStylePr>
@@ -15561,12 +15971,12 @@
         <w:tblBorders/>
       </w:tblPr>
       <w:tcPr>
-        <w:shd w:color="ffffff"/>
-        <w:tcBorders>
-          <w:top w:val="none"/>
+        <w:shd w:val="clear" w:color="ffffff"/>
+        <w:tcBorders>
+          <w:top w:val="none" w:color="000000" w:sz="4" w:space="0"/>
           <w:left w:val="single" w:color="000000" w:themeColor="text1" w:themeTint="80" w:sz="4" w:space="0"/>
-          <w:bottom w:val="none"/>
-          <w:right w:val="none"/>
+          <w:bottom w:val="none" w:color="000000" w:sz="4" w:space="0"/>
+          <w:right w:val="none" w:color="000000" w:sz="4" w:space="0"/>
         </w:tcBorders>
       </w:tcPr>
     </w:tblStylePr>
@@ -15589,9 +15999,9 @@
         <w:shd w:val="clear" w:color="ffffff" w:themeColor="light1" w:fill="ffffff" w:themeFill="light1"/>
         <w:tcBorders>
           <w:top w:val="single" w:color="000000" w:themeColor="text1" w:themeTint="80" w:sz="4" w:space="0"/>
-          <w:left w:val="none"/>
-          <w:bottom w:val="none"/>
-          <w:right w:val="none"/>
+          <w:left w:val="none" w:color="000000" w:sz="4" w:space="0"/>
+          <w:bottom w:val="none" w:color="000000" w:sz="4" w:space="0"/>
+          <w:right w:val="none" w:color="000000" w:sz="4" w:space="0"/>
         </w:tcBorders>
       </w:tcPr>
     </w:tblStylePr>
@@ -15661,9 +16071,9 @@
       </w:tcPr>
     </w:tblStylePr>
   </w:style>
-  <w:style w:type="table" w:styleId="62">
+  <w:style w:type="table" w:styleId="774">
     <w:name w:val="Grid Table 7 Colorful - Accent 1"/>
-    <w:basedOn w:val="699"/>
+    <w:basedOn w:val="895"/>
     <w:uiPriority w:val="99"/>
     <w:pPr>
       <w:pBdr/>
@@ -15765,11 +16175,11 @@
         <w:tblBorders/>
       </w:tblPr>
       <w:tcPr>
-        <w:shd w:color="ffffff"/>
-        <w:tcBorders>
-          <w:top w:val="none"/>
-          <w:left w:val="none"/>
-          <w:bottom w:val="none"/>
+        <w:shd w:val="clear" w:color="ffffff"/>
+        <w:tcBorders>
+          <w:top w:val="none" w:color="000000" w:sz="4" w:space="0"/>
+          <w:left w:val="none" w:color="000000" w:sz="4" w:space="0"/>
+          <w:bottom w:val="none" w:color="000000" w:sz="4" w:space="0"/>
           <w:right w:val="single" w:color="000000" w:themeColor="accent1" w:themeTint="80" w:sz="4" w:space="0"/>
         </w:tcBorders>
       </w:tcPr>
@@ -15792,10 +16202,10 @@
       <w:tcPr>
         <w:shd w:val="clear" w:color="ffffff" w:themeColor="light1" w:fill="ffffff" w:themeFill="light1"/>
         <w:tcBorders>
-          <w:top w:val="none"/>
-          <w:left w:val="none"/>
+          <w:top w:val="none" w:color="000000" w:sz="4" w:space="0"/>
+          <w:left w:val="none" w:color="000000" w:sz="4" w:space="0"/>
           <w:bottom w:val="single" w:color="000000" w:themeColor="accent1" w:themeTint="80" w:sz="4" w:space="0"/>
-          <w:right w:val="none"/>
+          <w:right w:val="none" w:color="000000" w:sz="4" w:space="0"/>
         </w:tcBorders>
       </w:tcPr>
     </w:tblStylePr>
@@ -15815,12 +16225,12 @@
         <w:tblBorders/>
       </w:tblPr>
       <w:tcPr>
-        <w:shd w:color="ffffff"/>
-        <w:tcBorders>
-          <w:top w:val="none"/>
+        <w:shd w:val="clear" w:color="ffffff"/>
+        <w:tcBorders>
+          <w:top w:val="none" w:color="000000" w:sz="4" w:space="0"/>
           <w:left w:val="single" w:color="000000" w:themeColor="accent1" w:themeTint="80" w:sz="4" w:space="0"/>
-          <w:bottom w:val="none"/>
-          <w:right w:val="none"/>
+          <w:bottom w:val="none" w:color="000000" w:sz="4" w:space="0"/>
+          <w:right w:val="none" w:color="000000" w:sz="4" w:space="0"/>
         </w:tcBorders>
       </w:tcPr>
     </w:tblStylePr>
@@ -15843,9 +16253,9 @@
         <w:shd w:val="clear" w:color="ffffff" w:themeColor="light1" w:fill="ffffff" w:themeFill="light1"/>
         <w:tcBorders>
           <w:top w:val="single" w:color="000000" w:themeColor="accent1" w:themeTint="80" w:sz="4" w:space="0"/>
-          <w:left w:val="none"/>
-          <w:bottom w:val="none"/>
-          <w:right w:val="none"/>
+          <w:left w:val="none" w:color="000000" w:sz="4" w:space="0"/>
+          <w:bottom w:val="none" w:color="000000" w:sz="4" w:space="0"/>
+          <w:right w:val="none" w:color="000000" w:sz="4" w:space="0"/>
         </w:tcBorders>
       </w:tcPr>
     </w:tblStylePr>
@@ -15915,9 +16325,9 @@
       </w:tcPr>
     </w:tblStylePr>
   </w:style>
-  <w:style w:type="table" w:styleId="63">
+  <w:style w:type="table" w:styleId="775">
     <w:name w:val="Grid Table 7 Colorful - Accent 2"/>
-    <w:basedOn w:val="699"/>
+    <w:basedOn w:val="895"/>
     <w:uiPriority w:val="99"/>
     <w:pPr>
       <w:pBdr/>
@@ -16019,11 +16429,11 @@
         <w:tblBorders/>
       </w:tblPr>
       <w:tcPr>
-        <w:shd w:color="ffffff"/>
-        <w:tcBorders>
-          <w:top w:val="none"/>
-          <w:left w:val="none"/>
-          <w:bottom w:val="none"/>
+        <w:shd w:val="clear" w:color="ffffff"/>
+        <w:tcBorders>
+          <w:top w:val="none" w:color="000000" w:sz="4" w:space="0"/>
+          <w:left w:val="none" w:color="000000" w:sz="4" w:space="0"/>
+          <w:bottom w:val="none" w:color="000000" w:sz="4" w:space="0"/>
           <w:right w:val="single" w:color="000000" w:themeColor="accent2" w:themeTint="97" w:sz="4" w:space="0"/>
         </w:tcBorders>
       </w:tcPr>
@@ -16046,10 +16456,10 @@
       <w:tcPr>
         <w:shd w:val="clear" w:color="ffffff" w:themeColor="light1" w:fill="ffffff" w:themeFill="light1"/>
         <w:tcBorders>
-          <w:top w:val="none"/>
-          <w:left w:val="none"/>
+          <w:top w:val="none" w:color="000000" w:sz="4" w:space="0"/>
+          <w:left w:val="none" w:color="000000" w:sz="4" w:space="0"/>
           <w:bottom w:val="single" w:color="000000" w:themeColor="accent2" w:themeTint="97" w:sz="4" w:space="0"/>
-          <w:right w:val="none"/>
+          <w:right w:val="none" w:color="000000" w:sz="4" w:space="0"/>
         </w:tcBorders>
       </w:tcPr>
     </w:tblStylePr>
@@ -16069,12 +16479,12 @@
         <w:tblBorders/>
       </w:tblPr>
       <w:tcPr>
-        <w:shd w:color="ffffff"/>
-        <w:tcBorders>
-          <w:top w:val="none"/>
+        <w:shd w:val="clear" w:color="ffffff"/>
+        <w:tcBorders>
+          <w:top w:val="none" w:color="000000" w:sz="4" w:space="0"/>
           <w:left w:val="single" w:color="000000" w:themeColor="accent2" w:themeTint="97" w:sz="4" w:space="0"/>
-          <w:bottom w:val="none"/>
-          <w:right w:val="none"/>
+          <w:bottom w:val="none" w:color="000000" w:sz="4" w:space="0"/>
+          <w:right w:val="none" w:color="000000" w:sz="4" w:space="0"/>
         </w:tcBorders>
       </w:tcPr>
     </w:tblStylePr>
@@ -16097,9 +16507,9 @@
         <w:shd w:val="clear" w:color="ffffff" w:themeColor="light1" w:fill="ffffff" w:themeFill="light1"/>
         <w:tcBorders>
           <w:top w:val="single" w:color="000000" w:themeColor="accent2" w:themeTint="97" w:sz="4" w:space="0"/>
-          <w:left w:val="none"/>
-          <w:bottom w:val="none"/>
-          <w:right w:val="none"/>
+          <w:left w:val="none" w:color="000000" w:sz="4" w:space="0"/>
+          <w:bottom w:val="none" w:color="000000" w:sz="4" w:space="0"/>
+          <w:right w:val="none" w:color="000000" w:sz="4" w:space="0"/>
         </w:tcBorders>
       </w:tcPr>
     </w:tblStylePr>
@@ -16169,9 +16579,9 @@
       </w:tcPr>
     </w:tblStylePr>
   </w:style>
-  <w:style w:type="table" w:styleId="64">
+  <w:style w:type="table" w:styleId="776">
     <w:name w:val="Grid Table 7 Colorful - Accent 3"/>
-    <w:basedOn w:val="699"/>
+    <w:basedOn w:val="895"/>
     <w:uiPriority w:val="99"/>
     <w:pPr>
       <w:pBdr/>
@@ -16273,11 +16683,11 @@
         <w:tblBorders/>
       </w:tblPr>
       <w:tcPr>
-        <w:shd w:color="ffffff"/>
-        <w:tcBorders>
-          <w:top w:val="none"/>
-          <w:left w:val="none"/>
-          <w:bottom w:val="none"/>
+        <w:shd w:val="clear" w:color="ffffff"/>
+        <w:tcBorders>
+          <w:top w:val="none" w:color="000000" w:sz="4" w:space="0"/>
+          <w:left w:val="none" w:color="000000" w:sz="4" w:space="0"/>
+          <w:bottom w:val="none" w:color="000000" w:sz="4" w:space="0"/>
           <w:right w:val="single" w:color="000000" w:themeColor="accent3" w:themeTint="FE" w:sz="4" w:space="0"/>
         </w:tcBorders>
       </w:tcPr>
@@ -16300,10 +16710,10 @@
       <w:tcPr>
         <w:shd w:val="clear" w:color="ffffff" w:themeColor="light1" w:fill="ffffff" w:themeFill="light1"/>
         <w:tcBorders>
-          <w:top w:val="none"/>
-          <w:left w:val="none"/>
+          <w:top w:val="none" w:color="000000" w:sz="4" w:space="0"/>
+          <w:left w:val="none" w:color="000000" w:sz="4" w:space="0"/>
           <w:bottom w:val="single" w:color="000000" w:themeColor="accent3" w:themeTint="FE" w:sz="4" w:space="0"/>
-          <w:right w:val="none"/>
+          <w:right w:val="none" w:color="000000" w:sz="4" w:space="0"/>
         </w:tcBorders>
       </w:tcPr>
     </w:tblStylePr>
@@ -16323,12 +16733,12 @@
         <w:tblBorders/>
       </w:tblPr>
       <w:tcPr>
-        <w:shd w:color="ffffff"/>
-        <w:tcBorders>
-          <w:top w:val="none"/>
+        <w:shd w:val="clear" w:color="ffffff"/>
+        <w:tcBorders>
+          <w:top w:val="none" w:color="000000" w:sz="4" w:space="0"/>
           <w:left w:val="single" w:color="000000" w:themeColor="accent3" w:themeTint="FE" w:sz="4" w:space="0"/>
-          <w:bottom w:val="none"/>
-          <w:right w:val="none"/>
+          <w:bottom w:val="none" w:color="000000" w:sz="4" w:space="0"/>
+          <w:right w:val="none" w:color="000000" w:sz="4" w:space="0"/>
         </w:tcBorders>
       </w:tcPr>
     </w:tblStylePr>
@@ -16351,9 +16761,9 @@
         <w:shd w:val="clear" w:color="ffffff" w:themeColor="light1" w:fill="ffffff" w:themeFill="light1"/>
         <w:tcBorders>
           <w:top w:val="single" w:color="000000" w:themeColor="accent3" w:themeTint="FE" w:sz="4" w:space="0"/>
-          <w:left w:val="none"/>
-          <w:bottom w:val="none"/>
-          <w:right w:val="none"/>
+          <w:left w:val="none" w:color="000000" w:sz="4" w:space="0"/>
+          <w:bottom w:val="none" w:color="000000" w:sz="4" w:space="0"/>
+          <w:right w:val="none" w:color="000000" w:sz="4" w:space="0"/>
         </w:tcBorders>
       </w:tcPr>
     </w:tblStylePr>
@@ -16423,9 +16833,9 @@
       </w:tcPr>
     </w:tblStylePr>
   </w:style>
-  <w:style w:type="table" w:styleId="65">
+  <w:style w:type="table" w:styleId="777">
     <w:name w:val="Grid Table 7 Colorful - Accent 4"/>
-    <w:basedOn w:val="699"/>
+    <w:basedOn w:val="895"/>
     <w:uiPriority w:val="99"/>
     <w:pPr>
       <w:pBdr/>
@@ -16527,11 +16937,11 @@
         <w:tblBorders/>
       </w:tblPr>
       <w:tcPr>
-        <w:shd w:color="ffffff"/>
-        <w:tcBorders>
-          <w:top w:val="none"/>
-          <w:left w:val="none"/>
-          <w:bottom w:val="none"/>
+        <w:shd w:val="clear" w:color="ffffff"/>
+        <w:tcBorders>
+          <w:top w:val="none" w:color="000000" w:sz="4" w:space="0"/>
+          <w:left w:val="none" w:color="000000" w:sz="4" w:space="0"/>
+          <w:bottom w:val="none" w:color="000000" w:sz="4" w:space="0"/>
           <w:right w:val="single" w:color="000000" w:themeColor="accent4" w:themeTint="9A" w:sz="4" w:space="0"/>
         </w:tcBorders>
       </w:tcPr>
@@ -16554,10 +16964,10 @@
       <w:tcPr>
         <w:shd w:val="clear" w:color="ffffff" w:themeColor="light1" w:fill="ffffff" w:themeFill="light1"/>
         <w:tcBorders>
-          <w:top w:val="none"/>
-          <w:left w:val="none"/>
+          <w:top w:val="none" w:color="000000" w:sz="4" w:space="0"/>
+          <w:left w:val="none" w:color="000000" w:sz="4" w:space="0"/>
           <w:bottom w:val="single" w:color="000000" w:themeColor="accent4" w:themeTint="9A" w:sz="4" w:space="0"/>
-          <w:right w:val="none"/>
+          <w:right w:val="none" w:color="000000" w:sz="4" w:space="0"/>
         </w:tcBorders>
       </w:tcPr>
     </w:tblStylePr>
@@ -16577,12 +16987,12 @@
         <w:tblBorders/>
       </w:tblPr>
       <w:tcPr>
-        <w:shd w:color="ffffff"/>
-        <w:tcBorders>
-          <w:top w:val="none"/>
+        <w:shd w:val="clear" w:color="ffffff"/>
+        <w:tcBorders>
+          <w:top w:val="none" w:color="000000" w:sz="4" w:space="0"/>
           <w:left w:val="single" w:color="000000" w:themeColor="accent4" w:themeTint="9A" w:sz="4" w:space="0"/>
-          <w:bottom w:val="none"/>
-          <w:right w:val="none"/>
+          <w:bottom w:val="none" w:color="000000" w:sz="4" w:space="0"/>
+          <w:right w:val="none" w:color="000000" w:sz="4" w:space="0"/>
         </w:tcBorders>
       </w:tcPr>
     </w:tblStylePr>
@@ -16605,9 +17015,9 @@
         <w:shd w:val="clear" w:color="ffffff" w:themeColor="light1" w:fill="ffffff" w:themeFill="light1"/>
         <w:tcBorders>
           <w:top w:val="single" w:color="000000" w:themeColor="accent4" w:themeTint="9A" w:sz="4" w:space="0"/>
-          <w:left w:val="none"/>
-          <w:bottom w:val="none"/>
-          <w:right w:val="none"/>
+          <w:left w:val="none" w:color="000000" w:sz="4" w:space="0"/>
+          <w:bottom w:val="none" w:color="000000" w:sz="4" w:space="0"/>
+          <w:right w:val="none" w:color="000000" w:sz="4" w:space="0"/>
         </w:tcBorders>
       </w:tcPr>
     </w:tblStylePr>
@@ -16677,9 +17087,9 @@
       </w:tcPr>
     </w:tblStylePr>
   </w:style>
-  <w:style w:type="table" w:styleId="66">
+  <w:style w:type="table" w:styleId="778">
     <w:name w:val="Grid Table 7 Colorful - Accent 5"/>
-    <w:basedOn w:val="699"/>
+    <w:basedOn w:val="895"/>
     <w:uiPriority w:val="99"/>
     <w:pPr>
       <w:pBdr/>
@@ -16781,11 +17191,11 @@
         <w:tblBorders/>
       </w:tblPr>
       <w:tcPr>
-        <w:shd w:color="ffffff"/>
-        <w:tcBorders>
-          <w:top w:val="none"/>
-          <w:left w:val="none"/>
-          <w:bottom w:val="none"/>
+        <w:shd w:val="clear" w:color="ffffff"/>
+        <w:tcBorders>
+          <w:top w:val="none" w:color="000000" w:sz="4" w:space="0"/>
+          <w:left w:val="none" w:color="000000" w:sz="4" w:space="0"/>
+          <w:bottom w:val="none" w:color="000000" w:sz="4" w:space="0"/>
           <w:right w:val="single" w:color="000000" w:themeColor="accent5" w:themeTint="90" w:sz="4" w:space="0"/>
         </w:tcBorders>
       </w:tcPr>
@@ -16808,10 +17218,10 @@
       <w:tcPr>
         <w:shd w:val="clear" w:color="ffffff" w:themeColor="light1" w:fill="ffffff" w:themeFill="light1"/>
         <w:tcBorders>
-          <w:top w:val="none"/>
-          <w:left w:val="none"/>
+          <w:top w:val="none" w:color="000000" w:sz="4" w:space="0"/>
+          <w:left w:val="none" w:color="000000" w:sz="4" w:space="0"/>
           <w:bottom w:val="single" w:color="000000" w:themeColor="accent5" w:themeTint="90" w:sz="4" w:space="0"/>
-          <w:right w:val="none"/>
+          <w:right w:val="none" w:color="000000" w:sz="4" w:space="0"/>
         </w:tcBorders>
       </w:tcPr>
     </w:tblStylePr>
@@ -16831,12 +17241,12 @@
         <w:tblBorders/>
       </w:tblPr>
       <w:tcPr>
-        <w:shd w:color="ffffff"/>
-        <w:tcBorders>
-          <w:top w:val="none"/>
+        <w:shd w:val="clear" w:color="ffffff"/>
+        <w:tcBorders>
+          <w:top w:val="none" w:color="000000" w:sz="4" w:space="0"/>
           <w:left w:val="single" w:color="000000" w:themeColor="accent5" w:themeTint="90" w:sz="4" w:space="0"/>
-          <w:bottom w:val="none"/>
-          <w:right w:val="none"/>
+          <w:bottom w:val="none" w:color="000000" w:sz="4" w:space="0"/>
+          <w:right w:val="none" w:color="000000" w:sz="4" w:space="0"/>
         </w:tcBorders>
       </w:tcPr>
     </w:tblStylePr>
@@ -16859,9 +17269,9 @@
         <w:shd w:val="clear" w:color="ffffff" w:themeColor="light1" w:fill="ffffff" w:themeFill="light1"/>
         <w:tcBorders>
           <w:top w:val="single" w:color="000000" w:themeColor="accent5" w:themeTint="90" w:sz="4" w:space="0"/>
-          <w:left w:val="none"/>
-          <w:bottom w:val="none"/>
-          <w:right w:val="none"/>
+          <w:left w:val="none" w:color="000000" w:sz="4" w:space="0"/>
+          <w:bottom w:val="none" w:color="000000" w:sz="4" w:space="0"/>
+          <w:right w:val="none" w:color="000000" w:sz="4" w:space="0"/>
         </w:tcBorders>
       </w:tcPr>
     </w:tblStylePr>
@@ -16931,9 +17341,9 @@
       </w:tcPr>
     </w:tblStylePr>
   </w:style>
-  <w:style w:type="table" w:styleId="67">
+  <w:style w:type="table" w:styleId="779">
     <w:name w:val="Grid Table 7 Colorful - Accent 6"/>
-    <w:basedOn w:val="699"/>
+    <w:basedOn w:val="895"/>
     <w:uiPriority w:val="99"/>
     <w:pPr>
       <w:pBdr/>
@@ -17035,11 +17445,11 @@
         <w:tblBorders/>
       </w:tblPr>
       <w:tcPr>
-        <w:shd w:color="ffffff"/>
-        <w:tcBorders>
-          <w:top w:val="none"/>
-          <w:left w:val="none"/>
-          <w:bottom w:val="none"/>
+        <w:shd w:val="clear" w:color="ffffff"/>
+        <w:tcBorders>
+          <w:top w:val="none" w:color="000000" w:sz="4" w:space="0"/>
+          <w:left w:val="none" w:color="000000" w:sz="4" w:space="0"/>
+          <w:bottom w:val="none" w:color="000000" w:sz="4" w:space="0"/>
           <w:right w:val="single" w:color="000000" w:themeColor="accent6" w:themeTint="90" w:sz="4" w:space="0"/>
         </w:tcBorders>
       </w:tcPr>
@@ -17062,10 +17472,10 @@
       <w:tcPr>
         <w:shd w:val="clear" w:color="ffffff" w:themeColor="light1" w:fill="ffffff" w:themeFill="light1"/>
         <w:tcBorders>
-          <w:top w:val="none"/>
-          <w:left w:val="none"/>
+          <w:top w:val="none" w:color="000000" w:sz="4" w:space="0"/>
+          <w:left w:val="none" w:color="000000" w:sz="4" w:space="0"/>
           <w:bottom w:val="single" w:color="000000" w:themeColor="accent6" w:themeTint="90" w:sz="4" w:space="0"/>
-          <w:right w:val="none"/>
+          <w:right w:val="none" w:color="000000" w:sz="4" w:space="0"/>
         </w:tcBorders>
       </w:tcPr>
     </w:tblStylePr>
@@ -17085,12 +17495,12 @@
         <w:tblBorders/>
       </w:tblPr>
       <w:tcPr>
-        <w:shd w:color="ffffff"/>
-        <w:tcBorders>
-          <w:top w:val="none"/>
+        <w:shd w:val="clear" w:color="ffffff"/>
+        <w:tcBorders>
+          <w:top w:val="none" w:color="000000" w:sz="4" w:space="0"/>
           <w:left w:val="single" w:color="000000" w:themeColor="accent6" w:themeTint="90" w:sz="4" w:space="0"/>
-          <w:bottom w:val="none"/>
-          <w:right w:val="none"/>
+          <w:bottom w:val="none" w:color="000000" w:sz="4" w:space="0"/>
+          <w:right w:val="none" w:color="000000" w:sz="4" w:space="0"/>
         </w:tcBorders>
       </w:tcPr>
     </w:tblStylePr>
@@ -17113,9 +17523,9 @@
         <w:shd w:val="clear" w:color="ffffff" w:themeColor="light1" w:fill="ffffff" w:themeFill="light1"/>
         <w:tcBorders>
           <w:top w:val="single" w:color="000000" w:themeColor="accent6" w:themeTint="90" w:sz="4" w:space="0"/>
-          <w:left w:val="none"/>
-          <w:bottom w:val="none"/>
-          <w:right w:val="none"/>
+          <w:left w:val="none" w:color="000000" w:sz="4" w:space="0"/>
+          <w:bottom w:val="none" w:color="000000" w:sz="4" w:space="0"/>
+          <w:right w:val="none" w:color="000000" w:sz="4" w:space="0"/>
         </w:tcBorders>
       </w:tcPr>
     </w:tblStylePr>
@@ -17185,9 +17595,9 @@
       </w:tcPr>
     </w:tblStylePr>
   </w:style>
-  <w:style w:type="table" w:styleId="68">
+  <w:style w:type="table" w:styleId="780">
     <w:name w:val="List Table 1 Light"/>
-    <w:basedOn w:val="699"/>
+    <w:basedOn w:val="895"/>
     <w:uiPriority w:val="99"/>
     <w:pPr>
       <w:pBdr/>
@@ -17401,9 +17811,9 @@
       </w:tcPr>
     </w:tblStylePr>
   </w:style>
-  <w:style w:type="table" w:styleId="69">
+  <w:style w:type="table" w:styleId="781">
     <w:name w:val="List Table 1 Light - Accent 1"/>
-    <w:basedOn w:val="699"/>
+    <w:basedOn w:val="895"/>
     <w:uiPriority w:val="99"/>
     <w:pPr>
       <w:pBdr/>
@@ -17617,9 +18027,9 @@
       </w:tcPr>
     </w:tblStylePr>
   </w:style>
-  <w:style w:type="table" w:styleId="70">
+  <w:style w:type="table" w:styleId="782">
     <w:name w:val="List Table 1 Light - Accent 2"/>
-    <w:basedOn w:val="699"/>
+    <w:basedOn w:val="895"/>
     <w:uiPriority w:val="99"/>
     <w:pPr>
       <w:pBdr/>
@@ -17833,9 +18243,9 @@
       </w:tcPr>
     </w:tblStylePr>
   </w:style>
-  <w:style w:type="table" w:styleId="71">
+  <w:style w:type="table" w:styleId="783">
     <w:name w:val="List Table 1 Light - Accent 3"/>
-    <w:basedOn w:val="699"/>
+    <w:basedOn w:val="895"/>
     <w:uiPriority w:val="99"/>
     <w:pPr>
       <w:pBdr/>
@@ -18049,9 +18459,9 @@
       </w:tcPr>
     </w:tblStylePr>
   </w:style>
-  <w:style w:type="table" w:styleId="72">
+  <w:style w:type="table" w:styleId="784">
     <w:name w:val="List Table 1 Light - Accent 4"/>
-    <w:basedOn w:val="699"/>
+    <w:basedOn w:val="895"/>
     <w:uiPriority w:val="99"/>
     <w:pPr>
       <w:pBdr/>
@@ -18265,9 +18675,9 @@
       </w:tcPr>
     </w:tblStylePr>
   </w:style>
-  <w:style w:type="table" w:styleId="73">
+  <w:style w:type="table" w:styleId="785">
     <w:name w:val="List Table 1 Light - Accent 5"/>
-    <w:basedOn w:val="699"/>
+    <w:basedOn w:val="895"/>
     <w:uiPriority w:val="99"/>
     <w:pPr>
       <w:pBdr/>
@@ -18481,9 +18891,9 @@
       </w:tcPr>
     </w:tblStylePr>
   </w:style>
-  <w:style w:type="table" w:styleId="74">
+  <w:style w:type="table" w:styleId="786">
     <w:name w:val="List Table 1 Light - Accent 6"/>
-    <w:basedOn w:val="699"/>
+    <w:basedOn w:val="895"/>
     <w:uiPriority w:val="99"/>
     <w:pPr>
       <w:pBdr/>
@@ -18697,9 +19107,9 @@
       </w:tcPr>
     </w:tblStylePr>
   </w:style>
-  <w:style w:type="table" w:styleId="75">
+  <w:style w:type="table" w:styleId="787">
     <w:name w:val="List Table 2"/>
-    <w:basedOn w:val="699"/>
+    <w:basedOn w:val="895"/>
     <w:uiPriority w:val="99"/>
     <w:pPr>
       <w:pBdr/>
@@ -18935,9 +19345,9 @@
       </w:tcPr>
     </w:tblStylePr>
   </w:style>
-  <w:style w:type="table" w:styleId="76">
+  <w:style w:type="table" w:styleId="788">
     <w:name w:val="List Table 2 - Accent 1"/>
-    <w:basedOn w:val="699"/>
+    <w:basedOn w:val="895"/>
     <w:uiPriority w:val="99"/>
     <w:pPr>
       <w:pBdr/>
@@ -19173,9 +19583,9 @@
       </w:tcPr>
     </w:tblStylePr>
   </w:style>
-  <w:style w:type="table" w:styleId="77">
+  <w:style w:type="table" w:styleId="789">
     <w:name w:val="List Table 2 - Accent 2"/>
-    <w:basedOn w:val="699"/>
+    <w:basedOn w:val="895"/>
     <w:uiPriority w:val="99"/>
     <w:pPr>
       <w:pBdr/>
@@ -19411,9 +19821,9 @@
       </w:tcPr>
     </w:tblStylePr>
   </w:style>
-  <w:style w:type="table" w:styleId="78">
+  <w:style w:type="table" w:styleId="790">
     <w:name w:val="List Table 2 - Accent 3"/>
-    <w:basedOn w:val="699"/>
+    <w:basedOn w:val="895"/>
     <w:uiPriority w:val="99"/>
     <w:pPr>
       <w:pBdr/>
@@ -19649,9 +20059,9 @@
       </w:tcPr>
     </w:tblStylePr>
   </w:style>
-  <w:style w:type="table" w:styleId="79">
+  <w:style w:type="table" w:styleId="791">
     <w:name w:val="List Table 2 - Accent 4"/>
-    <w:basedOn w:val="699"/>
+    <w:basedOn w:val="895"/>
     <w:uiPriority w:val="99"/>
     <w:pPr>
       <w:pBdr/>
@@ -19887,9 +20297,9 @@
       </w:tcPr>
     </w:tblStylePr>
   </w:style>
-  <w:style w:type="table" w:styleId="80">
+  <w:style w:type="table" w:styleId="792">
     <w:name w:val="List Table 2 - Accent 5"/>
-    <w:basedOn w:val="699"/>
+    <w:basedOn w:val="895"/>
     <w:uiPriority w:val="99"/>
     <w:pPr>
       <w:pBdr/>
@@ -20125,9 +20535,9 @@
       </w:tcPr>
     </w:tblStylePr>
   </w:style>
-  <w:style w:type="table" w:styleId="81">
+  <w:style w:type="table" w:styleId="793">
     <w:name w:val="List Table 2 - Accent 6"/>
-    <w:basedOn w:val="699"/>
+    <w:basedOn w:val="895"/>
     <w:uiPriority w:val="99"/>
     <w:pPr>
       <w:pBdr/>
@@ -20363,9 +20773,9 @@
       </w:tcPr>
     </w:tblStylePr>
   </w:style>
-  <w:style w:type="table" w:styleId="82">
+  <w:style w:type="table" w:styleId="794">
     <w:name w:val="List Table 3"/>
-    <w:basedOn w:val="699"/>
+    <w:basedOn w:val="895"/>
     <w:uiPriority w:val="99"/>
     <w:pPr>
       <w:pBdr/>
@@ -20591,9 +21001,9 @@
       </w:tcPr>
     </w:tblStylePr>
   </w:style>
-  <w:style w:type="table" w:styleId="83">
+  <w:style w:type="table" w:styleId="795">
     <w:name w:val="List Table 3 - Accent 1"/>
-    <w:basedOn w:val="699"/>
+    <w:basedOn w:val="895"/>
     <w:uiPriority w:val="99"/>
     <w:pPr>
       <w:pBdr/>
@@ -20819,9 +21229,9 @@
       </w:tcPr>
     </w:tblStylePr>
   </w:style>
-  <w:style w:type="table" w:styleId="84">
+  <w:style w:type="table" w:styleId="796">
     <w:name w:val="List Table 3 - Accent 2"/>
-    <w:basedOn w:val="699"/>
+    <w:basedOn w:val="895"/>
     <w:uiPriority w:val="99"/>
     <w:pPr>
       <w:pBdr/>
@@ -21047,9 +21457,9 @@
       </w:tcPr>
     </w:tblStylePr>
   </w:style>
-  <w:style w:type="table" w:styleId="85">
+  <w:style w:type="table" w:styleId="797">
     <w:name w:val="List Table 3 - Accent 3"/>
-    <w:basedOn w:val="699"/>
+    <w:basedOn w:val="895"/>
     <w:uiPriority w:val="99"/>
     <w:pPr>
       <w:pBdr/>
@@ -21275,9 +21685,9 @@
       </w:tcPr>
     </w:tblStylePr>
   </w:style>
-  <w:style w:type="table" w:styleId="86">
+  <w:style w:type="table" w:styleId="798">
     <w:name w:val="List Table 3 - Accent 4"/>
-    <w:basedOn w:val="699"/>
+    <w:basedOn w:val="895"/>
     <w:uiPriority w:val="99"/>
     <w:pPr>
       <w:pBdr/>
@@ -21503,9 +21913,9 @@
       </w:tcPr>
     </w:tblStylePr>
   </w:style>
-  <w:style w:type="table" w:styleId="87">
+  <w:style w:type="table" w:styleId="799">
     <w:name w:val="List Table 3 - Accent 5"/>
-    <w:basedOn w:val="699"/>
+    <w:basedOn w:val="895"/>
     <w:uiPriority w:val="99"/>
     <w:pPr>
       <w:pBdr/>
@@ -21731,9 +22141,9 @@
       </w:tcPr>
     </w:tblStylePr>
   </w:style>
-  <w:style w:type="table" w:styleId="88">
+  <w:style w:type="table" w:styleId="800">
     <w:name w:val="List Table 3 - Accent 6"/>
-    <w:basedOn w:val="699"/>
+    <w:basedOn w:val="895"/>
     <w:uiPriority w:val="99"/>
     <w:pPr>
       <w:pBdr/>
@@ -21959,9 +22369,9 @@
       </w:tcPr>
     </w:tblStylePr>
   </w:style>
-  <w:style w:type="table" w:styleId="89">
+  <w:style w:type="table" w:styleId="801">
     <w:name w:val="List Table 4"/>
-    <w:basedOn w:val="699"/>
+    <w:basedOn w:val="895"/>
     <w:uiPriority w:val="99"/>
     <w:pPr>
       <w:pBdr/>
@@ -22184,9 +22594,9 @@
       </w:tcPr>
     </w:tblStylePr>
   </w:style>
-  <w:style w:type="table" w:styleId="90">
+  <w:style w:type="table" w:styleId="802">
     <w:name w:val="List Table 4 - Accent 1"/>
-    <w:basedOn w:val="699"/>
+    <w:basedOn w:val="895"/>
     <w:uiPriority w:val="99"/>
     <w:pPr>
       <w:pBdr/>
@@ -22409,9 +22819,9 @@
       </w:tcPr>
     </w:tblStylePr>
   </w:style>
-  <w:style w:type="table" w:styleId="91">
+  <w:style w:type="table" w:styleId="803">
     <w:name w:val="List Table 4 - Accent 2"/>
-    <w:basedOn w:val="699"/>
+    <w:basedOn w:val="895"/>
     <w:uiPriority w:val="99"/>
     <w:pPr>
       <w:pBdr/>
@@ -22634,9 +23044,9 @@
       </w:tcPr>
     </w:tblStylePr>
   </w:style>
-  <w:style w:type="table" w:styleId="92">
+  <w:style w:type="table" w:styleId="804">
     <w:name w:val="List Table 4 - Accent 3"/>
-    <w:basedOn w:val="699"/>
+    <w:basedOn w:val="895"/>
     <w:uiPriority w:val="99"/>
     <w:pPr>
       <w:pBdr/>
@@ -22859,9 +23269,9 @@
       </w:tcPr>
     </w:tblStylePr>
   </w:style>
-  <w:style w:type="table" w:styleId="93">
+  <w:style w:type="table" w:styleId="805">
     <w:name w:val="List Table 4 - Accent 4"/>
-    <w:basedOn w:val="699"/>
+    <w:basedOn w:val="895"/>
     <w:uiPriority w:val="99"/>
     <w:pPr>
       <w:pBdr/>
@@ -23084,9 +23494,9 @@
       </w:tcPr>
     </w:tblStylePr>
   </w:style>
-  <w:style w:type="table" w:styleId="94">
+  <w:style w:type="table" w:styleId="806">
     <w:name w:val="List Table 4 - Accent 5"/>
-    <w:basedOn w:val="699"/>
+    <w:basedOn w:val="895"/>
     <w:uiPriority w:val="99"/>
     <w:pPr>
       <w:pBdr/>
@@ -23309,9 +23719,9 @@
       </w:tcPr>
     </w:tblStylePr>
   </w:style>
-  <w:style w:type="table" w:styleId="95">
+  <w:style w:type="table" w:styleId="807">
     <w:name w:val="List Table 4 - Accent 6"/>
-    <w:basedOn w:val="699"/>
+    <w:basedOn w:val="895"/>
     <w:uiPriority w:val="99"/>
     <w:pPr>
       <w:pBdr/>
@@ -23534,9 +23944,9 @@
       </w:tcPr>
     </w:tblStylePr>
   </w:style>
-  <w:style w:type="table" w:styleId="96">
+  <w:style w:type="table" w:styleId="808">
     <w:name w:val="List Table 5 Dark"/>
-    <w:basedOn w:val="699"/>
+    <w:basedOn w:val="895"/>
     <w:uiPriority w:val="99"/>
     <w:pPr>
       <w:pBdr/>
@@ -23776,9 +24186,9 @@
       </w:tcPr>
     </w:tblStylePr>
   </w:style>
-  <w:style w:type="table" w:styleId="97">
+  <w:style w:type="table" w:styleId="809">
     <w:name w:val="List Table 5 Dark - Accent 1"/>
-    <w:basedOn w:val="699"/>
+    <w:basedOn w:val="895"/>
     <w:uiPriority w:val="99"/>
     <w:pPr>
       <w:pBdr/>
@@ -24018,9 +24428,9 @@
       </w:tcPr>
     </w:tblStylePr>
   </w:style>
-  <w:style w:type="table" w:styleId="98">
+  <w:style w:type="table" w:styleId="810">
     <w:name w:val="List Table 5 Dark - Accent 2"/>
-    <w:basedOn w:val="699"/>
+    <w:basedOn w:val="895"/>
     <w:uiPriority w:val="99"/>
     <w:pPr>
       <w:pBdr/>
@@ -24260,9 +24670,9 @@
       </w:tcPr>
     </w:tblStylePr>
   </w:style>
-  <w:style w:type="table" w:styleId="99">
+  <w:style w:type="table" w:styleId="811">
     <w:name w:val="List Table 5 Dark - Accent 3"/>
-    <w:basedOn w:val="699"/>
+    <w:basedOn w:val="895"/>
     <w:uiPriority w:val="99"/>
     <w:pPr>
       <w:pBdr/>
@@ -24502,9 +24912,9 @@
       </w:tcPr>
     </w:tblStylePr>
   </w:style>
-  <w:style w:type="table" w:styleId="100">
+  <w:style w:type="table" w:styleId="812">
     <w:name w:val="List Table 5 Dark - Accent 4"/>
-    <w:basedOn w:val="699"/>
+    <w:basedOn w:val="895"/>
     <w:uiPriority w:val="99"/>
     <w:pPr>
       <w:pBdr/>
@@ -24744,9 +25154,9 @@
       </w:tcPr>
     </w:tblStylePr>
   </w:style>
-  <w:style w:type="table" w:styleId="101">
+  <w:style w:type="table" w:styleId="813">
     <w:name w:val="List Table 5 Dark - Accent 5"/>
-    <w:basedOn w:val="699"/>
+    <w:basedOn w:val="895"/>
     <w:uiPriority w:val="99"/>
     <w:pPr>
       <w:pBdr/>
@@ -24986,9 +25396,9 @@
       </w:tcPr>
     </w:tblStylePr>
   </w:style>
-  <w:style w:type="table" w:styleId="102">
+  <w:style w:type="table" w:styleId="814">
     <w:name w:val="List Table 5 Dark - Accent 6"/>
-    <w:basedOn w:val="699"/>
+    <w:basedOn w:val="895"/>
     <w:uiPriority w:val="99"/>
     <w:pPr>
       <w:pBdr/>
@@ -25228,9 +25638,9 @@
       </w:tcPr>
     </w:tblStylePr>
   </w:style>
-  <w:style w:type="table" w:styleId="103">
+  <w:style w:type="table" w:styleId="815">
     <w:name w:val="List Table 6 Colorful"/>
-    <w:basedOn w:val="699"/>
+    <w:basedOn w:val="895"/>
     <w:uiPriority w:val="99"/>
     <w:pPr>
       <w:pBdr/>
@@ -25451,9 +25861,9 @@
       </w:tcPr>
     </w:tblStylePr>
   </w:style>
-  <w:style w:type="table" w:styleId="104">
+  <w:style w:type="table" w:styleId="816">
     <w:name w:val="List Table 6 Colorful - Accent 1"/>
-    <w:basedOn w:val="699"/>
+    <w:basedOn w:val="895"/>
     <w:uiPriority w:val="99"/>
     <w:pPr>
       <w:pBdr/>
@@ -25674,9 +26084,9 @@
       </w:tcPr>
     </w:tblStylePr>
   </w:style>
-  <w:style w:type="table" w:styleId="105">
+  <w:style w:type="table" w:styleId="817">
     <w:name w:val="List Table 6 Colorful - Accent 2"/>
-    <w:basedOn w:val="699"/>
+    <w:basedOn w:val="895"/>
     <w:uiPriority w:val="99"/>
     <w:pPr>
       <w:pBdr/>
@@ -25897,9 +26307,9 @@
       </w:tcPr>
     </w:tblStylePr>
   </w:style>
-  <w:style w:type="table" w:styleId="106">
+  <w:style w:type="table" w:styleId="818">
     <w:name w:val="List Table 6 Colorful - Accent 3"/>
-    <w:basedOn w:val="699"/>
+    <w:basedOn w:val="895"/>
     <w:uiPriority w:val="99"/>
     <w:pPr>
       <w:pBdr/>
@@ -26120,9 +26530,9 @@
       </w:tcPr>
     </w:tblStylePr>
   </w:style>
-  <w:style w:type="table" w:styleId="107">
+  <w:style w:type="table" w:styleId="819">
     <w:name w:val="List Table 6 Colorful - Accent 4"/>
-    <w:basedOn w:val="699"/>
+    <w:basedOn w:val="895"/>
     <w:uiPriority w:val="99"/>
     <w:pPr>
       <w:pBdr/>
@@ -26343,9 +26753,9 @@
       </w:tcPr>
     </w:tblStylePr>
   </w:style>
-  <w:style w:type="table" w:styleId="108">
+  <w:style w:type="table" w:styleId="820">
     <w:name w:val="List Table 6 Colorful - Accent 5"/>
-    <w:basedOn w:val="699"/>
+    <w:basedOn w:val="895"/>
     <w:uiPriority w:val="99"/>
     <w:pPr>
       <w:pBdr/>
@@ -26566,9 +26976,9 @@
       </w:tcPr>
     </w:tblStylePr>
   </w:style>
-  <w:style w:type="table" w:styleId="109">
+  <w:style w:type="table" w:styleId="821">
     <w:name w:val="List Table 6 Colorful - Accent 6"/>
-    <w:basedOn w:val="699"/>
+    <w:basedOn w:val="895"/>
     <w:uiPriority w:val="99"/>
     <w:pPr>
       <w:pBdr/>
@@ -26789,9 +27199,9 @@
       </w:tcPr>
     </w:tblStylePr>
   </w:style>
-  <w:style w:type="table" w:styleId="110">
+  <w:style w:type="table" w:styleId="822">
     <w:name w:val="List Table 7 Colorful"/>
-    <w:basedOn w:val="699"/>
+    <w:basedOn w:val="895"/>
     <w:uiPriority w:val="99"/>
     <w:pPr>
       <w:pBdr/>
@@ -26890,11 +27300,11 @@
         <w:tblBorders/>
       </w:tblPr>
       <w:tcPr>
-        <w:shd w:color="ffffff"/>
-        <w:tcBorders>
-          <w:top w:val="none"/>
-          <w:left w:val="none"/>
-          <w:bottom w:val="none"/>
+        <w:shd w:val="clear" w:color="ffffff"/>
+        <w:tcBorders>
+          <w:top w:val="none" w:color="000000" w:sz="4" w:space="0"/>
+          <w:left w:val="none" w:color="000000" w:sz="4" w:space="0"/>
+          <w:bottom w:val="none" w:color="000000" w:sz="4" w:space="0"/>
           <w:right w:val="single" w:color="000000" w:themeColor="text1" w:themeTint="80" w:sz="4" w:space="0"/>
         </w:tcBorders>
       </w:tcPr>
@@ -26917,10 +27327,10 @@
       <w:tcPr>
         <w:shd w:val="clear" w:color="ffffff" w:themeColor="light1" w:fill="ffffff" w:themeFill="light1"/>
         <w:tcBorders>
-          <w:top w:val="none"/>
-          <w:left w:val="none"/>
+          <w:top w:val="none" w:color="000000" w:sz="4" w:space="0"/>
+          <w:left w:val="none" w:color="000000" w:sz="4" w:space="0"/>
           <w:bottom w:val="single" w:color="000000" w:themeColor="text1" w:themeTint="80" w:sz="4" w:space="0"/>
-          <w:right w:val="none"/>
+          <w:right w:val="none" w:color="000000" w:sz="4" w:space="0"/>
         </w:tcBorders>
       </w:tcPr>
     </w:tblStylePr>
@@ -26940,12 +27350,12 @@
         <w:tblBorders/>
       </w:tblPr>
       <w:tcPr>
-        <w:shd w:color="ffffff"/>
-        <w:tcBorders>
-          <w:top w:val="none"/>
+        <w:shd w:val="clear" w:color="ffffff"/>
+        <w:tcBorders>
+          <w:top w:val="none" w:color="000000" w:sz="4" w:space="0"/>
           <w:left w:val="single" w:color="000000" w:themeColor="text1" w:themeTint="80" w:sz="4" w:space="0"/>
-          <w:bottom w:val="none"/>
-          <w:right w:val="none"/>
+          <w:bottom w:val="none" w:color="000000" w:sz="4" w:space="0"/>
+          <w:right w:val="none" w:color="000000" w:sz="4" w:space="0"/>
         </w:tcBorders>
       </w:tcPr>
     </w:tblStylePr>
@@ -26968,9 +27378,9 @@
         <w:shd w:val="clear" w:color="ffffff" w:themeColor="light1" w:fill="ffffff" w:themeFill="light1"/>
         <w:tcBorders>
           <w:top w:val="single" w:color="000000" w:themeColor="text1" w:themeTint="80" w:sz="4" w:space="0"/>
-          <w:left w:val="none"/>
-          <w:bottom w:val="none"/>
-          <w:right w:val="none"/>
+          <w:left w:val="none" w:color="000000" w:sz="4" w:space="0"/>
+          <w:bottom w:val="none" w:color="000000" w:sz="4" w:space="0"/>
+          <w:right w:val="none" w:color="000000" w:sz="4" w:space="0"/>
         </w:tcBorders>
       </w:tcPr>
     </w:tblStylePr>
@@ -27045,9 +27455,9 @@
       </w:tcPr>
     </w:tblStylePr>
   </w:style>
-  <w:style w:type="table" w:styleId="111">
+  <w:style w:type="table" w:styleId="823">
     <w:name w:val="List Table 7 Colorful - Accent 1"/>
-    <w:basedOn w:val="699"/>
+    <w:basedOn w:val="895"/>
     <w:uiPriority w:val="99"/>
     <w:pPr>
       <w:pBdr/>
@@ -27146,11 +27556,11 @@
         <w:tblBorders/>
       </w:tblPr>
       <w:tcPr>
-        <w:shd w:color="ffffff"/>
-        <w:tcBorders>
-          <w:top w:val="none"/>
-          <w:left w:val="none"/>
-          <w:bottom w:val="none"/>
+        <w:shd w:val="clear" w:color="ffffff"/>
+        <w:tcBorders>
+          <w:top w:val="none" w:color="000000" w:sz="4" w:space="0"/>
+          <w:left w:val="none" w:color="000000" w:sz="4" w:space="0"/>
+          <w:bottom w:val="none" w:color="000000" w:sz="4" w:space="0"/>
           <w:right w:val="single" w:color="000000" w:themeColor="accent1" w:sz="4" w:space="0"/>
         </w:tcBorders>
       </w:tcPr>
@@ -27173,10 +27583,10 @@
       <w:tcPr>
         <w:shd w:val="clear" w:color="ffffff" w:themeColor="light1" w:fill="ffffff" w:themeFill="light1"/>
         <w:tcBorders>
-          <w:top w:val="none"/>
-          <w:left w:val="none"/>
+          <w:top w:val="none" w:color="000000" w:sz="4" w:space="0"/>
+          <w:left w:val="none" w:color="000000" w:sz="4" w:space="0"/>
           <w:bottom w:val="single" w:color="000000" w:themeColor="accent1" w:sz="4" w:space="0"/>
-          <w:right w:val="none"/>
+          <w:right w:val="none" w:color="000000" w:sz="4" w:space="0"/>
         </w:tcBorders>
       </w:tcPr>
     </w:tblStylePr>
@@ -27196,12 +27606,12 @@
         <w:tblBorders/>
       </w:tblPr>
       <w:tcPr>
-        <w:shd w:color="ffffff"/>
-        <w:tcBorders>
-          <w:top w:val="none"/>
+        <w:shd w:val="clear" w:color="ffffff"/>
+        <w:tcBorders>
+          <w:top w:val="none" w:color="000000" w:sz="4" w:space="0"/>
           <w:left w:val="single" w:color="000000" w:themeColor="accent1" w:sz="4" w:space="0"/>
-          <w:bottom w:val="none"/>
-          <w:right w:val="none"/>
+          <w:bottom w:val="none" w:color="000000" w:sz="4" w:space="0"/>
+          <w:right w:val="none" w:color="000000" w:sz="4" w:space="0"/>
         </w:tcBorders>
       </w:tcPr>
     </w:tblStylePr>
@@ -27224,9 +27634,9 @@
         <w:shd w:val="clear" w:color="ffffff" w:themeColor="light1" w:fill="ffffff" w:themeFill="light1"/>
         <w:tcBorders>
           <w:top w:val="single" w:color="000000" w:themeColor="accent1" w:sz="4" w:space="0"/>
-          <w:left w:val="none"/>
-          <w:bottom w:val="none"/>
-          <w:right w:val="none"/>
+          <w:left w:val="none" w:color="000000" w:sz="4" w:space="0"/>
+          <w:bottom w:val="none" w:color="000000" w:sz="4" w:space="0"/>
+          <w:right w:val="none" w:color="000000" w:sz="4" w:space="0"/>
         </w:tcBorders>
       </w:tcPr>
     </w:tblStylePr>
@@ -27301,9 +27711,9 @@
       </w:tcPr>
     </w:tblStylePr>
   </w:style>
-  <w:style w:type="table" w:styleId="112">
+  <w:style w:type="table" w:styleId="824">
     <w:name w:val="List Table 7 Colorful - Accent 2"/>
-    <w:basedOn w:val="699"/>
+    <w:basedOn w:val="895"/>
     <w:uiPriority w:val="99"/>
     <w:pPr>
       <w:pBdr/>
@@ -27402,11 +27812,11 @@
         <w:tblBorders/>
       </w:tblPr>
       <w:tcPr>
-        <w:shd w:color="ffffff"/>
-        <w:tcBorders>
-          <w:top w:val="none"/>
-          <w:left w:val="none"/>
-          <w:bottom w:val="none"/>
+        <w:shd w:val="clear" w:color="ffffff"/>
+        <w:tcBorders>
+          <w:top w:val="none" w:color="000000" w:sz="4" w:space="0"/>
+          <w:left w:val="none" w:color="000000" w:sz="4" w:space="0"/>
+          <w:bottom w:val="none" w:color="000000" w:sz="4" w:space="0"/>
           <w:right w:val="single" w:color="000000" w:themeColor="accent2" w:themeTint="97" w:sz="4" w:space="0"/>
         </w:tcBorders>
       </w:tcPr>
@@ -27429,10 +27839,10 @@
       <w:tcPr>
         <w:shd w:val="clear" w:color="ffffff" w:themeColor="light1" w:fill="ffffff" w:themeFill="light1"/>
         <w:tcBorders>
-          <w:top w:val="none"/>
-          <w:left w:val="none"/>
+          <w:top w:val="none" w:color="000000" w:sz="4" w:space="0"/>
+          <w:left w:val="none" w:color="000000" w:sz="4" w:space="0"/>
           <w:bottom w:val="single" w:color="000000" w:themeColor="accent2" w:themeTint="97" w:sz="4" w:space="0"/>
-          <w:right w:val="none"/>
+          <w:right w:val="none" w:color="000000" w:sz="4" w:space="0"/>
         </w:tcBorders>
       </w:tcPr>
     </w:tblStylePr>
@@ -27452,12 +27862,12 @@
         <w:tblBorders/>
       </w:tblPr>
       <w:tcPr>
-        <w:shd w:color="ffffff"/>
-        <w:tcBorders>
-          <w:top w:val="none"/>
+        <w:shd w:val="clear" w:color="ffffff"/>
+        <w:tcBorders>
+          <w:top w:val="none" w:color="000000" w:sz="4" w:space="0"/>
           <w:left w:val="single" w:color="000000" w:themeColor="accent2" w:themeTint="97" w:sz="4" w:space="0"/>
-          <w:bottom w:val="none"/>
-          <w:right w:val="none"/>
+          <w:bottom w:val="none" w:color="000000" w:sz="4" w:space="0"/>
+          <w:right w:val="none" w:color="000000" w:sz="4" w:space="0"/>
         </w:tcBorders>
       </w:tcPr>
     </w:tblStylePr>
@@ -27480,9 +27890,9 @@
         <w:shd w:val="clear" w:color="ffffff" w:themeColor="light1" w:fill="ffffff" w:themeFill="light1"/>
         <w:tcBorders>
           <w:top w:val="single" w:color="000000" w:themeColor="accent2" w:themeTint="97" w:sz="4" w:space="0"/>
-          <w:left w:val="none"/>
-          <w:bottom w:val="none"/>
-          <w:right w:val="none"/>
+          <w:left w:val="none" w:color="000000" w:sz="4" w:space="0"/>
+          <w:bottom w:val="none" w:color="000000" w:sz="4" w:space="0"/>
+          <w:right w:val="none" w:color="000000" w:sz="4" w:space="0"/>
         </w:tcBorders>
       </w:tcPr>
     </w:tblStylePr>
@@ -27557,9 +27967,9 @@
       </w:tcPr>
     </w:tblStylePr>
   </w:style>
-  <w:style w:type="table" w:styleId="113">
+  <w:style w:type="table" w:styleId="825">
     <w:name w:val="List Table 7 Colorful - Accent 3"/>
-    <w:basedOn w:val="699"/>
+    <w:basedOn w:val="895"/>
     <w:uiPriority w:val="99"/>
     <w:pPr>
       <w:pBdr/>
@@ -27658,11 +28068,11 @@
         <w:tblBorders/>
       </w:tblPr>
       <w:tcPr>
-        <w:shd w:color="ffffff"/>
-        <w:tcBorders>
-          <w:top w:val="none"/>
-          <w:left w:val="none"/>
-          <w:bottom w:val="none"/>
+        <w:shd w:val="clear" w:color="ffffff"/>
+        <w:tcBorders>
+          <w:top w:val="none" w:color="000000" w:sz="4" w:space="0"/>
+          <w:left w:val="none" w:color="000000" w:sz="4" w:space="0"/>
+          <w:bottom w:val="none" w:color="000000" w:sz="4" w:space="0"/>
           <w:right w:val="single" w:color="000000" w:themeColor="accent3" w:themeTint="98" w:sz="4" w:space="0"/>
         </w:tcBorders>
       </w:tcPr>
@@ -27685,10 +28095,10 @@
       <w:tcPr>
         <w:shd w:val="clear" w:color="ffffff" w:themeColor="light1" w:fill="ffffff" w:themeFill="light1"/>
         <w:tcBorders>
-          <w:top w:val="none"/>
-          <w:left w:val="none"/>
+          <w:top w:val="none" w:color="000000" w:sz="4" w:space="0"/>
+          <w:left w:val="none" w:color="000000" w:sz="4" w:space="0"/>
           <w:bottom w:val="single" w:color="000000" w:themeColor="accent3" w:themeTint="98" w:sz="4" w:space="0"/>
-          <w:right w:val="none"/>
+          <w:right w:val="none" w:color="000000" w:sz="4" w:space="0"/>
         </w:tcBorders>
       </w:tcPr>
     </w:tblStylePr>
@@ -27708,12 +28118,12 @@
         <w:tblBorders/>
       </w:tblPr>
       <w:tcPr>
-        <w:shd w:color="ffffff"/>
-        <w:tcBorders>
-          <w:top w:val="none"/>
+        <w:shd w:val="clear" w:color="ffffff"/>
+        <w:tcBorders>
+          <w:top w:val="none" w:color="000000" w:sz="4" w:space="0"/>
           <w:left w:val="single" w:color="000000" w:themeColor="accent3" w:themeTint="98" w:sz="4" w:space="0"/>
-          <w:bottom w:val="none"/>
-          <w:right w:val="none"/>
+          <w:bottom w:val="none" w:color="000000" w:sz="4" w:space="0"/>
+          <w:right w:val="none" w:color="000000" w:sz="4" w:space="0"/>
         </w:tcBorders>
       </w:tcPr>
     </w:tblStylePr>
@@ -27736,9 +28146,9 @@
         <w:shd w:val="clear" w:color="ffffff" w:themeColor="light1" w:fill="ffffff" w:themeFill="light1"/>
         <w:tcBorders>
           <w:top w:val="single" w:color="000000" w:themeColor="accent3" w:themeTint="98" w:sz="4" w:space="0"/>
-          <w:left w:val="none"/>
-          <w:bottom w:val="none"/>
-          <w:right w:val="none"/>
+          <w:left w:val="none" w:color="000000" w:sz="4" w:space="0"/>
+          <w:bottom w:val="none" w:color="000000" w:sz="4" w:space="0"/>
+          <w:right w:val="none" w:color="000000" w:sz="4" w:space="0"/>
         </w:tcBorders>
       </w:tcPr>
     </w:tblStylePr>
@@ -27813,9 +28223,9 @@
       </w:tcPr>
     </w:tblStylePr>
   </w:style>
-  <w:style w:type="table" w:styleId="114">
+  <w:style w:type="table" w:styleId="826">
     <w:name w:val="List Table 7 Colorful - Accent 4"/>
-    <w:basedOn w:val="699"/>
+    <w:basedOn w:val="895"/>
     <w:uiPriority w:val="99"/>
     <w:pPr>
       <w:pBdr/>
@@ -27914,11 +28324,11 @@
         <w:tblBorders/>
       </w:tblPr>
       <w:tcPr>
-        <w:shd w:color="ffffff"/>
-        <w:tcBorders>
-          <w:top w:val="none"/>
-          <w:left w:val="none"/>
-          <w:bottom w:val="none"/>
+        <w:shd w:val="clear" w:color="ffffff"/>
+        <w:tcBorders>
+          <w:top w:val="none" w:color="000000" w:sz="4" w:space="0"/>
+          <w:left w:val="none" w:color="000000" w:sz="4" w:space="0"/>
+          <w:bottom w:val="none" w:color="000000" w:sz="4" w:space="0"/>
           <w:right w:val="single" w:color="000000" w:themeColor="accent4" w:themeTint="9A" w:sz="4" w:space="0"/>
         </w:tcBorders>
       </w:tcPr>
@@ -27941,10 +28351,10 @@
       <w:tcPr>
         <w:shd w:val="clear" w:color="ffffff" w:themeColor="light1" w:fill="ffffff" w:themeFill="light1"/>
         <w:tcBorders>
-          <w:top w:val="none"/>
-          <w:left w:val="none"/>
+          <w:top w:val="none" w:color="000000" w:sz="4" w:space="0"/>
+          <w:left w:val="none" w:color="000000" w:sz="4" w:space="0"/>
           <w:bottom w:val="single" w:color="000000" w:themeColor="accent4" w:themeTint="9A" w:sz="4" w:space="0"/>
-          <w:right w:val="none"/>
+          <w:right w:val="none" w:color="000000" w:sz="4" w:space="0"/>
         </w:tcBorders>
       </w:tcPr>
     </w:tblStylePr>
@@ -27964,12 +28374,12 @@
         <w:tblBorders/>
       </w:tblPr>
       <w:tcPr>
-        <w:shd w:color="ffffff"/>
-        <w:tcBorders>
-          <w:top w:val="none"/>
+        <w:shd w:val="clear" w:color="ffffff"/>
+        <w:tcBorders>
+          <w:top w:val="none" w:color="000000" w:sz="4" w:space="0"/>
           <w:left w:val="single" w:color="000000" w:themeColor="accent4" w:themeTint="9A" w:sz="4" w:space="0"/>
-          <w:bottom w:val="none"/>
-          <w:right w:val="none"/>
+          <w:bottom w:val="none" w:color="000000" w:sz="4" w:space="0"/>
+          <w:right w:val="none" w:color="000000" w:sz="4" w:space="0"/>
         </w:tcBorders>
       </w:tcPr>
     </w:tblStylePr>
@@ -27992,9 +28402,9 @@
         <w:shd w:val="clear" w:color="ffffff" w:themeColor="light1" w:fill="ffffff" w:themeFill="light1"/>
         <w:tcBorders>
           <w:top w:val="single" w:color="000000" w:themeColor="accent4" w:themeTint="9A" w:sz="4" w:space="0"/>
-          <w:left w:val="none"/>
-          <w:bottom w:val="none"/>
-          <w:right w:val="none"/>
+          <w:left w:val="none" w:color="000000" w:sz="4" w:space="0"/>
+          <w:bottom w:val="none" w:color="000000" w:sz="4" w:space="0"/>
+          <w:right w:val="none" w:color="000000" w:sz="4" w:space="0"/>
         </w:tcBorders>
       </w:tcPr>
     </w:tblStylePr>
@@ -28069,9 +28479,9 @@
       </w:tcPr>
     </w:tblStylePr>
   </w:style>
-  <w:style w:type="table" w:styleId="115">
+  <w:style w:type="table" w:styleId="827">
     <w:name w:val="List Table 7 Colorful - Accent 5"/>
-    <w:basedOn w:val="699"/>
+    <w:basedOn w:val="895"/>
     <w:uiPriority w:val="99"/>
     <w:pPr>
       <w:pBdr/>
@@ -28170,11 +28580,11 @@
         <w:tblBorders/>
       </w:tblPr>
       <w:tcPr>
-        <w:shd w:color="ffffff"/>
-        <w:tcBorders>
-          <w:top w:val="none"/>
-          <w:left w:val="none"/>
-          <w:bottom w:val="none"/>
+        <w:shd w:val="clear" w:color="ffffff"/>
+        <w:tcBorders>
+          <w:top w:val="none" w:color="000000" w:sz="4" w:space="0"/>
+          <w:left w:val="none" w:color="000000" w:sz="4" w:space="0"/>
+          <w:bottom w:val="none" w:color="000000" w:sz="4" w:space="0"/>
           <w:right w:val="single" w:color="000000" w:themeColor="accent5" w:themeTint="9A" w:sz="4" w:space="0"/>
         </w:tcBorders>
       </w:tcPr>
@@ -28197,10 +28607,10 @@
       <w:tcPr>
         <w:shd w:val="clear" w:color="ffffff" w:themeColor="light1" w:fill="ffffff" w:themeFill="light1"/>
         <w:tcBorders>
-          <w:top w:val="none"/>
-          <w:left w:val="none"/>
+          <w:top w:val="none" w:color="000000" w:sz="4" w:space="0"/>
+          <w:left w:val="none" w:color="000000" w:sz="4" w:space="0"/>
           <w:bottom w:val="single" w:color="000000" w:themeColor="accent5" w:themeTint="9A" w:sz="4" w:space="0"/>
-          <w:right w:val="none"/>
+          <w:right w:val="none" w:color="000000" w:sz="4" w:space="0"/>
         </w:tcBorders>
       </w:tcPr>
     </w:tblStylePr>
@@ -28220,12 +28630,12 @@
         <w:tblBorders/>
       </w:tblPr>
       <w:tcPr>
-        <w:shd w:color="ffffff"/>
-        <w:tcBorders>
-          <w:top w:val="none"/>
+        <w:shd w:val="clear" w:color="ffffff"/>
+        <w:tcBorders>
+          <w:top w:val="none" w:color="000000" w:sz="4" w:space="0"/>
           <w:left w:val="single" w:color="000000" w:themeColor="accent5" w:themeTint="9A" w:sz="4" w:space="0"/>
-          <w:bottom w:val="none"/>
-          <w:right w:val="none"/>
+          <w:bottom w:val="none" w:color="000000" w:sz="4" w:space="0"/>
+          <w:right w:val="none" w:color="000000" w:sz="4" w:space="0"/>
         </w:tcBorders>
       </w:tcPr>
     </w:tblStylePr>
@@ -28248,9 +28658,9 @@
         <w:shd w:val="clear" w:color="ffffff" w:themeColor="light1" w:fill="ffffff" w:themeFill="light1"/>
         <w:tcBorders>
           <w:top w:val="single" w:color="000000" w:themeColor="accent5" w:themeTint="9A" w:sz="4" w:space="0"/>
-          <w:left w:val="none"/>
-          <w:bottom w:val="none"/>
-          <w:right w:val="none"/>
+          <w:left w:val="none" w:color="000000" w:sz="4" w:space="0"/>
+          <w:bottom w:val="none" w:color="000000" w:sz="4" w:space="0"/>
+          <w:right w:val="none" w:color="000000" w:sz="4" w:space="0"/>
         </w:tcBorders>
       </w:tcPr>
     </w:tblStylePr>
@@ -28325,9 +28735,9 @@
       </w:tcPr>
     </w:tblStylePr>
   </w:style>
-  <w:style w:type="table" w:styleId="116">
+  <w:style w:type="table" w:styleId="828">
     <w:name w:val="List Table 7 Colorful - Accent 6"/>
-    <w:basedOn w:val="699"/>
+    <w:basedOn w:val="895"/>
     <w:uiPriority w:val="99"/>
     <w:pPr>
       <w:pBdr/>
@@ -28426,11 +28836,11 @@
         <w:tblBorders/>
       </w:tblPr>
       <w:tcPr>
-        <w:shd w:color="ffffff"/>
-        <w:tcBorders>
-          <w:top w:val="none"/>
-          <w:left w:val="none"/>
-          <w:bottom w:val="none"/>
+        <w:shd w:val="clear" w:color="ffffff"/>
+        <w:tcBorders>
+          <w:top w:val="none" w:color="000000" w:sz="4" w:space="0"/>
+          <w:left w:val="none" w:color="000000" w:sz="4" w:space="0"/>
+          <w:bottom w:val="none" w:color="000000" w:sz="4" w:space="0"/>
           <w:right w:val="single" w:color="000000" w:themeColor="accent6" w:themeTint="98" w:sz="4" w:space="0"/>
         </w:tcBorders>
       </w:tcPr>
@@ -28453,10 +28863,10 @@
       <w:tcPr>
         <w:shd w:val="clear" w:color="ffffff" w:themeColor="light1" w:fill="ffffff" w:themeFill="light1"/>
         <w:tcBorders>
-          <w:top w:val="none"/>
-          <w:left w:val="none"/>
+          <w:top w:val="none" w:color="000000" w:sz="4" w:space="0"/>
+          <w:left w:val="none" w:color="000000" w:sz="4" w:space="0"/>
           <w:bottom w:val="single" w:color="000000" w:themeColor="accent6" w:themeTint="98" w:sz="4" w:space="0"/>
-          <w:right w:val="none"/>
+          <w:right w:val="none" w:color="000000" w:sz="4" w:space="0"/>
         </w:tcBorders>
       </w:tcPr>
     </w:tblStylePr>
@@ -28476,12 +28886,12 @@
         <w:tblBorders/>
       </w:tblPr>
       <w:tcPr>
-        <w:shd w:color="ffffff"/>
-        <w:tcBorders>
-          <w:top w:val="none"/>
+        <w:shd w:val="clear" w:color="ffffff"/>
+        <w:tcBorders>
+          <w:top w:val="none" w:color="000000" w:sz="4" w:space="0"/>
           <w:left w:val="single" w:color="000000" w:themeColor="accent6" w:themeTint="98" w:sz="4" w:space="0"/>
-          <w:bottom w:val="none"/>
-          <w:right w:val="none"/>
+          <w:bottom w:val="none" w:color="000000" w:sz="4" w:space="0"/>
+          <w:right w:val="none" w:color="000000" w:sz="4" w:space="0"/>
         </w:tcBorders>
       </w:tcPr>
     </w:tblStylePr>
@@ -28504,9 +28914,9 @@
         <w:shd w:val="clear" w:color="ffffff" w:themeColor="light1" w:fill="ffffff" w:themeFill="light1"/>
         <w:tcBorders>
           <w:top w:val="single" w:color="000000" w:themeColor="accent6" w:themeTint="98" w:sz="4" w:space="0"/>
-          <w:left w:val="none"/>
-          <w:bottom w:val="none"/>
-          <w:right w:val="none"/>
+          <w:left w:val="none" w:color="000000" w:sz="4" w:space="0"/>
+          <w:bottom w:val="none" w:color="000000" w:sz="4" w:space="0"/>
+          <w:right w:val="none" w:color="000000" w:sz="4" w:space="0"/>
         </w:tcBorders>
       </w:tcPr>
     </w:tblStylePr>
@@ -28581,9 +28991,9 @@
       </w:tcPr>
     </w:tblStylePr>
   </w:style>
-  <w:style w:type="table" w:styleId="117">
+  <w:style w:type="table" w:styleId="829">
     <w:name w:val="Lined - Accent"/>
-    <w:basedOn w:val="699"/>
+    <w:basedOn w:val="895"/>
     <w:uiPriority w:val="99"/>
     <w:pPr>
       <w:pBdr/>
@@ -28818,9 +29228,9 @@
       </w:tcPr>
     </w:tblStylePr>
   </w:style>
-  <w:style w:type="table" w:styleId="118">
+  <w:style w:type="table" w:styleId="830">
     <w:name w:val="Lined - Accent 1"/>
-    <w:basedOn w:val="699"/>
+    <w:basedOn w:val="895"/>
     <w:uiPriority w:val="99"/>
     <w:pPr>
       <w:pBdr/>
@@ -29055,9 +29465,9 @@
       </w:tcPr>
     </w:tblStylePr>
   </w:style>
-  <w:style w:type="table" w:styleId="119">
+  <w:style w:type="table" w:styleId="831">
     <w:name w:val="Lined - Accent 2"/>
-    <w:basedOn w:val="699"/>
+    <w:basedOn w:val="895"/>
     <w:uiPriority w:val="99"/>
     <w:pPr>
       <w:pBdr/>
@@ -29292,9 +29702,9 @@
       </w:tcPr>
     </w:tblStylePr>
   </w:style>
-  <w:style w:type="table" w:styleId="120">
+  <w:style w:type="table" w:styleId="832">
     <w:name w:val="Lined - Accent 3"/>
-    <w:basedOn w:val="699"/>
+    <w:basedOn w:val="895"/>
     <w:uiPriority w:val="99"/>
     <w:pPr>
       <w:pBdr/>
@@ -29529,9 +29939,9 @@
       </w:tcPr>
     </w:tblStylePr>
   </w:style>
-  <w:style w:type="table" w:styleId="121">
+  <w:style w:type="table" w:styleId="833">
     <w:name w:val="Lined - Accent 4"/>
-    <w:basedOn w:val="699"/>
+    <w:basedOn w:val="895"/>
     <w:uiPriority w:val="99"/>
     <w:pPr>
       <w:pBdr/>
@@ -29766,9 +30176,9 @@
       </w:tcPr>
     </w:tblStylePr>
   </w:style>
-  <w:style w:type="table" w:styleId="122">
+  <w:style w:type="table" w:styleId="834">
     <w:name w:val="Lined - Accent 5"/>
-    <w:basedOn w:val="699"/>
+    <w:basedOn w:val="895"/>
     <w:uiPriority w:val="99"/>
     <w:pPr>
       <w:pBdr/>
@@ -30003,9 +30413,9 @@
       </w:tcPr>
     </w:tblStylePr>
   </w:style>
-  <w:style w:type="table" w:styleId="123">
+  <w:style w:type="table" w:styleId="835">
     <w:name w:val="Lined - Accent 6"/>
-    <w:basedOn w:val="699"/>
+    <w:basedOn w:val="895"/>
     <w:uiPriority w:val="99"/>
     <w:pPr>
       <w:pBdr/>
@@ -30240,9 +30650,9 @@
       </w:tcPr>
     </w:tblStylePr>
   </w:style>
-  <w:style w:type="table" w:styleId="124">
+  <w:style w:type="table" w:styleId="836">
     <w:name w:val="Bordered &amp; Lined - Accent"/>
-    <w:basedOn w:val="699"/>
+    <w:basedOn w:val="895"/>
     <w:uiPriority w:val="99"/>
     <w:pPr>
       <w:pBdr/>
@@ -30484,9 +30894,9 @@
       </w:tcPr>
     </w:tblStylePr>
   </w:style>
-  <w:style w:type="table" w:styleId="125">
+  <w:style w:type="table" w:styleId="837">
     <w:name w:val="Bordered &amp; Lined - Accent 1"/>
-    <w:basedOn w:val="699"/>
+    <w:basedOn w:val="895"/>
     <w:uiPriority w:val="99"/>
     <w:pPr>
       <w:pBdr/>
@@ -30728,9 +31138,9 @@
       </w:tcPr>
     </w:tblStylePr>
   </w:style>
-  <w:style w:type="table" w:styleId="126">
+  <w:style w:type="table" w:styleId="838">
     <w:name w:val="Bordered &amp; Lined - Accent 2"/>
-    <w:basedOn w:val="699"/>
+    <w:basedOn w:val="895"/>
     <w:uiPriority w:val="99"/>
     <w:pPr>
       <w:pBdr/>
@@ -30972,9 +31382,9 @@
       </w:tcPr>
     </w:tblStylePr>
   </w:style>
-  <w:style w:type="table" w:styleId="127">
+  <w:style w:type="table" w:styleId="839">
     <w:name w:val="Bordered &amp; Lined - Accent 3"/>
-    <w:basedOn w:val="699"/>
+    <w:basedOn w:val="895"/>
     <w:uiPriority w:val="99"/>
     <w:pPr>
       <w:pBdr/>
@@ -31216,9 +31626,9 @@
       </w:tcPr>
     </w:tblStylePr>
   </w:style>
-  <w:style w:type="table" w:styleId="128">
+  <w:style w:type="table" w:styleId="840">
     <w:name w:val="Bordered &amp; Lined - Accent 4"/>
-    <w:basedOn w:val="699"/>
+    <w:basedOn w:val="895"/>
     <w:uiPriority w:val="99"/>
     <w:pPr>
       <w:pBdr/>
@@ -31460,9 +31870,9 @@
       </w:tcPr>
     </w:tblStylePr>
   </w:style>
-  <w:style w:type="table" w:styleId="129">
+  <w:style w:type="table" w:styleId="841">
     <w:name w:val="Bordered &amp; Lined - Accent 5"/>
-    <w:basedOn w:val="699"/>
+    <w:basedOn w:val="895"/>
     <w:uiPriority w:val="99"/>
     <w:pPr>
       <w:pBdr/>
@@ -31704,9 +32114,9 @@
       </w:tcPr>
     </w:tblStylePr>
   </w:style>
-  <w:style w:type="table" w:styleId="130">
+  <w:style w:type="table" w:styleId="842">
     <w:name w:val="Bordered &amp; Lined - Accent 6"/>
-    <w:basedOn w:val="699"/>
+    <w:basedOn w:val="895"/>
     <w:uiPriority w:val="99"/>
     <w:pPr>
       <w:pBdr/>
@@ -31948,9 +32358,9 @@
       </w:tcPr>
     </w:tblStylePr>
   </w:style>
-  <w:style w:type="table" w:styleId="131">
+  <w:style w:type="table" w:styleId="843">
     <w:name w:val="Bordered"/>
-    <w:basedOn w:val="699"/>
+    <w:basedOn w:val="895"/>
     <w:uiPriority w:val="99"/>
     <w:pPr>
       <w:pBdr/>
@@ -32179,9 +32589,9 @@
       </w:tcPr>
     </w:tblStylePr>
   </w:style>
-  <w:style w:type="table" w:styleId="132">
+  <w:style w:type="table" w:styleId="844">
     <w:name w:val="Bordered - Accent 1"/>
-    <w:basedOn w:val="699"/>
+    <w:basedOn w:val="895"/>
     <w:uiPriority w:val="99"/>
     <w:pPr>
       <w:pBdr/>
@@ -32410,9 +32820,9 @@
       </w:tcPr>
     </w:tblStylePr>
   </w:style>
-  <w:style w:type="table" w:styleId="133">
+  <w:style w:type="table" w:styleId="845">
     <w:name w:val="Bordered - Accent 2"/>
-    <w:basedOn w:val="699"/>
+    <w:basedOn w:val="895"/>
     <w:uiPriority w:val="99"/>
     <w:pPr>
       <w:pBdr/>
@@ -32641,9 +33051,9 @@
       </w:tcPr>
     </w:tblStylePr>
   </w:style>
-  <w:style w:type="table" w:styleId="134">
+  <w:style w:type="table" w:styleId="846">
     <w:name w:val="Bordered - Accent 3"/>
-    <w:basedOn w:val="699"/>
+    <w:basedOn w:val="895"/>
     <w:uiPriority w:val="99"/>
     <w:pPr>
       <w:pBdr/>
@@ -32872,9 +33282,9 @@
       </w:tcPr>
     </w:tblStylePr>
   </w:style>
-  <w:style w:type="table" w:styleId="135">
+  <w:style w:type="table" w:styleId="847">
     <w:name w:val="Bordered - Accent 4"/>
-    <w:basedOn w:val="699"/>
+    <w:basedOn w:val="895"/>
     <w:uiPriority w:val="99"/>
     <w:pPr>
       <w:pBdr/>
@@ -33103,9 +33513,9 @@
       </w:tcPr>
     </w:tblStylePr>
   </w:style>
-  <w:style w:type="table" w:styleId="136">
+  <w:style w:type="table" w:styleId="848">
     <w:name w:val="Bordered - Accent 5"/>
-    <w:basedOn w:val="699"/>
+    <w:basedOn w:val="895"/>
     <w:uiPriority w:val="99"/>
     <w:pPr>
       <w:pBdr/>
@@ -33334,9 +33744,9 @@
       </w:tcPr>
     </w:tblStylePr>
   </w:style>
-  <w:style w:type="table" w:styleId="137">
+  <w:style w:type="table" w:styleId="849">
     <w:name w:val="Bordered - Accent 6"/>
-    <w:basedOn w:val="699"/>
+    <w:basedOn w:val="895"/>
     <w:uiPriority w:val="99"/>
     <w:pPr>
       <w:pBdr/>
@@ -33565,10 +33975,10 @@
       </w:tcPr>
     </w:tblStylePr>
   </w:style>
-  <w:style w:type="character" w:styleId="150">
+  <w:style w:type="character" w:styleId="850">
     <w:name w:val="Heading 1 Char"/>
-    <w:basedOn w:val="698"/>
-    <w:link w:val="689"/>
+    <w:basedOn w:val="894"/>
+    <w:link w:val="885"/>
     <w:uiPriority w:val="9"/>
     <w:pPr>
       <w:pBdr/>
@@ -33582,10 +33992,10 @@
       <w:szCs w:val="40"/>
     </w:rPr>
   </w:style>
-  <w:style w:type="character" w:styleId="151">
+  <w:style w:type="character" w:styleId="851">
     <w:name w:val="Heading 2 Char"/>
-    <w:basedOn w:val="698"/>
-    <w:link w:val="690"/>
+    <w:basedOn w:val="894"/>
+    <w:link w:val="886"/>
     <w:uiPriority w:val="9"/>
     <w:pPr>
       <w:pBdr/>
@@ -33599,10 +34009,10 @@
       <w:szCs w:val="32"/>
     </w:rPr>
   </w:style>
-  <w:style w:type="character" w:styleId="152">
+  <w:style w:type="character" w:styleId="852">
     <w:name w:val="Heading 3 Char"/>
-    <w:basedOn w:val="698"/>
-    <w:link w:val="691"/>
+    <w:basedOn w:val="894"/>
+    <w:link w:val="887"/>
     <w:uiPriority w:val="9"/>
     <w:pPr>
       <w:pBdr/>
@@ -33616,10 +34026,10 @@
       <w:szCs w:val="28"/>
     </w:rPr>
   </w:style>
-  <w:style w:type="character" w:styleId="153">
+  <w:style w:type="character" w:styleId="853">
     <w:name w:val="Heading 4 Char"/>
-    <w:basedOn w:val="698"/>
-    <w:link w:val="692"/>
+    <w:basedOn w:val="894"/>
+    <w:link w:val="888"/>
     <w:uiPriority w:val="9"/>
     <w:pPr>
       <w:pBdr/>
@@ -33633,10 +34043,10 @@
       <w:color w:val="0f4761" w:themeColor="accent1" w:themeShade="BF"/>
     </w:rPr>
   </w:style>
-  <w:style w:type="character" w:styleId="154">
+  <w:style w:type="character" w:styleId="854">
     <w:name w:val="Heading 5 Char"/>
-    <w:basedOn w:val="698"/>
-    <w:link w:val="693"/>
+    <w:basedOn w:val="894"/>
+    <w:link w:val="889"/>
     <w:uiPriority w:val="9"/>
     <w:pPr>
       <w:pBdr/>
@@ -33648,10 +34058,10 @@
       <w:color w:val="0f4761" w:themeColor="accent1" w:themeShade="BF"/>
     </w:rPr>
   </w:style>
-  <w:style w:type="character" w:styleId="155">
+  <w:style w:type="character" w:styleId="855">
     <w:name w:val="Heading 6 Char"/>
-    <w:basedOn w:val="698"/>
-    <w:link w:val="694"/>
+    <w:basedOn w:val="894"/>
+    <w:link w:val="890"/>
     <w:uiPriority w:val="9"/>
     <w:pPr>
       <w:pBdr/>
@@ -33665,10 +34075,10 @@
       <w:color w:val="595959" w:themeColor="text1" w:themeTint="A6"/>
     </w:rPr>
   </w:style>
-  <w:style w:type="character" w:styleId="156">
+  <w:style w:type="character" w:styleId="856">
     <w:name w:val="Heading 7 Char"/>
-    <w:basedOn w:val="698"/>
-    <w:link w:val="695"/>
+    <w:basedOn w:val="894"/>
+    <w:link w:val="891"/>
     <w:uiPriority w:val="9"/>
     <w:pPr>
       <w:pBdr/>
@@ -33680,10 +34090,10 @@
       <w:color w:val="595959" w:themeColor="text1" w:themeTint="A6"/>
     </w:rPr>
   </w:style>
-  <w:style w:type="character" w:styleId="157">
+  <w:style w:type="character" w:styleId="857">
     <w:name w:val="Heading 8 Char"/>
-    <w:basedOn w:val="698"/>
-    <w:link w:val="696"/>
+    <w:basedOn w:val="894"/>
+    <w:link w:val="892"/>
     <w:uiPriority w:val="9"/>
     <w:pPr>
       <w:pBdr/>
@@ -33697,10 +34107,10 @@
       <w:color w:val="272727" w:themeColor="text1" w:themeTint="D8"/>
     </w:rPr>
   </w:style>
-  <w:style w:type="character" w:styleId="158">
+  <w:style w:type="character" w:styleId="858">
     <w:name w:val="Heading 9 Char"/>
-    <w:basedOn w:val="698"/>
-    <w:link w:val="697"/>
+    <w:basedOn w:val="894"/>
+    <w:link w:val="893"/>
     <w:uiPriority w:val="9"/>
     <w:pPr>
       <w:pBdr/>
@@ -33714,10 +34124,10 @@
       <w:color w:val="272727" w:themeColor="text1" w:themeTint="D8"/>
     </w:rPr>
   </w:style>
-  <w:style w:type="character" w:styleId="160">
+  <w:style w:type="character" w:styleId="859">
     <w:name w:val="Title Char"/>
-    <w:basedOn w:val="698"/>
-    <w:link w:val="709"/>
+    <w:basedOn w:val="894"/>
+    <w:link w:val="905"/>
     <w:uiPriority w:val="10"/>
     <w:pPr>
       <w:pBdr/>
@@ -33731,10 +34141,10 @@
       <w:szCs w:val="56"/>
     </w:rPr>
   </w:style>
-  <w:style w:type="character" w:styleId="162">
+  <w:style w:type="character" w:styleId="860">
     <w:name w:val="Subtitle Char"/>
-    <w:basedOn w:val="698"/>
-    <w:link w:val="711"/>
+    <w:basedOn w:val="894"/>
+    <w:link w:val="907"/>
     <w:uiPriority w:val="11"/>
     <w:pPr>
       <w:pBdr/>
@@ -33748,10 +34158,10 @@
       <w:szCs w:val="28"/>
     </w:rPr>
   </w:style>
-  <w:style w:type="character" w:styleId="164">
+  <w:style w:type="character" w:styleId="861">
     <w:name w:val="Quote Char"/>
-    <w:basedOn w:val="698"/>
-    <w:link w:val="734"/>
+    <w:basedOn w:val="894"/>
+    <w:link w:val="930"/>
     <w:uiPriority w:val="29"/>
     <w:pPr>
       <w:pBdr/>
@@ -33764,10 +34174,10 @@
       <w:color w:val="404040" w:themeColor="text1" w:themeTint="BF"/>
     </w:rPr>
   </w:style>
-  <w:style w:type="character" w:styleId="168">
+  <w:style w:type="character" w:styleId="862">
     <w:name w:val="Intense Quote Char"/>
-    <w:basedOn w:val="698"/>
-    <w:link w:val="745"/>
+    <w:basedOn w:val="894"/>
+    <w:link w:val="941"/>
     <w:uiPriority w:val="30"/>
     <w:pPr>
       <w:pBdr/>
@@ -33780,10 +34190,10 @@
       <w:color w:val="0f4761" w:themeColor="accent1" w:themeShade="BF"/>
     </w:rPr>
   </w:style>
-  <w:style w:type="character" w:styleId="177">
+  <w:style w:type="character" w:styleId="863">
     <w:name w:val="Header Char"/>
-    <w:basedOn w:val="698"/>
-    <w:link w:val="701"/>
+    <w:basedOn w:val="894"/>
+    <w:link w:val="897"/>
     <w:uiPriority w:val="99"/>
     <w:pPr>
       <w:pBdr/>
@@ -33791,10 +34201,10 @@
       <w:ind/>
     </w:pPr>
   </w:style>
-  <w:style w:type="character" w:styleId="179">
+  <w:style w:type="character" w:styleId="864">
     <w:name w:val="Footer Char"/>
-    <w:basedOn w:val="698"/>
-    <w:link w:val="703"/>
+    <w:basedOn w:val="894"/>
+    <w:link w:val="899"/>
     <w:uiPriority w:val="99"/>
     <w:pPr>
       <w:pBdr/>
@@ -33802,10 +34212,10 @@
       <w:ind/>
     </w:pPr>
   </w:style>
-  <w:style w:type="paragraph" w:styleId="181">
+  <w:style w:type="paragraph" w:styleId="865">
     <w:name w:val="footnote text"/>
-    <w:basedOn w:val="688"/>
-    <w:link w:val="182"/>
+    <w:basedOn w:val="884"/>
+    <w:link w:val="866"/>
     <w:uiPriority w:val="99"/>
     <w:semiHidden/>
     <w:unhideWhenUsed/>
@@ -33819,10 +34229,10 @@
       <w:szCs w:val="20"/>
     </w:rPr>
   </w:style>
-  <w:style w:type="character" w:styleId="182">
+  <w:style w:type="character" w:styleId="866">
     <w:name w:val="Footnote Text Char"/>
-    <w:basedOn w:val="698"/>
-    <w:link w:val="181"/>
+    <w:basedOn w:val="894"/>
+    <w:link w:val="865"/>
     <w:uiPriority w:val="99"/>
     <w:semiHidden/>
     <w:pPr>
@@ -33835,9 +34245,9 @@
       <w:szCs w:val="20"/>
     </w:rPr>
   </w:style>
-  <w:style w:type="character" w:styleId="183">
+  <w:style w:type="character" w:styleId="867">
     <w:name w:val="footnote reference"/>
-    <w:basedOn w:val="698"/>
+    <w:basedOn w:val="894"/>
     <w:uiPriority w:val="99"/>
     <w:semiHidden/>
     <w:unhideWhenUsed/>
@@ -33850,10 +34260,10 @@
       <w:vertAlign w:val="superscript"/>
     </w:rPr>
   </w:style>
-  <w:style w:type="paragraph" w:styleId="184">
+  <w:style w:type="paragraph" w:styleId="868">
     <w:name w:val="endnote text"/>
-    <w:basedOn w:val="688"/>
-    <w:link w:val="185"/>
+    <w:basedOn w:val="884"/>
+    <w:link w:val="869"/>
     <w:uiPriority w:val="99"/>
     <w:semiHidden/>
     <w:unhideWhenUsed/>
@@ -33867,10 +34277,10 @@
       <w:szCs w:val="20"/>
     </w:rPr>
   </w:style>
-  <w:style w:type="character" w:styleId="185">
+  <w:style w:type="character" w:styleId="869">
     <w:name w:val="Endnote Text Char"/>
-    <w:basedOn w:val="698"/>
-    <w:link w:val="184"/>
+    <w:basedOn w:val="894"/>
+    <w:link w:val="868"/>
     <w:uiPriority w:val="99"/>
     <w:semiHidden/>
     <w:pPr>
@@ -33883,9 +34293,9 @@
       <w:szCs w:val="20"/>
     </w:rPr>
   </w:style>
-  <w:style w:type="character" w:styleId="186">
+  <w:style w:type="character" w:styleId="870">
     <w:name w:val="endnote reference"/>
-    <w:basedOn w:val="698"/>
+    <w:basedOn w:val="894"/>
     <w:uiPriority w:val="99"/>
     <w:semiHidden/>
     <w:unhideWhenUsed/>
@@ -33898,9 +34308,9 @@
       <w:vertAlign w:val="superscript"/>
     </w:rPr>
   </w:style>
-  <w:style w:type="character" w:styleId="187">
+  <w:style w:type="character" w:styleId="871">
     <w:name w:val="Hyperlink"/>
-    <w:basedOn w:val="698"/>
+    <w:basedOn w:val="894"/>
     <w:uiPriority w:val="99"/>
     <w:unhideWhenUsed/>
     <w:pPr>
@@ -33913,9 +34323,9 @@
       <w:u w:val="single"/>
     </w:rPr>
   </w:style>
-  <w:style w:type="character" w:styleId="188">
+  <w:style w:type="character" w:styleId="872">
     <w:name w:val="FollowedHyperlink"/>
-    <w:basedOn w:val="698"/>
+    <w:basedOn w:val="894"/>
     <w:uiPriority w:val="99"/>
     <w:semiHidden/>
     <w:unhideWhenUsed/>
@@ -33929,10 +34339,10 @@
       <w:u w:val="single"/>
     </w:rPr>
   </w:style>
-  <w:style w:type="paragraph" w:styleId="189">
+  <w:style w:type="paragraph" w:styleId="873">
     <w:name w:val="toc 1"/>
-    <w:basedOn w:val="688"/>
-    <w:next w:val="688"/>
+    <w:basedOn w:val="884"/>
+    <w:next w:val="884"/>
     <w:uiPriority w:val="39"/>
     <w:unhideWhenUsed/>
     <w:pPr>
@@ -33941,10 +34351,10 @@
       <w:ind/>
     </w:pPr>
   </w:style>
-  <w:style w:type="paragraph" w:styleId="190">
+  <w:style w:type="paragraph" w:styleId="874">
     <w:name w:val="toc 2"/>
-    <w:basedOn w:val="688"/>
-    <w:next w:val="688"/>
+    <w:basedOn w:val="884"/>
+    <w:next w:val="884"/>
     <w:uiPriority w:val="39"/>
     <w:unhideWhenUsed/>
     <w:pPr>
@@ -33953,10 +34363,10 @@
       <w:ind w:left="220"/>
     </w:pPr>
   </w:style>
-  <w:style w:type="paragraph" w:styleId="191">
+  <w:style w:type="paragraph" w:styleId="875">
     <w:name w:val="toc 3"/>
-    <w:basedOn w:val="688"/>
-    <w:next w:val="688"/>
+    <w:basedOn w:val="884"/>
+    <w:next w:val="884"/>
     <w:uiPriority w:val="39"/>
     <w:unhideWhenUsed/>
     <w:pPr>
@@ -33965,10 +34375,10 @@
       <w:ind w:left="440"/>
     </w:pPr>
   </w:style>
-  <w:style w:type="paragraph" w:styleId="192">
+  <w:style w:type="paragraph" w:styleId="876">
     <w:name w:val="toc 4"/>
-    <w:basedOn w:val="688"/>
-    <w:next w:val="688"/>
+    <w:basedOn w:val="884"/>
+    <w:next w:val="884"/>
     <w:uiPriority w:val="39"/>
     <w:unhideWhenUsed/>
     <w:pPr>
@@ -33977,10 +34387,10 @@
       <w:ind w:left="660"/>
     </w:pPr>
   </w:style>
-  <w:style w:type="paragraph" w:styleId="193">
+  <w:style w:type="paragraph" w:styleId="877">
     <w:name w:val="toc 5"/>
-    <w:basedOn w:val="688"/>
-    <w:next w:val="688"/>
+    <w:basedOn w:val="884"/>
+    <w:next w:val="884"/>
     <w:uiPriority w:val="39"/>
     <w:unhideWhenUsed/>
     <w:pPr>
@@ -33989,10 +34399,10 @@
       <w:ind w:left="880"/>
     </w:pPr>
   </w:style>
-  <w:style w:type="paragraph" w:styleId="194">
+  <w:style w:type="paragraph" w:styleId="878">
     <w:name w:val="toc 6"/>
-    <w:basedOn w:val="688"/>
-    <w:next w:val="688"/>
+    <w:basedOn w:val="884"/>
+    <w:next w:val="884"/>
     <w:uiPriority w:val="39"/>
     <w:unhideWhenUsed/>
     <w:pPr>
@@ -34001,10 +34411,10 @@
       <w:ind w:left="1100"/>
     </w:pPr>
   </w:style>
-  <w:style w:type="paragraph" w:styleId="195">
+  <w:style w:type="paragraph" w:styleId="879">
     <w:name w:val="toc 7"/>
-    <w:basedOn w:val="688"/>
-    <w:next w:val="688"/>
+    <w:basedOn w:val="884"/>
+    <w:next w:val="884"/>
     <w:uiPriority w:val="39"/>
     <w:unhideWhenUsed/>
     <w:pPr>
@@ -34013,10 +34423,10 @@
       <w:ind w:left="1320"/>
     </w:pPr>
   </w:style>
-  <w:style w:type="paragraph" w:styleId="196">
+  <w:style w:type="paragraph" w:styleId="880">
     <w:name w:val="toc 8"/>
-    <w:basedOn w:val="688"/>
-    <w:next w:val="688"/>
+    <w:basedOn w:val="884"/>
+    <w:next w:val="884"/>
     <w:uiPriority w:val="39"/>
     <w:unhideWhenUsed/>
     <w:pPr>
@@ -34025,10 +34435,10 @@
       <w:ind w:left="1540"/>
     </w:pPr>
   </w:style>
-  <w:style w:type="paragraph" w:styleId="197">
+  <w:style w:type="paragraph" w:styleId="881">
     <w:name w:val="toc 9"/>
-    <w:basedOn w:val="688"/>
-    <w:next w:val="688"/>
+    <w:basedOn w:val="884"/>
+    <w:next w:val="884"/>
     <w:uiPriority w:val="39"/>
     <w:unhideWhenUsed/>
     <w:pPr>
@@ -34037,9 +34447,9 @@
       <w:ind w:left="1760"/>
     </w:pPr>
   </w:style>
-  <w:style w:type="character" w:styleId="198">
+  <w:style w:type="character" w:styleId="882">
     <w:name w:val="Placeholder Text"/>
-    <w:basedOn w:val="698"/>
+    <w:basedOn w:val="894"/>
     <w:uiPriority w:val="99"/>
     <w:semiHidden/>
     <w:pPr>
@@ -34051,10 +34461,10 @@
       <w:color w:val="666666"/>
     </w:rPr>
   </w:style>
-  <w:style w:type="paragraph" w:styleId="209">
+  <w:style w:type="paragraph" w:styleId="883">
     <w:name w:val="table of figures"/>
-    <w:basedOn w:val="688"/>
-    <w:next w:val="688"/>
+    <w:basedOn w:val="884"/>
+    <w:next w:val="884"/>
     <w:uiPriority w:val="99"/>
     <w:unhideWhenUsed/>
     <w:pPr>
@@ -34063,7 +34473,7 @@
       <w:ind/>
     </w:pPr>
   </w:style>
-  <w:style w:type="paragraph" w:styleId="688" w:default="1">
+  <w:style w:type="paragraph" w:styleId="884" w:default="1">
     <w:name w:val="Normal"/>
     <w:qFormat/>
     <w:pPr>
@@ -34072,11 +34482,11 @@
       <w:ind/>
     </w:pPr>
   </w:style>
-  <w:style w:type="paragraph" w:styleId="689">
+  <w:style w:type="paragraph" w:styleId="885">
     <w:name w:val="Heading 1"/>
-    <w:basedOn w:val="688"/>
-    <w:next w:val="688"/>
-    <w:link w:val="706"/>
+    <w:basedOn w:val="884"/>
+    <w:next w:val="884"/>
+    <w:link w:val="902"/>
     <w:uiPriority w:val="9"/>
     <w:qFormat/>
     <w:pPr>
@@ -34096,11 +34506,11 @@
       <w:szCs w:val="28"/>
     </w:rPr>
   </w:style>
-  <w:style w:type="paragraph" w:styleId="690">
+  <w:style w:type="paragraph" w:styleId="886">
     <w:name w:val="Heading 2"/>
-    <w:basedOn w:val="688"/>
-    <w:next w:val="688"/>
-    <w:link w:val="707"/>
+    <w:basedOn w:val="884"/>
+    <w:next w:val="884"/>
+    <w:link w:val="903"/>
     <w:uiPriority w:val="9"/>
     <w:unhideWhenUsed/>
     <w:qFormat/>
@@ -34121,11 +34531,11 @@
       <w:szCs w:val="26"/>
     </w:rPr>
   </w:style>
-  <w:style w:type="paragraph" w:styleId="691">
+  <w:style w:type="paragraph" w:styleId="887">
     <w:name w:val="Heading 3"/>
-    <w:basedOn w:val="688"/>
-    <w:next w:val="688"/>
-    <w:link w:val="708"/>
+    <w:basedOn w:val="884"/>
+    <w:next w:val="884"/>
+    <w:link w:val="904"/>
     <w:uiPriority w:val="9"/>
     <w:unhideWhenUsed/>
     <w:qFormat/>
@@ -34144,11 +34554,11 @@
       <w:color w:val="4f81bd" w:themeColor="accent1"/>
     </w:rPr>
   </w:style>
-  <w:style w:type="paragraph" w:styleId="692">
+  <w:style w:type="paragraph" w:styleId="888">
     <w:name w:val="Heading 4"/>
-    <w:basedOn w:val="688"/>
-    <w:next w:val="688"/>
-    <w:link w:val="736"/>
+    <w:basedOn w:val="884"/>
+    <w:next w:val="884"/>
+    <w:link w:val="932"/>
     <w:uiPriority w:val="9"/>
     <w:semiHidden/>
     <w:unhideWhenUsed/>
@@ -34170,11 +34580,11 @@
       <w:color w:val="4f81bd" w:themeColor="accent1"/>
     </w:rPr>
   </w:style>
-  <w:style w:type="paragraph" w:styleId="693">
+  <w:style w:type="paragraph" w:styleId="889">
     <w:name w:val="Heading 5"/>
-    <w:basedOn w:val="688"/>
-    <w:next w:val="688"/>
-    <w:link w:val="737"/>
+    <w:basedOn w:val="884"/>
+    <w:next w:val="884"/>
+    <w:link w:val="933"/>
     <w:uiPriority w:val="9"/>
     <w:semiHidden/>
     <w:unhideWhenUsed/>
@@ -34192,11 +34602,11 @@
       <w:color w:val="243f60" w:themeColor="accent1" w:themeShade="7F"/>
     </w:rPr>
   </w:style>
-  <w:style w:type="paragraph" w:styleId="694">
+  <w:style w:type="paragraph" w:styleId="890">
     <w:name w:val="Heading 6"/>
-    <w:basedOn w:val="688"/>
-    <w:next w:val="688"/>
-    <w:link w:val="738"/>
+    <w:basedOn w:val="884"/>
+    <w:next w:val="884"/>
+    <w:link w:val="934"/>
     <w:uiPriority w:val="9"/>
     <w:semiHidden/>
     <w:unhideWhenUsed/>
@@ -34216,11 +34626,11 @@
       <w:color w:val="243f60" w:themeColor="accent1" w:themeShade="7F"/>
     </w:rPr>
   </w:style>
-  <w:style w:type="paragraph" w:styleId="695">
+  <w:style w:type="paragraph" w:styleId="891">
     <w:name w:val="Heading 7"/>
-    <w:basedOn w:val="688"/>
-    <w:next w:val="688"/>
-    <w:link w:val="739"/>
+    <w:basedOn w:val="884"/>
+    <w:next w:val="884"/>
+    <w:link w:val="935"/>
     <w:uiPriority w:val="9"/>
     <w:semiHidden/>
     <w:unhideWhenUsed/>
@@ -34240,11 +34650,11 @@
       <w:color w:val="404040" w:themeColor="text1" w:themeTint="BF"/>
     </w:rPr>
   </w:style>
-  <w:style w:type="paragraph" w:styleId="696">
+  <w:style w:type="paragraph" w:styleId="892">
     <w:name w:val="Heading 8"/>
-    <w:basedOn w:val="688"/>
-    <w:next w:val="688"/>
-    <w:link w:val="740"/>
+    <w:basedOn w:val="884"/>
+    <w:next w:val="884"/>
+    <w:link w:val="936"/>
     <w:uiPriority w:val="9"/>
     <w:semiHidden/>
     <w:unhideWhenUsed/>
@@ -34264,11 +34674,11 @@
       <w:szCs w:val="20"/>
     </w:rPr>
   </w:style>
-  <w:style w:type="paragraph" w:styleId="697">
+  <w:style w:type="paragraph" w:styleId="893">
     <w:name w:val="Heading 9"/>
-    <w:basedOn w:val="688"/>
-    <w:next w:val="688"/>
-    <w:link w:val="741"/>
+    <w:basedOn w:val="884"/>
+    <w:next w:val="884"/>
+    <w:link w:val="937"/>
     <w:uiPriority w:val="9"/>
     <w:semiHidden/>
     <w:unhideWhenUsed/>
@@ -34290,7 +34700,7 @@
       <w:szCs w:val="20"/>
     </w:rPr>
   </w:style>
-  <w:style w:type="character" w:styleId="698" w:default="1">
+  <w:style w:type="character" w:styleId="894" w:default="1">
     <w:name w:val="Default Paragraph Font"/>
     <w:uiPriority w:val="1"/>
     <w:semiHidden/>
@@ -34301,7 +34711,7 @@
       <w:ind/>
     </w:pPr>
   </w:style>
-  <w:style w:type="table" w:styleId="699" w:default="1">
+  <w:style w:type="table" w:styleId="895" w:default="1">
     <w:name w:val="Normal Table"/>
     <w:uiPriority w:val="99"/>
     <w:semiHidden/>
@@ -34494,7 +34904,7 @@
       </w:tcPr>
     </w:tblStylePr>
   </w:style>
-  <w:style w:type="numbering" w:styleId="700" w:default="1">
+  <w:style w:type="numbering" w:styleId="896" w:default="1">
     <w:name w:val="No List"/>
     <w:uiPriority w:val="99"/>
     <w:semiHidden/>
@@ -34505,10 +34915,10 @@
       <w:ind/>
     </w:pPr>
   </w:style>
-  <w:style w:type="paragraph" w:styleId="701">
+  <w:style w:type="paragraph" w:styleId="897">
     <w:name w:val="Header"/>
-    <w:basedOn w:val="688"/>
-    <w:link w:val="702"/>
+    <w:basedOn w:val="884"/>
+    <w:link w:val="898"/>
     <w:uiPriority w:val="99"/>
     <w:unhideWhenUsed/>
     <w:pPr>
@@ -34521,10 +34931,10 @@
       <w:ind/>
     </w:pPr>
   </w:style>
-  <w:style w:type="character" w:styleId="702" w:customStyle="1">
+  <w:style w:type="character" w:styleId="898" w:customStyle="1">
     <w:name w:val="Cabeçalho Char"/>
-    <w:basedOn w:val="698"/>
-    <w:link w:val="701"/>
+    <w:basedOn w:val="894"/>
+    <w:link w:val="897"/>
     <w:uiPriority w:val="99"/>
     <w:pPr>
       <w:pBdr/>
@@ -34532,10 +34942,10 @@
       <w:ind/>
     </w:pPr>
   </w:style>
-  <w:style w:type="paragraph" w:styleId="703">
+  <w:style w:type="paragraph" w:styleId="899">
     <w:name w:val="Footer"/>
-    <w:basedOn w:val="688"/>
-    <w:link w:val="704"/>
+    <w:basedOn w:val="884"/>
+    <w:link w:val="900"/>
     <w:uiPriority w:val="99"/>
     <w:unhideWhenUsed/>
     <w:pPr>
@@ -34548,10 +34958,10 @@
       <w:ind/>
     </w:pPr>
   </w:style>
-  <w:style w:type="character" w:styleId="704" w:customStyle="1">
+  <w:style w:type="character" w:styleId="900" w:customStyle="1">
     <w:name w:val="Rodapé Char"/>
-    <w:basedOn w:val="698"/>
-    <w:link w:val="703"/>
+    <w:basedOn w:val="894"/>
+    <w:link w:val="899"/>
     <w:uiPriority w:val="99"/>
     <w:pPr>
       <w:pBdr/>
@@ -34559,7 +34969,7 @@
       <w:ind/>
     </w:pPr>
   </w:style>
-  <w:style w:type="paragraph" w:styleId="705">
+  <w:style w:type="paragraph" w:styleId="901">
     <w:name w:val="No Spacing"/>
     <w:uiPriority w:val="1"/>
     <w:qFormat/>
@@ -34569,10 +34979,10 @@
       <w:ind/>
     </w:pPr>
   </w:style>
-  <w:style w:type="character" w:styleId="706" w:customStyle="1">
+  <w:style w:type="character" w:styleId="902" w:customStyle="1">
     <w:name w:val="Título 1 Char"/>
-    <w:basedOn w:val="698"/>
-    <w:link w:val="689"/>
+    <w:basedOn w:val="894"/>
+    <w:link w:val="885"/>
     <w:uiPriority w:val="9"/>
     <w:pPr>
       <w:pBdr/>
@@ -34588,10 +34998,10 @@
       <w:szCs w:val="28"/>
     </w:rPr>
   </w:style>
-  <w:style w:type="character" w:styleId="707" w:customStyle="1">
+  <w:style w:type="character" w:styleId="903" w:customStyle="1">
     <w:name w:val="Título 2 Char"/>
-    <w:basedOn w:val="698"/>
-    <w:link w:val="690"/>
+    <w:basedOn w:val="894"/>
+    <w:link w:val="886"/>
     <w:uiPriority w:val="9"/>
     <w:pPr>
       <w:pBdr/>
@@ -34607,10 +35017,10 @@
       <w:szCs w:val="26"/>
     </w:rPr>
   </w:style>
-  <w:style w:type="character" w:styleId="708" w:customStyle="1">
+  <w:style w:type="character" w:styleId="904" w:customStyle="1">
     <w:name w:val="Título 3 Char"/>
-    <w:basedOn w:val="698"/>
-    <w:link w:val="691"/>
+    <w:basedOn w:val="894"/>
+    <w:link w:val="887"/>
     <w:uiPriority w:val="9"/>
     <w:pPr>
       <w:pBdr/>
@@ -34624,11 +35034,11 @@
       <w:color w:val="4f81bd" w:themeColor="accent1"/>
     </w:rPr>
   </w:style>
-  <w:style w:type="paragraph" w:styleId="709">
+  <w:style w:type="paragraph" w:styleId="905">
     <w:name w:val="Title"/>
-    <w:basedOn w:val="688"/>
-    <w:next w:val="688"/>
-    <w:link w:val="710"/>
+    <w:basedOn w:val="884"/>
+    <w:next w:val="884"/>
+    <w:link w:val="906"/>
     <w:uiPriority w:val="10"/>
     <w:qFormat/>
     <w:pPr>
@@ -34647,10 +35057,10 @@
       <w:szCs w:val="52"/>
     </w:rPr>
   </w:style>
-  <w:style w:type="character" w:styleId="710" w:customStyle="1">
+  <w:style w:type="character" w:styleId="906" w:customStyle="1">
     <w:name w:val="Título Char"/>
-    <w:basedOn w:val="698"/>
-    <w:link w:val="709"/>
+    <w:basedOn w:val="894"/>
+    <w:link w:val="905"/>
     <w:uiPriority w:val="10"/>
     <w:pPr>
       <w:pBdr/>
@@ -34665,11 +35075,11 @@
       <w:szCs w:val="52"/>
     </w:rPr>
   </w:style>
-  <w:style w:type="paragraph" w:styleId="711">
+  <w:style w:type="paragraph" w:styleId="907">
     <w:name w:val="Subtitle"/>
-    <w:basedOn w:val="688"/>
-    <w:next w:val="688"/>
-    <w:link w:val="712"/>
+    <w:basedOn w:val="884"/>
+    <w:next w:val="884"/>
+    <w:link w:val="908"/>
     <w:uiPriority w:val="11"/>
     <w:qFormat/>
     <w:pPr>
@@ -34690,10 +35100,10 @@
       <w:szCs w:val="24"/>
     </w:rPr>
   </w:style>
-  <w:style w:type="character" w:styleId="712" w:customStyle="1">
+  <w:style w:type="character" w:styleId="908" w:customStyle="1">
     <w:name w:val="Subtítulo Char"/>
-    <w:basedOn w:val="698"/>
-    <w:link w:val="711"/>
+    <w:basedOn w:val="894"/>
+    <w:link w:val="907"/>
     <w:uiPriority w:val="11"/>
     <w:pPr>
       <w:pBdr/>
@@ -34710,9 +35120,9 @@
       <w:szCs w:val="24"/>
     </w:rPr>
   </w:style>
-  <w:style w:type="paragraph" w:styleId="713">
+  <w:style w:type="paragraph" w:styleId="909">
     <w:name w:val="List Paragraph"/>
-    <w:basedOn w:val="688"/>
+    <w:basedOn w:val="884"/>
     <w:uiPriority w:val="34"/>
     <w:qFormat/>
     <w:pPr>
@@ -34722,10 +35132,10 @@
       <w:contextualSpacing w:val="true"/>
     </w:pPr>
   </w:style>
-  <w:style w:type="paragraph" w:styleId="714">
+  <w:style w:type="paragraph" w:styleId="910">
     <w:name w:val="Body Text"/>
-    <w:basedOn w:val="688"/>
-    <w:link w:val="715"/>
+    <w:basedOn w:val="884"/>
+    <w:link w:val="911"/>
     <w:uiPriority w:val="99"/>
     <w:unhideWhenUsed/>
     <w:pPr>
@@ -34734,10 +35144,10 @@
       <w:ind/>
     </w:pPr>
   </w:style>
-  <w:style w:type="character" w:styleId="715" w:customStyle="1">
+  <w:style w:type="character" w:styleId="911" w:customStyle="1">
     <w:name w:val="Corpo de texto Char"/>
-    <w:basedOn w:val="698"/>
-    <w:link w:val="714"/>
+    <w:basedOn w:val="894"/>
+    <w:link w:val="910"/>
     <w:uiPriority w:val="99"/>
     <w:pPr>
       <w:pBdr/>
@@ -34745,10 +35155,10 @@
       <w:ind/>
     </w:pPr>
   </w:style>
-  <w:style w:type="paragraph" w:styleId="716">
+  <w:style w:type="paragraph" w:styleId="912">
     <w:name w:val="Body Text 2"/>
-    <w:basedOn w:val="688"/>
-    <w:link w:val="717"/>
+    <w:basedOn w:val="884"/>
+    <w:link w:val="913"/>
     <w:uiPriority w:val="99"/>
     <w:unhideWhenUsed/>
     <w:pPr>
@@ -34757,10 +35167,10 @@
       <w:ind/>
     </w:pPr>
   </w:style>
-  <w:style w:type="character" w:styleId="717" w:customStyle="1">
+  <w:style w:type="character" w:styleId="913" w:customStyle="1">
     <w:name w:val="Corpo de texto 2 Char"/>
-    <w:basedOn w:val="698"/>
-    <w:link w:val="716"/>
+    <w:basedOn w:val="894"/>
+    <w:link w:val="912"/>
     <w:uiPriority w:val="99"/>
     <w:pPr>
       <w:pBdr/>
@@ -34768,10 +35178,10 @@
       <w:ind/>
     </w:pPr>
   </w:style>
-  <w:style w:type="paragraph" w:styleId="718">
+  <w:style w:type="paragraph" w:styleId="914">
     <w:name w:val="Body Text 3"/>
-    <w:basedOn w:val="688"/>
-    <w:link w:val="719"/>
+    <w:basedOn w:val="884"/>
+    <w:link w:val="915"/>
     <w:uiPriority w:val="99"/>
     <w:unhideWhenUsed/>
     <w:pPr>
@@ -34784,10 +35194,10 @@
       <w:szCs w:val="16"/>
     </w:rPr>
   </w:style>
-  <w:style w:type="character" w:styleId="719" w:customStyle="1">
+  <w:style w:type="character" w:styleId="915" w:customStyle="1">
     <w:name w:val="Corpo de texto 3 Char"/>
-    <w:basedOn w:val="698"/>
-    <w:link w:val="718"/>
+    <w:basedOn w:val="894"/>
+    <w:link w:val="914"/>
     <w:uiPriority w:val="99"/>
     <w:pPr>
       <w:pBdr/>
@@ -34799,9 +35209,9 @@
       <w:szCs w:val="16"/>
     </w:rPr>
   </w:style>
-  <w:style w:type="paragraph" w:styleId="720">
+  <w:style w:type="paragraph" w:styleId="916">
     <w:name w:val="List"/>
-    <w:basedOn w:val="688"/>
+    <w:basedOn w:val="884"/>
     <w:uiPriority w:val="99"/>
     <w:unhideWhenUsed/>
     <w:pPr>
@@ -34811,9 +35221,9 @@
       <w:contextualSpacing w:val="true"/>
     </w:pPr>
   </w:style>
-  <w:style w:type="paragraph" w:styleId="721">
+  <w:style w:type="paragraph" w:styleId="917">
     <w:name w:val="List 2"/>
-    <w:basedOn w:val="688"/>
+    <w:basedOn w:val="884"/>
     <w:uiPriority w:val="99"/>
     <w:unhideWhenUsed/>
     <w:pPr>
@@ -34823,9 +35233,9 @@
       <w:contextualSpacing w:val="true"/>
     </w:pPr>
   </w:style>
-  <w:style w:type="paragraph" w:styleId="722">
+  <w:style w:type="paragraph" w:styleId="918">
     <w:name w:val="List 3"/>
-    <w:basedOn w:val="688"/>
+    <w:basedOn w:val="884"/>
     <w:uiPriority w:val="99"/>
     <w:unhideWhenUsed/>
     <w:pPr>
@@ -34835,9 +35245,9 @@
       <w:contextualSpacing w:val="true"/>
     </w:pPr>
   </w:style>
-  <w:style w:type="paragraph" w:styleId="723">
+  <w:style w:type="paragraph" w:styleId="919">
     <w:name w:val="List Bullet"/>
-    <w:basedOn w:val="688"/>
+    <w:basedOn w:val="884"/>
     <w:uiPriority w:val="99"/>
     <w:unhideWhenUsed/>
     <w:pPr>
@@ -34850,9 +35260,9 @@
       <w:contextualSpacing w:val="true"/>
     </w:pPr>
   </w:style>
-  <w:style w:type="paragraph" w:styleId="724">
+  <w:style w:type="paragraph" w:styleId="920">
     <w:name w:val="List Bullet 2"/>
-    <w:basedOn w:val="688"/>
+    <w:basedOn w:val="884"/>
     <w:uiPriority w:val="99"/>
     <w:unhideWhenUsed/>
     <w:pPr>
@@ -34865,9 +35275,9 @@
       <w:contextualSpacing w:val="true"/>
     </w:pPr>
   </w:style>
-  <w:style w:type="paragraph" w:styleId="725">
+  <w:style w:type="paragraph" w:styleId="921">
     <w:name w:val="List Bullet 3"/>
-    <w:basedOn w:val="688"/>
+    <w:basedOn w:val="884"/>
     <w:uiPriority w:val="99"/>
     <w:unhideWhenUsed/>
     <w:pPr>
@@ -34880,9 +35290,9 @@
       <w:contextualSpacing w:val="true"/>
     </w:pPr>
   </w:style>
-  <w:style w:type="paragraph" w:styleId="726">
+  <w:style w:type="paragraph" w:styleId="922">
     <w:name w:val="List Number"/>
-    <w:basedOn w:val="688"/>
+    <w:basedOn w:val="884"/>
     <w:uiPriority w:val="99"/>
     <w:unhideWhenUsed/>
     <w:pPr>
@@ -34895,9 +35305,9 @@
       <w:contextualSpacing w:val="true"/>
     </w:pPr>
   </w:style>
-  <w:style w:type="paragraph" w:styleId="727">
+  <w:style w:type="paragraph" w:styleId="923">
     <w:name w:val="List Number 2"/>
-    <w:basedOn w:val="688"/>
+    <w:basedOn w:val="884"/>
     <w:uiPriority w:val="99"/>
     <w:unhideWhenUsed/>
     <w:pPr>
@@ -34910,9 +35320,9 @@
       <w:contextualSpacing w:val="true"/>
     </w:pPr>
   </w:style>
-  <w:style w:type="paragraph" w:styleId="728">
+  <w:style w:type="paragraph" w:styleId="924">
     <w:name w:val="List Number 3"/>
-    <w:basedOn w:val="688"/>
+    <w:basedOn w:val="884"/>
     <w:uiPriority w:val="99"/>
     <w:unhideWhenUsed/>
     <w:pPr>
@@ -34925,9 +35335,9 @@
       <w:contextualSpacing w:val="true"/>
     </w:pPr>
   </w:style>
-  <w:style w:type="paragraph" w:styleId="729">
+  <w:style w:type="paragraph" w:styleId="925">
     <w:name w:val="List Continue"/>
-    <w:basedOn w:val="688"/>
+    <w:basedOn w:val="884"/>
     <w:uiPriority w:val="99"/>
     <w:unhideWhenUsed/>
     <w:pPr>
@@ -34937,9 +35347,9 @@
       <w:contextualSpacing w:val="true"/>
     </w:pPr>
   </w:style>
-  <w:style w:type="paragraph" w:styleId="730">
+  <w:style w:type="paragraph" w:styleId="926">
     <w:name w:val="List Continue 2"/>
-    <w:basedOn w:val="688"/>
+    <w:basedOn w:val="884"/>
     <w:uiPriority w:val="99"/>
     <w:unhideWhenUsed/>
     <w:pPr>
@@ -34949,9 +35359,9 @@
       <w:contextualSpacing w:val="true"/>
     </w:pPr>
   </w:style>
-  <w:style w:type="paragraph" w:styleId="731">
+  <w:style w:type="paragraph" w:styleId="927">
     <w:name w:val="List Continue 3"/>
-    <w:basedOn w:val="688"/>
+    <w:basedOn w:val="884"/>
     <w:uiPriority w:val="99"/>
     <w:unhideWhenUsed/>
     <w:pPr>
@@ -34961,9 +35371,9 @@
       <w:contextualSpacing w:val="true"/>
     </w:pPr>
   </w:style>
-  <w:style w:type="paragraph" w:styleId="732">
+  <w:style w:type="paragraph" w:styleId="928">
     <w:name w:val="macro"/>
-    <w:link w:val="733"/>
+    <w:link w:val="929"/>
     <w:uiPriority w:val="99"/>
     <w:unhideWhenUsed/>
     <w:pPr>
@@ -34986,10 +35396,10 @@
       <w:szCs w:val="20"/>
     </w:rPr>
   </w:style>
-  <w:style w:type="character" w:styleId="733" w:customStyle="1">
+  <w:style w:type="character" w:styleId="929" w:customStyle="1">
     <w:name w:val="Texto de macro Char"/>
-    <w:basedOn w:val="698"/>
-    <w:link w:val="732"/>
+    <w:basedOn w:val="894"/>
+    <w:link w:val="928"/>
     <w:uiPriority w:val="99"/>
     <w:pPr>
       <w:pBdr/>
@@ -35002,11 +35412,11 @@
       <w:szCs w:val="20"/>
     </w:rPr>
   </w:style>
-  <w:style w:type="paragraph" w:styleId="734">
+  <w:style w:type="paragraph" w:styleId="930">
     <w:name w:val="Quote"/>
-    <w:basedOn w:val="688"/>
-    <w:next w:val="688"/>
-    <w:link w:val="735"/>
+    <w:basedOn w:val="884"/>
+    <w:next w:val="884"/>
+    <w:link w:val="931"/>
     <w:uiPriority w:val="29"/>
     <w:qFormat/>
     <w:pPr>
@@ -35020,10 +35430,10 @@
       <w:color w:val="000000" w:themeColor="text1"/>
     </w:rPr>
   </w:style>
-  <w:style w:type="character" w:styleId="735" w:customStyle="1">
+  <w:style w:type="character" w:styleId="931" w:customStyle="1">
     <w:name w:val="Citação Char"/>
-    <w:basedOn w:val="698"/>
-    <w:link w:val="734"/>
+    <w:basedOn w:val="894"/>
+    <w:link w:val="930"/>
     <w:uiPriority w:val="29"/>
     <w:pPr>
       <w:pBdr/>
@@ -35036,10 +35446,10 @@
       <w:color w:val="000000" w:themeColor="text1"/>
     </w:rPr>
   </w:style>
-  <w:style w:type="character" w:styleId="736" w:customStyle="1">
+  <w:style w:type="character" w:styleId="932" w:customStyle="1">
     <w:name w:val="Título 4 Char"/>
-    <w:basedOn w:val="698"/>
-    <w:link w:val="692"/>
+    <w:basedOn w:val="894"/>
+    <w:link w:val="888"/>
     <w:uiPriority w:val="9"/>
     <w:semiHidden/>
     <w:pPr>
@@ -35056,10 +35466,10 @@
       <w:color w:val="4f81bd" w:themeColor="accent1"/>
     </w:rPr>
   </w:style>
-  <w:style w:type="character" w:styleId="737" w:customStyle="1">
+  <w:style w:type="character" w:styleId="933" w:customStyle="1">
     <w:name w:val="Título 5 Char"/>
-    <w:basedOn w:val="698"/>
-    <w:link w:val="693"/>
+    <w:basedOn w:val="894"/>
+    <w:link w:val="889"/>
     <w:uiPriority w:val="9"/>
     <w:semiHidden/>
     <w:pPr>
@@ -35072,10 +35482,10 @@
       <w:color w:val="243f60" w:themeColor="accent1" w:themeShade="7F"/>
     </w:rPr>
   </w:style>
-  <w:style w:type="character" w:styleId="738" w:customStyle="1">
+  <w:style w:type="character" w:styleId="934" w:customStyle="1">
     <w:name w:val="Título 6 Char"/>
-    <w:basedOn w:val="698"/>
-    <w:link w:val="694"/>
+    <w:basedOn w:val="894"/>
+    <w:link w:val="890"/>
     <w:uiPriority w:val="9"/>
     <w:semiHidden/>
     <w:pPr>
@@ -35090,10 +35500,10 @@
       <w:color w:val="243f60" w:themeColor="accent1" w:themeShade="7F"/>
     </w:rPr>
   </w:style>
-  <w:style w:type="character" w:styleId="739" w:customStyle="1">
+  <w:style w:type="character" w:styleId="935" w:customStyle="1">
     <w:name w:val="Título 7 Char"/>
-    <w:basedOn w:val="698"/>
-    <w:link w:val="695"/>
+    <w:basedOn w:val="894"/>
+    <w:link w:val="891"/>
     <w:uiPriority w:val="9"/>
     <w:semiHidden/>
     <w:pPr>
@@ -35108,10 +35518,10 @@
       <w:color w:val="404040" w:themeColor="text1" w:themeTint="BF"/>
     </w:rPr>
   </w:style>
-  <w:style w:type="character" w:styleId="740" w:customStyle="1">
+  <w:style w:type="character" w:styleId="936" w:customStyle="1">
     <w:name w:val="Título 8 Char"/>
-    <w:basedOn w:val="698"/>
-    <w:link w:val="696"/>
+    <w:basedOn w:val="894"/>
+    <w:link w:val="892"/>
     <w:uiPriority w:val="9"/>
     <w:semiHidden/>
     <w:pPr>
@@ -35126,10 +35536,10 @@
       <w:szCs w:val="20"/>
     </w:rPr>
   </w:style>
-  <w:style w:type="character" w:styleId="741" w:customStyle="1">
+  <w:style w:type="character" w:styleId="937" w:customStyle="1">
     <w:name w:val="Título 9 Char"/>
-    <w:basedOn w:val="698"/>
-    <w:link w:val="697"/>
+    <w:basedOn w:val="894"/>
+    <w:link w:val="893"/>
     <w:uiPriority w:val="9"/>
     <w:semiHidden/>
     <w:pPr>
@@ -35146,10 +35556,10 @@
       <w:szCs w:val="20"/>
     </w:rPr>
   </w:style>
-  <w:style w:type="paragraph" w:styleId="742">
+  <w:style w:type="paragraph" w:styleId="938">
     <w:name w:val="Caption"/>
-    <w:basedOn w:val="688"/>
-    <w:next w:val="688"/>
+    <w:basedOn w:val="884"/>
+    <w:next w:val="884"/>
     <w:uiPriority w:val="35"/>
     <w:semiHidden/>
     <w:unhideWhenUsed/>
@@ -35167,9 +35577,9 @@
       <w:szCs w:val="18"/>
     </w:rPr>
   </w:style>
-  <w:style w:type="character" w:styleId="743">
+  <w:style w:type="character" w:styleId="939">
     <w:name w:val="Strong"/>
-    <w:basedOn w:val="698"/>
+    <w:basedOn w:val="894"/>
     <w:uiPriority w:val="22"/>
     <w:qFormat/>
     <w:pPr>
@@ -35182,9 +35592,9 @@
       <w:bCs/>
     </w:rPr>
   </w:style>
-  <w:style w:type="character" w:styleId="744">
+  <w:style w:type="character" w:styleId="940">
     <w:name w:val="Emphasis"/>
-    <w:basedOn w:val="698"/>
+    <w:basedOn w:val="894"/>
     <w:uiPriority w:val="20"/>
     <w:qFormat/>
     <w:pPr>
@@ -35197,11 +35607,11 @@
       <w:iCs/>
     </w:rPr>
   </w:style>
-  <w:style w:type="paragraph" w:styleId="745">
+  <w:style w:type="paragraph" w:styleId="941">
     <w:name w:val="Intense Quote"/>
-    <w:basedOn w:val="688"/>
-    <w:next w:val="688"/>
-    <w:link w:val="746"/>
+    <w:basedOn w:val="884"/>
+    <w:next w:val="884"/>
+    <w:link w:val="942"/>
     <w:uiPriority w:val="30"/>
     <w:qFormat/>
     <w:pPr>
@@ -35219,10 +35629,10 @@
       <w:color w:val="4f81bd" w:themeColor="accent1"/>
     </w:rPr>
   </w:style>
-  <w:style w:type="character" w:styleId="746" w:customStyle="1">
+  <w:style w:type="character" w:styleId="942" w:customStyle="1">
     <w:name w:val="Citação Intensa Char"/>
-    <w:basedOn w:val="698"/>
-    <w:link w:val="745"/>
+    <w:basedOn w:val="894"/>
+    <w:link w:val="941"/>
     <w:uiPriority w:val="30"/>
     <w:pPr>
       <w:pBdr/>
@@ -35237,9 +35647,9 @@
       <w:color w:val="4f81bd" w:themeColor="accent1"/>
     </w:rPr>
   </w:style>
-  <w:style w:type="character" w:styleId="747">
+  <w:style w:type="character" w:styleId="943">
     <w:name w:val="Subtle Emphasis"/>
-    <w:basedOn w:val="698"/>
+    <w:basedOn w:val="894"/>
     <w:uiPriority w:val="19"/>
     <w:qFormat/>
     <w:pPr>
@@ -35253,9 +35663,9 @@
       <w:color w:val="808080" w:themeColor="text1" w:themeTint="7F"/>
     </w:rPr>
   </w:style>
-  <w:style w:type="character" w:styleId="748">
+  <w:style w:type="character" w:styleId="944">
     <w:name w:val="Intense Emphasis"/>
-    <w:basedOn w:val="698"/>
+    <w:basedOn w:val="894"/>
     <w:uiPriority w:val="21"/>
     <w:qFormat/>
     <w:pPr>
@@ -35271,9 +35681,9 @@
       <w:color w:val="4f81bd" w:themeColor="accent1"/>
     </w:rPr>
   </w:style>
-  <w:style w:type="character" w:styleId="749">
+  <w:style w:type="character" w:styleId="945">
     <w:name w:val="Subtle Reference"/>
-    <w:basedOn w:val="698"/>
+    <w:basedOn w:val="894"/>
     <w:uiPriority w:val="31"/>
     <w:qFormat/>
     <w:pPr>
@@ -35287,9 +35697,9 @@
       <w:u w:val="single"/>
     </w:rPr>
   </w:style>
-  <w:style w:type="character" w:styleId="750">
+  <w:style w:type="character" w:styleId="946">
     <w:name w:val="Intense Reference"/>
-    <w:basedOn w:val="698"/>
+    <w:basedOn w:val="894"/>
     <w:uiPriority w:val="32"/>
     <w:qFormat/>
     <w:pPr>
@@ -35306,9 +35716,9 @@
       <w:u w:val="single"/>
     </w:rPr>
   </w:style>
-  <w:style w:type="character" w:styleId="751">
+  <w:style w:type="character" w:styleId="947">
     <w:name w:val="Book Title"/>
-    <w:basedOn w:val="698"/>
+    <w:basedOn w:val="894"/>
     <w:uiPriority w:val="33"/>
     <w:qFormat/>
     <w:pPr>
@@ -35323,10 +35733,10 @@
       <w:spacing w:val="5"/>
     </w:rPr>
   </w:style>
-  <w:style w:type="paragraph" w:styleId="752">
+  <w:style w:type="paragraph" w:styleId="948">
     <w:name w:val="TOC Heading"/>
-    <w:basedOn w:val="689"/>
-    <w:next w:val="688"/>
+    <w:basedOn w:val="885"/>
+    <w:next w:val="884"/>
     <w:uiPriority w:val="39"/>
     <w:semiHidden/>
     <w:unhideWhenUsed/>
@@ -35338,9 +35748,9 @@
       <w:outlineLvl w:val="9"/>
     </w:pPr>
   </w:style>
-  <w:style w:type="table" w:styleId="753">
+  <w:style w:type="table" w:styleId="949">
     <w:name w:val="Table Grid"/>
-    <w:basedOn w:val="699"/>
+    <w:basedOn w:val="895"/>
     <w:uiPriority w:val="59"/>
     <w:pPr>
       <w:pBdr/>
@@ -35530,9 +35940,9 @@
       </w:tcPr>
     </w:tblStylePr>
   </w:style>
-  <w:style w:type="table" w:styleId="754">
+  <w:style w:type="table" w:styleId="950">
     <w:name w:val="Light Shading"/>
-    <w:basedOn w:val="699"/>
+    <w:basedOn w:val="895"/>
     <w:uiPriority w:val="60"/>
     <w:pPr>
       <w:pBdr/>
@@ -35757,9 +36167,9 @@
       </w:tcPr>
     </w:tblStylePr>
   </w:style>
-  <w:style w:type="table" w:styleId="755">
+  <w:style w:type="table" w:styleId="951">
     <w:name w:val="Light Shading Accent 1"/>
-    <w:basedOn w:val="699"/>
+    <w:basedOn w:val="895"/>
     <w:uiPriority w:val="60"/>
     <w:pPr>
       <w:pBdr/>
@@ -35984,9 +36394,9 @@
       </w:tcPr>
     </w:tblStylePr>
   </w:style>
-  <w:style w:type="table" w:styleId="756">
+  <w:style w:type="table" w:styleId="952">
     <w:name w:val="Light Shading Accent 2"/>
-    <w:basedOn w:val="699"/>
+    <w:basedOn w:val="895"/>
     <w:uiPriority w:val="60"/>
     <w:pPr>
       <w:pBdr/>
@@ -36211,9 +36621,9 @@
       </w:tcPr>
     </w:tblStylePr>
   </w:style>
-  <w:style w:type="table" w:styleId="757">
+  <w:style w:type="table" w:styleId="953">
     <w:name w:val="Light Shading Accent 3"/>
-    <w:basedOn w:val="699"/>
+    <w:basedOn w:val="895"/>
     <w:uiPriority w:val="60"/>
     <w:pPr>
       <w:pBdr/>
@@ -36438,9 +36848,9 @@
       </w:tcPr>
     </w:tblStylePr>
   </w:style>
-  <w:style w:type="table" w:styleId="758">
+  <w:style w:type="table" w:styleId="954">
     <w:name w:val="Light Shading Accent 4"/>
-    <w:basedOn w:val="699"/>
+    <w:basedOn w:val="895"/>
     <w:uiPriority w:val="60"/>
     <w:pPr>
       <w:pBdr/>
@@ -36665,9 +37075,9 @@
       </w:tcPr>
     </w:tblStylePr>
   </w:style>
-  <w:style w:type="table" w:styleId="759">
+  <w:style w:type="table" w:styleId="955">
     <w:name w:val="Light Shading Accent 5"/>
-    <w:basedOn w:val="699"/>
+    <w:basedOn w:val="895"/>
     <w:uiPriority w:val="60"/>
     <w:pPr>
       <w:pBdr/>
@@ -36892,9 +37302,9 @@
       </w:tcPr>
     </w:tblStylePr>
   </w:style>
-  <w:style w:type="table" w:styleId="760">
+  <w:style w:type="table" w:styleId="956">
     <w:name w:val="Light Shading Accent 6"/>
-    <w:basedOn w:val="699"/>
+    <w:basedOn w:val="895"/>
     <w:uiPriority w:val="60"/>
     <w:pPr>
       <w:pBdr/>
@@ -37119,9 +37529,9 @@
       </w:tcPr>
     </w:tblStylePr>
   </w:style>
-  <w:style w:type="table" w:styleId="761">
+  <w:style w:type="table" w:styleId="957">
     <w:name w:val="Light List"/>
-    <w:basedOn w:val="699"/>
+    <w:basedOn w:val="895"/>
     <w:uiPriority w:val="61"/>
     <w:pPr>
       <w:pBdr/>
@@ -37344,9 +37754,9 @@
       </w:tcPr>
     </w:tblStylePr>
   </w:style>
-  <w:style w:type="table" w:styleId="762">
+  <w:style w:type="table" w:styleId="958">
     <w:name w:val="Light List Accent 1"/>
-    <w:basedOn w:val="699"/>
+    <w:basedOn w:val="895"/>
     <w:uiPriority w:val="61"/>
     <w:pPr>
       <w:pBdr/>
@@ -37569,9 +37979,9 @@
       </w:tcPr>
     </w:tblStylePr>
   </w:style>
-  <w:style w:type="table" w:styleId="763">
+  <w:style w:type="table" w:styleId="959">
     <w:name w:val="Light List Accent 2"/>
-    <w:basedOn w:val="699"/>
+    <w:basedOn w:val="895"/>
     <w:uiPriority w:val="61"/>
     <w:pPr>
       <w:pBdr/>
@@ -37794,9 +38204,9 @@
       </w:tcPr>
     </w:tblStylePr>
   </w:style>
-  <w:style w:type="table" w:styleId="764">
+  <w:style w:type="table" w:styleId="960">
     <w:name w:val="Light List Accent 3"/>
-    <w:basedOn w:val="699"/>
+    <w:basedOn w:val="895"/>
     <w:uiPriority w:val="61"/>
     <w:pPr>
       <w:pBdr/>
@@ -38019,9 +38429,9 @@
       </w:tcPr>
     </w:tblStylePr>
   </w:style>
-  <w:style w:type="table" w:styleId="765">
+  <w:style w:type="table" w:styleId="961">
     <w:name w:val="Light List Accent 4"/>
-    <w:basedOn w:val="699"/>
+    <w:basedOn w:val="895"/>
     <w:uiPriority w:val="61"/>
     <w:pPr>
       <w:pBdr/>
@@ -38244,9 +38654,9 @@
       </w:tcPr>
     </w:tblStylePr>
   </w:style>
-  <w:style w:type="table" w:styleId="766">
+  <w:style w:type="table" w:styleId="962">
     <w:name w:val="Light List Accent 5"/>
-    <w:basedOn w:val="699"/>
+    <w:basedOn w:val="895"/>
     <w:uiPriority w:val="61"/>
     <w:pPr>
       <w:pBdr/>
@@ -38469,9 +38879,9 @@
       </w:tcPr>
     </w:tblStylePr>
   </w:style>
-  <w:style w:type="table" w:styleId="767">
+  <w:style w:type="table" w:styleId="963">
     <w:name w:val="Light List Accent 6"/>
-    <w:basedOn w:val="699"/>
+    <w:basedOn w:val="895"/>
     <w:uiPriority w:val="61"/>
     <w:pPr>
       <w:pBdr/>
@@ -38694,9 +39104,9 @@
       </w:tcPr>
     </w:tblStylePr>
   </w:style>
-  <w:style w:type="table" w:styleId="768">
+  <w:style w:type="table" w:styleId="964">
     <w:name w:val="Light Grid"/>
-    <w:basedOn w:val="699"/>
+    <w:basedOn w:val="895"/>
     <w:uiPriority w:val="62"/>
     <w:pPr>
       <w:pBdr/>
@@ -38940,9 +39350,9 @@
       </w:tcPr>
     </w:tblStylePr>
   </w:style>
-  <w:style w:type="table" w:styleId="769">
+  <w:style w:type="table" w:styleId="965">
     <w:name w:val="Light Grid Accent 1"/>
-    <w:basedOn w:val="699"/>
+    <w:basedOn w:val="895"/>
     <w:uiPriority w:val="62"/>
     <w:pPr>
       <w:pBdr/>
@@ -39186,9 +39596,9 @@
       </w:tcPr>
     </w:tblStylePr>
   </w:style>
-  <w:style w:type="table" w:styleId="770">
+  <w:style w:type="table" w:styleId="966">
     <w:name w:val="Light Grid Accent 2"/>
-    <w:basedOn w:val="699"/>
+    <w:basedOn w:val="895"/>
     <w:uiPriority w:val="62"/>
     <w:pPr>
       <w:pBdr/>
@@ -39432,9 +39842,9 @@
       </w:tcPr>
     </w:tblStylePr>
   </w:style>
-  <w:style w:type="table" w:styleId="771">
+  <w:style w:type="table" w:styleId="967">
     <w:name w:val="Light Grid Accent 3"/>
-    <w:basedOn w:val="699"/>
+    <w:basedOn w:val="895"/>
     <w:uiPriority w:val="62"/>
     <w:pPr>
       <w:pBdr/>
@@ -39678,9 +40088,9 @@
       </w:tcPr>
     </w:tblStylePr>
   </w:style>
-  <w:style w:type="table" w:styleId="772">
+  <w:style w:type="table" w:styleId="968">
     <w:name w:val="Light Grid Accent 4"/>
-    <w:basedOn w:val="699"/>
+    <w:basedOn w:val="895"/>
     <w:uiPriority w:val="62"/>
     <w:pPr>
       <w:pBdr/>
@@ -39924,9 +40334,9 @@
       </w:tcPr>
     </w:tblStylePr>
   </w:style>
-  <w:style w:type="table" w:styleId="773">
+  <w:style w:type="table" w:styleId="969">
     <w:name w:val="Light Grid Accent 5"/>
-    <w:basedOn w:val="699"/>
+    <w:basedOn w:val="895"/>
     <w:uiPriority w:val="62"/>
     <w:pPr>
       <w:pBdr/>
@@ -40170,9 +40580,9 @@
       </w:tcPr>
     </w:tblStylePr>
   </w:style>
-  <w:style w:type="table" w:styleId="774">
+  <w:style w:type="table" w:styleId="970">
     <w:name w:val="Light Grid Accent 6"/>
-    <w:basedOn w:val="699"/>
+    <w:basedOn w:val="895"/>
     <w:uiPriority w:val="62"/>
     <w:pPr>
       <w:pBdr/>
@@ -40416,9 +40826,9 @@
       </w:tcPr>
     </w:tblStylePr>
   </w:style>
-  <w:style w:type="table" w:styleId="775">
+  <w:style w:type="table" w:styleId="971">
     <w:name w:val="Medium Shading 1"/>
-    <w:basedOn w:val="699"/>
+    <w:basedOn w:val="895"/>
     <w:uiPriority w:val="63"/>
     <w:pPr>
       <w:pBdr/>
@@ -40639,9 +41049,9 @@
       </w:tcPr>
     </w:tblStylePr>
   </w:style>
-  <w:style w:type="table" w:styleId="776">
+  <w:style w:type="table" w:styleId="972">
     <w:name w:val="Medium Shading 1 Accent 1"/>
-    <w:basedOn w:val="699"/>
+    <w:basedOn w:val="895"/>
     <w:uiPriority w:val="63"/>
     <w:pPr>
       <w:pBdr/>
@@ -40862,9 +41272,9 @@
       </w:tcPr>
     </w:tblStylePr>
   </w:style>
-  <w:style w:type="table" w:styleId="777">
+  <w:style w:type="table" w:styleId="973">
     <w:name w:val="Medium Shading 1 Accent 2"/>
-    <w:basedOn w:val="699"/>
+    <w:basedOn w:val="895"/>
     <w:uiPriority w:val="63"/>
     <w:pPr>
       <w:pBdr/>
@@ -41085,9 +41495,9 @@
       </w:tcPr>
     </w:tblStylePr>
   </w:style>
-  <w:style w:type="table" w:styleId="778">
+  <w:style w:type="table" w:styleId="974">
     <w:name w:val="Medium Shading 1 Accent 3"/>
-    <w:basedOn w:val="699"/>
+    <w:basedOn w:val="895"/>
     <w:uiPriority w:val="63"/>
     <w:pPr>
       <w:pBdr/>
@@ -41308,9 +41718,9 @@
       </w:tcPr>
     </w:tblStylePr>
   </w:style>
-  <w:style w:type="table" w:styleId="779">
+  <w:style w:type="table" w:styleId="975">
     <w:name w:val="Medium Shading 1 Accent 4"/>
-    <w:basedOn w:val="699"/>
+    <w:basedOn w:val="895"/>
     <w:uiPriority w:val="63"/>
     <w:pPr>
       <w:pBdr/>
@@ -41531,9 +41941,9 @@
       </w:tcPr>
     </w:tblStylePr>
   </w:style>
-  <w:style w:type="table" w:styleId="780">
+  <w:style w:type="table" w:styleId="976">
     <w:name w:val="Medium Shading 1 Accent 5"/>
-    <w:basedOn w:val="699"/>
+    <w:basedOn w:val="895"/>
     <w:uiPriority w:val="63"/>
     <w:pPr>
       <w:pBdr/>
@@ -41754,9 +42164,9 @@
       </w:tcPr>
     </w:tblStylePr>
   </w:style>
-  <w:style w:type="table" w:styleId="781">
+  <w:style w:type="table" w:styleId="977">
     <w:name w:val="Medium Shading 1 Accent 6"/>
-    <w:basedOn w:val="699"/>
+    <w:basedOn w:val="895"/>
     <w:uiPriority w:val="63"/>
     <w:pPr>
       <w:pBdr/>
@@ -41977,9 +42387,9 @@
       </w:tcPr>
     </w:tblStylePr>
   </w:style>
-  <w:style w:type="table" w:styleId="782">
+  <w:style w:type="table" w:styleId="978">
     <w:name w:val="Medium Shading 2"/>
-    <w:basedOn w:val="699"/>
+    <w:basedOn w:val="895"/>
     <w:uiPriority w:val="64"/>
     <w:pPr>
       <w:pBdr/>
@@ -42225,9 +42635,9 @@
       </w:tcPr>
     </w:tblStylePr>
   </w:style>
-  <w:style w:type="table" w:styleId="783">
+  <w:style w:type="table" w:styleId="979">
     <w:name w:val="Medium Shading 2 Accent 1"/>
-    <w:basedOn w:val="699"/>
+    <w:basedOn w:val="895"/>
     <w:uiPriority w:val="64"/>
     <w:pPr>
       <w:pBdr/>
@@ -42473,9 +42883,9 @@
       </w:tcPr>
     </w:tblStylePr>
   </w:style>
-  <w:style w:type="table" w:styleId="784">
+  <w:style w:type="table" w:styleId="980">
     <w:name w:val="Medium Shading 2 Accent 2"/>
-    <w:basedOn w:val="699"/>
+    <w:basedOn w:val="895"/>
     <w:uiPriority w:val="64"/>
     <w:pPr>
       <w:pBdr/>
@@ -42721,9 +43131,9 @@
       </w:tcPr>
     </w:tblStylePr>
   </w:style>
-  <w:style w:type="table" w:styleId="785">
+  <w:style w:type="table" w:styleId="981">
     <w:name w:val="Medium Shading 2 Accent 3"/>
-    <w:basedOn w:val="699"/>
+    <w:basedOn w:val="895"/>
     <w:uiPriority w:val="64"/>
     <w:pPr>
       <w:pBdr/>
@@ -42969,9 +43379,9 @@
       </w:tcPr>
     </w:tblStylePr>
   </w:style>
-  <w:style w:type="table" w:styleId="786">
+  <w:style w:type="table" w:styleId="982">
     <w:name w:val="Medium Shading 2 Accent 4"/>
-    <w:basedOn w:val="699"/>
+    <w:basedOn w:val="895"/>
     <w:uiPriority w:val="64"/>
     <w:pPr>
       <w:pBdr/>
@@ -43217,9 +43627,9 @@
       </w:tcPr>
     </w:tblStylePr>
   </w:style>
-  <w:style w:type="table" w:styleId="787">
+  <w:style w:type="table" w:styleId="983">
     <w:name w:val="Medium Shading 2 Accent 5"/>
-    <w:basedOn w:val="699"/>
+    <w:basedOn w:val="895"/>
     <w:uiPriority w:val="64"/>
     <w:pPr>
       <w:pBdr/>
@@ -43465,9 +43875,9 @@
       </w:tcPr>
     </w:tblStylePr>
   </w:style>
-  <w:style w:type="table" w:styleId="788">
+  <w:style w:type="table" w:styleId="984">
     <w:name w:val="Medium Shading 2 Accent 6"/>
-    <w:basedOn w:val="699"/>
+    <w:basedOn w:val="895"/>
     <w:uiPriority w:val="64"/>
     <w:pPr>
       <w:pBdr/>
@@ -43713,9 +44123,9 @@
       </w:tcPr>
     </w:tblStylePr>
   </w:style>
-  <w:style w:type="table" w:styleId="789">
+  <w:style w:type="table" w:styleId="985">
     <w:name w:val="Medium List 1"/>
-    <w:basedOn w:val="699"/>
+    <w:basedOn w:val="895"/>
     <w:uiPriority w:val="65"/>
     <w:pPr>
       <w:pBdr/>
@@ -43933,9 +44343,9 @@
       </w:tcPr>
     </w:tblStylePr>
   </w:style>
-  <w:style w:type="table" w:styleId="790">
+  <w:style w:type="table" w:styleId="986">
     <w:name w:val="Medium List 1 Accent 1"/>
-    <w:basedOn w:val="699"/>
+    <w:basedOn w:val="895"/>
     <w:uiPriority w:val="65"/>
     <w:pPr>
       <w:pBdr/>
@@ -44153,9 +44563,9 @@
       </w:tcPr>
     </w:tblStylePr>
   </w:style>
-  <w:style w:type="table" w:styleId="791">
+  <w:style w:type="table" w:styleId="987">
     <w:name w:val="Medium List 1 Accent 2"/>
-    <w:basedOn w:val="699"/>
+    <w:basedOn w:val="895"/>
     <w:uiPriority w:val="65"/>
     <w:pPr>
       <w:pBdr/>
@@ -44373,9 +44783,9 @@
       </w:tcPr>
     </w:tblStylePr>
   </w:style>
-  <w:style w:type="table" w:styleId="792">
+  <w:style w:type="table" w:styleId="988">
     <w:name w:val="Medium List 1 Accent 3"/>
-    <w:basedOn w:val="699"/>
+    <w:basedOn w:val="895"/>
     <w:uiPriority w:val="65"/>
     <w:pPr>
       <w:pBdr/>
@@ -44593,9 +45003,9 @@
       </w:tcPr>
     </w:tblStylePr>
   </w:style>
-  <w:style w:type="table" w:styleId="793">
+  <w:style w:type="table" w:styleId="989">
     <w:name w:val="Medium List 1 Accent 4"/>
-    <w:basedOn w:val="699"/>
+    <w:basedOn w:val="895"/>
     <w:uiPriority w:val="65"/>
     <w:pPr>
       <w:pBdr/>
@@ -44813,9 +45223,9 @@
       </w:tcPr>
     </w:tblStylePr>
   </w:style>
-  <w:style w:type="table" w:styleId="794">
+  <w:style w:type="table" w:styleId="990">
     <w:name w:val="Medium List 1 Accent 5"/>
-    <w:basedOn w:val="699"/>
+    <w:basedOn w:val="895"/>
     <w:uiPriority w:val="65"/>
     <w:pPr>
       <w:pBdr/>
@@ -45033,9 +45443,9 @@
       </w:tcPr>
     </w:tblStylePr>
   </w:style>
-  <w:style w:type="table" w:styleId="795">
+  <w:style w:type="table" w:styleId="991">
     <w:name w:val="Medium List 1 Accent 6"/>
-    <w:basedOn w:val="699"/>
+    <w:basedOn w:val="895"/>
     <w:uiPriority w:val="65"/>
     <w:pPr>
       <w:pBdr/>
@@ -45253,9 +45663,9 @@
       </w:tcPr>
     </w:tblStylePr>
   </w:style>
-  <w:style w:type="table" w:styleId="796">
+  <w:style w:type="table" w:styleId="992">
     <w:name w:val="Medium List 2"/>
-    <w:basedOn w:val="699"/>
+    <w:basedOn w:val="895"/>
     <w:uiPriority w:val="66"/>
     <w:pPr>
       <w:pBdr/>
@@ -45488,9 +45898,9 @@
       </w:tcPr>
     </w:tblStylePr>
   </w:style>
-  <w:style w:type="table" w:styleId="797">
+  <w:style w:type="table" w:styleId="993">
     <w:name w:val="Medium List 2 Accent 1"/>
-    <w:basedOn w:val="699"/>
+    <w:basedOn w:val="895"/>
     <w:uiPriority w:val="66"/>
     <w:pPr>
       <w:pBdr/>
@@ -45723,9 +46133,9 @@
       </w:tcPr>
     </w:tblStylePr>
   </w:style>
-  <w:style w:type="table" w:styleId="798">
+  <w:style w:type="table" w:styleId="994">
     <w:name w:val="Medium List 2 Accent 2"/>
-    <w:basedOn w:val="699"/>
+    <w:basedOn w:val="895"/>
     <w:uiPriority w:val="66"/>
     <w:pPr>
       <w:pBdr/>
@@ -45958,9 +46368,9 @@
       </w:tcPr>
     </w:tblStylePr>
   </w:style>
-  <w:style w:type="table" w:styleId="799">
+  <w:style w:type="table" w:styleId="995">
     <w:name w:val="Medium List 2 Accent 3"/>
-    <w:basedOn w:val="699"/>
+    <w:basedOn w:val="895"/>
     <w:uiPriority w:val="66"/>
     <w:pPr>
       <w:pBdr/>
@@ -46193,9 +46603,9 @@
       </w:tcPr>
     </w:tblStylePr>
   </w:style>
-  <w:style w:type="table" w:styleId="800">
+  <w:style w:type="table" w:styleId="996">
     <w:name w:val="Medium List 2 Accent 4"/>
-    <w:basedOn w:val="699"/>
+    <w:basedOn w:val="895"/>
     <w:uiPriority w:val="66"/>
     <w:pPr>
       <w:pBdr/>
@@ -46428,9 +46838,9 @@
       </w:tcPr>
     </w:tblStylePr>
   </w:style>
-  <w:style w:type="table" w:styleId="801">
+  <w:style w:type="table" w:styleId="997">
     <w:name w:val="Medium List 2 Accent 5"/>
-    <w:basedOn w:val="699"/>
+    <w:basedOn w:val="895"/>
     <w:uiPriority w:val="66"/>
     <w:pPr>
       <w:pBdr/>
@@ -46663,9 +47073,9 @@
       </w:tcPr>
     </w:tblStylePr>
   </w:style>
-  <w:style w:type="table" w:styleId="802">
+  <w:style w:type="table" w:styleId="998">
     <w:name w:val="Medium List 2 Accent 6"/>
-    <w:basedOn w:val="699"/>
+    <w:basedOn w:val="895"/>
     <w:uiPriority w:val="66"/>
     <w:pPr>
       <w:pBdr/>
@@ -46898,9 +47308,9 @@
       </w:tcPr>
     </w:tblStylePr>
   </w:style>
-  <w:style w:type="table" w:styleId="803">
+  <w:style w:type="table" w:styleId="999">
     <w:name w:val="Medium Grid 1"/>
-    <w:basedOn w:val="699"/>
+    <w:basedOn w:val="895"/>
     <w:uiPriority w:val="67"/>
     <w:pPr>
       <w:pBdr/>
@@ -47113,9 +47523,9 @@
       </w:tcPr>
     </w:tblStylePr>
   </w:style>
-  <w:style w:type="table" w:styleId="804">
+  <w:style w:type="table" w:styleId="1000">
     <w:name w:val="Medium Grid 1 Accent 1"/>
-    <w:basedOn w:val="699"/>
+    <w:basedOn w:val="895"/>
     <w:uiPriority w:val="67"/>
     <w:pPr>
       <w:pBdr/>
@@ -47328,9 +47738,9 @@
       </w:tcPr>
     </w:tblStylePr>
   </w:style>
-  <w:style w:type="table" w:styleId="805">
+  <w:style w:type="table" w:styleId="1001">
     <w:name w:val="Medium Grid 1 Accent 2"/>
-    <w:basedOn w:val="699"/>
+    <w:basedOn w:val="895"/>
     <w:uiPriority w:val="67"/>
     <w:pPr>
       <w:pBdr/>
@@ -47543,9 +47953,9 @@
       </w:tcPr>
     </w:tblStylePr>
   </w:style>
-  <w:style w:type="table" w:styleId="806">
+  <w:style w:type="table" w:styleId="1002">
     <w:name w:val="Medium Grid 1 Accent 3"/>
-    <w:basedOn w:val="699"/>
+    <w:basedOn w:val="895"/>
     <w:uiPriority w:val="67"/>
     <w:pPr>
       <w:pBdr/>
@@ -47758,9 +48168,9 @@
       </w:tcPr>
     </w:tblStylePr>
   </w:style>
-  <w:style w:type="table" w:styleId="807">
+  <w:style w:type="table" w:styleId="1003">
     <w:name w:val="Medium Grid 1 Accent 4"/>
-    <w:basedOn w:val="699"/>
+    <w:basedOn w:val="895"/>
     <w:uiPriority w:val="67"/>
     <w:pPr>
       <w:pBdr/>
@@ -47973,9 +48383,9 @@
       </w:tcPr>
     </w:tblStylePr>
   </w:style>
-  <w:style w:type="table" w:styleId="808">
+  <w:style w:type="table" w:styleId="1004">
     <w:name w:val="Medium Grid 1 Accent 5"/>
-    <w:basedOn w:val="699"/>
+    <w:basedOn w:val="895"/>
     <w:uiPriority w:val="67"/>
     <w:pPr>
       <w:pBdr/>
@@ -48188,9 +48598,9 @@
       </w:tcPr>
     </w:tblStylePr>
   </w:style>
-  <w:style w:type="table" w:styleId="809">
+  <w:style w:type="table" w:styleId="1005">
     <w:name w:val="Medium Grid 1 Accent 6"/>
-    <w:basedOn w:val="699"/>
+    <w:basedOn w:val="895"/>
     <w:uiPriority w:val="67"/>
     <w:pPr>
       <w:pBdr/>
@@ -48403,9 +48813,9 @@
       </w:tcPr>
     </w:tblStylePr>
   </w:style>
-  <w:style w:type="table" w:styleId="810">
+  <w:style w:type="table" w:styleId="1006">
     <w:name w:val="Medium Grid 2"/>
-    <w:basedOn w:val="699"/>
+    <w:basedOn w:val="895"/>
     <w:uiPriority w:val="68"/>
     <w:pPr>
       <w:pBdr/>
@@ -48644,9 +49054,9 @@
       </w:tcPr>
     </w:tblStylePr>
   </w:style>
-  <w:style w:type="table" w:styleId="811">
+  <w:style w:type="table" w:styleId="1007">
     <w:name w:val="Medium Grid 2 Accent 1"/>
-    <w:basedOn w:val="699"/>
+    <w:basedOn w:val="895"/>
     <w:uiPriority w:val="68"/>
     <w:pPr>
       <w:pBdr/>
@@ -48885,9 +49295,9 @@
       </w:tcPr>
     </w:tblStylePr>
   </w:style>
-  <w:style w:type="table" w:styleId="812">
+  <w:style w:type="table" w:styleId="1008">
     <w:name w:val="Medium Grid 2 Accent 2"/>
-    <w:basedOn w:val="699"/>
+    <w:basedOn w:val="895"/>
     <w:uiPriority w:val="68"/>
     <w:pPr>
       <w:pBdr/>
@@ -49126,9 +49536,9 @@
       </w:tcPr>
     </w:tblStylePr>
   </w:style>
-  <w:style w:type="table" w:styleId="813">
+  <w:style w:type="table" w:styleId="1009">
     <w:name w:val="Medium Grid 2 Accent 3"/>
-    <w:basedOn w:val="699"/>
+    <w:basedOn w:val="895"/>
     <w:uiPriority w:val="68"/>
     <w:pPr>
       <w:pBdr/>
@@ -49367,9 +49777,9 @@
       </w:tcPr>
     </w:tblStylePr>
   </w:style>
-  <w:style w:type="table" w:styleId="814">
+  <w:style w:type="table" w:styleId="1010">
     <w:name w:val="Medium Grid 2 Accent 4"/>
-    <w:basedOn w:val="699"/>
+    <w:basedOn w:val="895"/>
     <w:uiPriority w:val="68"/>
     <w:pPr>
       <w:pBdr/>
@@ -49608,9 +50018,9 @@
       </w:tcPr>
     </w:tblStylePr>
   </w:style>
-  <w:style w:type="table" w:styleId="815">
+  <w:style w:type="table" w:styleId="1011">
     <w:name w:val="Medium Grid 2 Accent 5"/>
-    <w:basedOn w:val="699"/>
+    <w:basedOn w:val="895"/>
     <w:uiPriority w:val="68"/>
     <w:pPr>
       <w:pBdr/>
@@ -49849,9 +50259,9 @@
       </w:tcPr>
     </w:tblStylePr>
   </w:style>
-  <w:style w:type="table" w:styleId="816">
+  <w:style w:type="table" w:styleId="1012">
     <w:name w:val="Medium Grid 2 Accent 6"/>
-    <w:basedOn w:val="699"/>
+    <w:basedOn w:val="895"/>
     <w:uiPriority w:val="68"/>
     <w:pPr>
       <w:pBdr/>
@@ -50090,9 +50500,9 @@
       </w:tcPr>
     </w:tblStylePr>
   </w:style>
-  <w:style w:type="table" w:styleId="817">
+  <w:style w:type="table" w:styleId="1013">
     <w:name w:val="Medium Grid 3"/>
-    <w:basedOn w:val="699"/>
+    <w:basedOn w:val="895"/>
     <w:uiPriority w:val="69"/>
     <w:pPr>
       <w:pBdr/>
@@ -50347,9 +50757,9 @@
       </w:tcPr>
     </w:tblStylePr>
   </w:style>
-  <w:style w:type="table" w:styleId="818">
+  <w:style w:type="table" w:styleId="1014">
     <w:name w:val="Medium Grid 3 Accent 1"/>
-    <w:basedOn w:val="699"/>
+    <w:basedOn w:val="895"/>
     <w:uiPriority w:val="69"/>
     <w:pPr>
       <w:pBdr/>
@@ -50604,9 +51014,9 @@
       </w:tcPr>
     </w:tblStylePr>
   </w:style>
-  <w:style w:type="table" w:styleId="819">
+  <w:style w:type="table" w:styleId="1015">
     <w:name w:val="Medium Grid 3 Accent 2"/>
-    <w:basedOn w:val="699"/>
+    <w:basedOn w:val="895"/>
     <w:uiPriority w:val="69"/>
     <w:pPr>
       <w:pBdr/>
@@ -50861,9 +51271,9 @@
       </w:tcPr>
     </w:tblStylePr>
   </w:style>
-  <w:style w:type="table" w:styleId="820">
+  <w:style w:type="table" w:styleId="1016">
     <w:name w:val="Medium Grid 3 Accent 3"/>
-    <w:basedOn w:val="699"/>
+    <w:basedOn w:val="895"/>
     <w:uiPriority w:val="69"/>
     <w:pPr>
       <w:pBdr/>
@@ -51118,9 +51528,9 @@
       </w:tcPr>
     </w:tblStylePr>
   </w:style>
-  <w:style w:type="table" w:styleId="821">
+  <w:style w:type="table" w:styleId="1017">
     <w:name w:val="Medium Grid 3 Accent 4"/>
-    <w:basedOn w:val="699"/>
+    <w:basedOn w:val="895"/>
     <w:uiPriority w:val="69"/>
     <w:pPr>
       <w:pBdr/>
@@ -51375,9 +51785,9 @@
       </w:tcPr>
     </w:tblStylePr>
   </w:style>
-  <w:style w:type="table" w:styleId="822">
+  <w:style w:type="table" w:styleId="1018">
     <w:name w:val="Medium Grid 3 Accent 5"/>
-    <w:basedOn w:val="699"/>
+    <w:basedOn w:val="895"/>
     <w:uiPriority w:val="69"/>
     <w:pPr>
       <w:pBdr/>
@@ -51632,9 +52042,9 @@
       </w:tcPr>
     </w:tblStylePr>
   </w:style>
-  <w:style w:type="table" w:styleId="823">
+  <w:style w:type="table" w:styleId="1019">
     <w:name w:val="Medium Grid 3 Accent 6"/>
-    <w:basedOn w:val="699"/>
+    <w:basedOn w:val="895"/>
     <w:uiPriority w:val="69"/>
     <w:pPr>
       <w:pBdr/>
@@ -51889,9 +52299,9 @@
       </w:tcPr>
     </w:tblStylePr>
   </w:style>
-  <w:style w:type="table" w:styleId="824">
+  <w:style w:type="table" w:styleId="1020">
     <w:name w:val="Dark List"/>
-    <w:basedOn w:val="699"/>
+    <w:basedOn w:val="895"/>
     <w:uiPriority w:val="70"/>
     <w:pPr>
       <w:pBdr/>
@@ -52120,9 +52530,9 @@
       </w:tcPr>
     </w:tblStylePr>
   </w:style>
-  <w:style w:type="table" w:styleId="825">
+  <w:style w:type="table" w:styleId="1021">
     <w:name w:val="Dark List Accent 1"/>
-    <w:basedOn w:val="699"/>
+    <w:basedOn w:val="895"/>
     <w:uiPriority w:val="70"/>
     <w:pPr>
       <w:pBdr/>
@@ -52351,9 +52761,9 @@
       </w:tcPr>
     </w:tblStylePr>
   </w:style>
-  <w:style w:type="table" w:styleId="826">
+  <w:style w:type="table" w:styleId="1022">
     <w:name w:val="Dark List Accent 2"/>
-    <w:basedOn w:val="699"/>
+    <w:basedOn w:val="895"/>
     <w:uiPriority w:val="70"/>
     <w:pPr>
       <w:pBdr/>
@@ -52582,9 +52992,9 @@
       </w:tcPr>
     </w:tblStylePr>
   </w:style>
-  <w:style w:type="table" w:styleId="827">
+  <w:style w:type="table" w:styleId="1023">
     <w:name w:val="Dark List Accent 3"/>
-    <w:basedOn w:val="699"/>
+    <w:basedOn w:val="895"/>
     <w:uiPriority w:val="70"/>
     <w:pPr>
       <w:pBdr/>
@@ -52813,9 +53223,9 @@
       </w:tcPr>
     </w:tblStylePr>
   </w:style>
-  <w:style w:type="table" w:styleId="828">
+  <w:style w:type="table" w:styleId="1024">
     <w:name w:val="Dark List Accent 4"/>
-    <w:basedOn w:val="699"/>
+    <w:basedOn w:val="895"/>
     <w:uiPriority w:val="70"/>
     <w:pPr>
       <w:pBdr/>
@@ -53044,9 +53454,9 @@
       </w:tcPr>
     </w:tblStylePr>
   </w:style>
-  <w:style w:type="table" w:styleId="829">
+  <w:style w:type="table" w:styleId="1025">
     <w:name w:val="Dark List Accent 5"/>
-    <w:basedOn w:val="699"/>
+    <w:basedOn w:val="895"/>
     <w:uiPriority w:val="70"/>
     <w:pPr>
       <w:pBdr/>
@@ -53275,9 +53685,9 @@
       </w:tcPr>
     </w:tblStylePr>
   </w:style>
-  <w:style w:type="table" w:styleId="830">
+  <w:style w:type="table" w:styleId="1026">
     <w:name w:val="Dark List Accent 6"/>
-    <w:basedOn w:val="699"/>
+    <w:basedOn w:val="895"/>
     <w:uiPriority w:val="70"/>
     <w:pPr>
       <w:pBdr/>
@@ -53506,9 +53916,9 @@
       </w:tcPr>
     </w:tblStylePr>
   </w:style>
-  <w:style w:type="table" w:styleId="831">
+  <w:style w:type="table" w:styleId="1027">
     <w:name w:val="Colorful Shading"/>
-    <w:basedOn w:val="699"/>
+    <w:basedOn w:val="895"/>
     <w:uiPriority w:val="71"/>
     <w:pPr>
       <w:pBdr/>
@@ -53748,9 +54158,9 @@
       </w:tcPr>
     </w:tblStylePr>
   </w:style>
-  <w:style w:type="table" w:styleId="832">
+  <w:style w:type="table" w:styleId="1028">
     <w:name w:val="Colorful Shading Accent 1"/>
-    <w:basedOn w:val="699"/>
+    <w:basedOn w:val="895"/>
     <w:uiPriority w:val="71"/>
     <w:pPr>
       <w:pBdr/>
@@ -53990,9 +54400,9 @@
       </w:tcPr>
     </w:tblStylePr>
   </w:style>
-  <w:style w:type="table" w:styleId="833">
+  <w:style w:type="table" w:styleId="1029">
     <w:name w:val="Colorful Shading Accent 2"/>
-    <w:basedOn w:val="699"/>
+    <w:basedOn w:val="895"/>
     <w:uiPriority w:val="71"/>
     <w:pPr>
       <w:pBdr/>
@@ -54232,9 +54642,9 @@
       </w:tcPr>
     </w:tblStylePr>
   </w:style>
-  <w:style w:type="table" w:styleId="834">
+  <w:style w:type="table" w:styleId="1030">
     <w:name w:val="Colorful Shading Accent 3"/>
-    <w:basedOn w:val="699"/>
+    <w:basedOn w:val="895"/>
     <w:uiPriority w:val="71"/>
     <w:pPr>
       <w:pBdr/>
@@ -54468,9 +54878,9 @@
       </w:tcPr>
     </w:tblStylePr>
   </w:style>
-  <w:style w:type="table" w:styleId="835">
+  <w:style w:type="table" w:styleId="1031">
     <w:name w:val="Colorful Shading Accent 4"/>
-    <w:basedOn w:val="699"/>
+    <w:basedOn w:val="895"/>
     <w:uiPriority w:val="71"/>
     <w:pPr>
       <w:pBdr/>
@@ -54710,9 +55120,9 @@
       </w:tcPr>
     </w:tblStylePr>
   </w:style>
-  <w:style w:type="table" w:styleId="836">
+  <w:style w:type="table" w:styleId="1032">
     <w:name w:val="Colorful Shading Accent 5"/>
-    <w:basedOn w:val="699"/>
+    <w:basedOn w:val="895"/>
     <w:uiPriority w:val="71"/>
     <w:pPr>
       <w:pBdr/>
@@ -54952,9 +55362,9 @@
       </w:tcPr>
     </w:tblStylePr>
   </w:style>
-  <w:style w:type="table" w:styleId="837">
+  <w:style w:type="table" w:styleId="1033">
     <w:name w:val="Colorful Shading Accent 6"/>
-    <w:basedOn w:val="699"/>
+    <w:basedOn w:val="895"/>
     <w:uiPriority w:val="71"/>
     <w:pPr>
       <w:pBdr/>
@@ -55194,9 +55604,9 @@
       </w:tcPr>
     </w:tblStylePr>
   </w:style>
-  <w:style w:type="table" w:styleId="838">
+  <w:style w:type="table" w:styleId="1034">
     <w:name w:val="Colorful List"/>
-    <w:basedOn w:val="699"/>
+    <w:basedOn w:val="895"/>
     <w:uiPriority w:val="72"/>
     <w:pPr>
       <w:pBdr/>
@@ -55416,9 +55826,9 @@
       </w:tcPr>
     </w:tblStylePr>
   </w:style>
-  <w:style w:type="table" w:styleId="839">
+  <w:style w:type="table" w:styleId="1035">
     <w:name w:val="Colorful List Accent 1"/>
-    <w:basedOn w:val="699"/>
+    <w:basedOn w:val="895"/>
     <w:uiPriority w:val="72"/>
     <w:pPr>
       <w:pBdr/>
@@ -55638,9 +56048,9 @@
       </w:tcPr>
     </w:tblStylePr>
   </w:style>
-  <w:style w:type="table" w:styleId="840">
+  <w:style w:type="table" w:styleId="1036">
     <w:name w:val="Colorful List Accent 2"/>
-    <w:basedOn w:val="699"/>
+    <w:basedOn w:val="895"/>
     <w:uiPriority w:val="72"/>
     <w:pPr>
       <w:pBdr/>
@@ -55860,9 +56270,9 @@
       </w:tcPr>
     </w:tblStylePr>
   </w:style>
-  <w:style w:type="table" w:styleId="841">
+  <w:style w:type="table" w:styleId="1037">
     <w:name w:val="Colorful List Accent 3"/>
-    <w:basedOn w:val="699"/>
+    <w:basedOn w:val="895"/>
     <w:uiPriority w:val="72"/>
     <w:pPr>
       <w:pBdr/>
@@ -56082,9 +56492,9 @@
       </w:tcPr>
     </w:tblStylePr>
   </w:style>
-  <w:style w:type="table" w:styleId="842">
+  <w:style w:type="table" w:styleId="1038">
     <w:name w:val="Colorful List Accent 4"/>
-    <w:basedOn w:val="699"/>
+    <w:basedOn w:val="895"/>
     <w:uiPriority w:val="72"/>
     <w:pPr>
       <w:pBdr/>
@@ -56304,9 +56714,9 @@
       </w:tcPr>
     </w:tblStylePr>
   </w:style>
-  <w:style w:type="table" w:styleId="843">
+  <w:style w:type="table" w:styleId="1039">
     <w:name w:val="Colorful List Accent 5"/>
-    <w:basedOn w:val="699"/>
+    <w:basedOn w:val="895"/>
     <w:uiPriority w:val="72"/>
     <w:pPr>
       <w:pBdr/>
@@ -56526,9 +56936,9 @@
       </w:tcPr>
     </w:tblStylePr>
   </w:style>
-  <w:style w:type="table" w:styleId="844">
+  <w:style w:type="table" w:styleId="1040">
     <w:name w:val="Colorful List Accent 6"/>
-    <w:basedOn w:val="699"/>
+    <w:basedOn w:val="895"/>
     <w:uiPriority w:val="72"/>
     <w:pPr>
       <w:pBdr/>
@@ -56748,9 +57158,9 @@
       </w:tcPr>
     </w:tblStylePr>
   </w:style>
-  <w:style w:type="table" w:styleId="845">
+  <w:style w:type="table" w:styleId="1041">
     <w:name w:val="Colorful Grid"/>
-    <w:basedOn w:val="699"/>
+    <w:basedOn w:val="895"/>
     <w:uiPriority w:val="73"/>
     <w:pPr>
       <w:pBdr/>
@@ -56962,9 +57372,9 @@
       </w:tcPr>
     </w:tblStylePr>
   </w:style>
-  <w:style w:type="table" w:styleId="846">
+  <w:style w:type="table" w:styleId="1042">
     <w:name w:val="Colorful Grid Accent 1"/>
-    <w:basedOn w:val="699"/>
+    <w:basedOn w:val="895"/>
     <w:uiPriority w:val="73"/>
     <w:pPr>
       <w:pBdr/>
@@ -57176,9 +57586,9 @@
       </w:tcPr>
     </w:tblStylePr>
   </w:style>
-  <w:style w:type="table" w:styleId="847">
+  <w:style w:type="table" w:styleId="1043">
     <w:name w:val="Colorful Grid Accent 2"/>
-    <w:basedOn w:val="699"/>
+    <w:basedOn w:val="895"/>
     <w:uiPriority w:val="73"/>
     <w:pPr>
       <w:pBdr/>
@@ -57390,9 +57800,9 @@
       </w:tcPr>
     </w:tblStylePr>
   </w:style>
-  <w:style w:type="table" w:styleId="848">
+  <w:style w:type="table" w:styleId="1044">
     <w:name w:val="Colorful Grid Accent 3"/>
-    <w:basedOn w:val="699"/>
+    <w:basedOn w:val="895"/>
     <w:uiPriority w:val="73"/>
     <w:pPr>
       <w:pBdr/>
@@ -57604,9 +58014,9 @@
       </w:tcPr>
     </w:tblStylePr>
   </w:style>
-  <w:style w:type="table" w:styleId="849">
+  <w:style w:type="table" w:styleId="1045">
     <w:name w:val="Colorful Grid Accent 4"/>
-    <w:basedOn w:val="699"/>
+    <w:basedOn w:val="895"/>
     <w:uiPriority w:val="73"/>
     <w:pPr>
       <w:pBdr/>
@@ -57818,9 +58228,9 @@
       </w:tcPr>
     </w:tblStylePr>
   </w:style>
-  <w:style w:type="table" w:styleId="850">
+  <w:style w:type="table" w:styleId="1046">
     <w:name w:val="Colorful Grid Accent 5"/>
-    <w:basedOn w:val="699"/>
+    <w:basedOn w:val="895"/>
     <w:uiPriority w:val="73"/>
     <w:pPr>
       <w:pBdr/>
@@ -58032,9 +58442,9 @@
       </w:tcPr>
     </w:tblStylePr>
   </w:style>
-  <w:style w:type="table" w:styleId="851">
+  <w:style w:type="table" w:styleId="1047">
     <w:name w:val="Colorful Grid Accent 6"/>
-    <w:basedOn w:val="699"/>
+    <w:basedOn w:val="895"/>
     <w:uiPriority w:val="73"/>
     <w:pPr>
       <w:pBdr/>

--- a/backend/templates/executacao_alimentos_prisao.docx
+++ b/backend/templates/executacao_alimentos_prisao.docx
@@ -573,13 +573,6 @@
           <w:sz w:val="24"/>
           <w:szCs w:val="24"/>
         </w:rPr>
-      </w:r>
-      <w:r>
-        <w:rPr>
-          <w:rFonts w:ascii="Arial" w:hAnsi="Arial" w:cs="Arial"/>
-          <w:sz w:val="24"/>
-          <w:szCs w:val="24"/>
-        </w:rPr>
         <w:t xml:space="preserve">{</w:t>
       </w:r>
       <w:r>
@@ -598,7 +591,6 @@
         </w:rPr>
         <w:t xml:space="preserve">}</w:t>
       </w:r>
-      <w:r/>
       <w:r>
         <w:rPr>
           <w:rFonts w:ascii="Arial" w:hAnsi="Arial" w:cs="Arial"/>
@@ -680,14 +672,6 @@
         </w:rPr>
         <w:t xml:space="preserve">}</w:t>
       </w:r>
-      <w:r/>
-      <w:r>
-        <w:rPr>
-          <w:rFonts w:ascii="Arial" w:hAnsi="Arial" w:cs="Arial"/>
-          <w:sz w:val="24"/>
-          <w:szCs w:val="24"/>
-        </w:rPr>
-      </w:r>
       <w:r>
         <w:rPr>
           <w:rFonts w:ascii="Arial" w:hAnsi="Arial" w:cs="Arial"/>
@@ -695,13 +679,6 @@
           <w:szCs w:val="24"/>
         </w:rPr>
         <w:t xml:space="preserve">, e no CPF sob o n. </w:t>
-      </w:r>
-      <w:r>
-        <w:rPr>
-          <w:rFonts w:ascii="Arial" w:hAnsi="Arial" w:cs="Arial"/>
-          <w:sz w:val="24"/>
-          <w:szCs w:val="24"/>
-        </w:rPr>
       </w:r>
       <w:r>
         <w:rPr>
@@ -726,14 +703,6 @@
           <w:szCs w:val="24"/>
         </w:rPr>
         <w:t xml:space="preserve">}</w:t>
-      </w:r>
-      <w:r/>
-      <w:r>
-        <w:rPr>
-          <w:rFonts w:ascii="Arial" w:hAnsi="Arial" w:cs="Arial"/>
-          <w:sz w:val="24"/>
-          <w:szCs w:val="24"/>
-        </w:rPr>
       </w:r>
       <w:r>
         <w:rPr>
@@ -3275,6 +3244,8 @@
       </w:r>
     </w:p>
     <w:sectPr>
+      <w:headerReference w:type="default" r:id="rId9"/>
+      <w:footerReference w:type="default" r:id="rId10"/>
       <w:footnotePr/>
       <w:endnotePr/>
       <w:type w:val="nextPage"/>
@@ -3319,6 +3290,109 @@
 </w:endnotes>
 </file>
 
+<file path=word/footer1.xml><?xml version="1.0" encoding="utf-8"?>
+<w:ftr xmlns:wpc="http://schemas.microsoft.com/office/word/2010/wordprocessingCanvas" xmlns:mc="http://schemas.openxmlformats.org/markup-compatibility/2006" xmlns:o="urn:schemas-microsoft-com:office:office" xmlns:r="http://schemas.openxmlformats.org/officeDocument/2006/relationships" xmlns:m="http://schemas.openxmlformats.org/officeDocument/2006/math" xmlns:v="urn:schemas-microsoft-com:vml" xmlns:wp14="http://schemas.microsoft.com/office/word/2010/wordprocessingDrawing" xmlns:wp="http://schemas.openxmlformats.org/drawingml/2006/wordprocessingDrawing" xmlns:w10="urn:schemas-microsoft-com:office:word" xmlns:w="http://schemas.openxmlformats.org/wordprocessingml/2006/main" xmlns:w14="http://schemas.microsoft.com/office/word/2010/wordml" xmlns:w15="http://schemas.microsoft.com/office/word/2012/wordml" xmlns:wpg="http://schemas.microsoft.com/office/word/2010/wordprocessingGroup" xmlns:wpi="http://schemas.microsoft.com/office/word/2010/wordprocessingInk" xmlns:wne="http://schemas.microsoft.com/office/word/2006/wordml" xmlns:a="http://schemas.openxmlformats.org/drawingml/2006/main" xmlns:wps="http://schemas.microsoft.com/office/word/2010/wordprocessingShape" mc:Ignorable="w14 w15 wp14">
+  <w:p>
+    <w:pPr>
+      <w:pBdr/>
+      <w:spacing/>
+      <w:ind/>
+      <w:rPr/>
+    </w:pPr>
+    <w:r>
+      <mc:AlternateContent>
+        <mc:Choice Requires="wpg">
+          <w:drawing>
+            <wp:anchor xmlns:wp="http://schemas.openxmlformats.org/drawingml/2006/wordprocessingDrawing" xmlns:wp14="http://schemas.microsoft.com/office/word/2010/wordprocessingDrawing" distT="0" distB="0" distL="114300" distR="114300" simplePos="0" relativeHeight="251658240" behindDoc="1" locked="0" layoutInCell="1" allowOverlap="1">
+              <wp:simplePos x="0" y="0"/>
+              <wp:positionH relativeFrom="margin">
+                <wp:align>center</wp:align>
+              </wp:positionH>
+              <wp:positionV relativeFrom="paragraph">
+                <wp:posOffset>21925</wp:posOffset>
+              </wp:positionV>
+              <wp:extent cx="7779525" cy="968583"/>
+              <wp:effectExtent l="0" t="0" r="0" b="0"/>
+              <wp:wrapNone/>
+              <wp:docPr id="2" name="drawing"/>
+              <wp:cNvGraphicFramePr>
+                <a:graphicFrameLocks xmlns:a="http://schemas.openxmlformats.org/drawingml/2006/main" noChangeAspect="1"/>
+              </wp:cNvGraphicFramePr>
+              <a:graphic xmlns:a="http://schemas.openxmlformats.org/drawingml/2006/main">
+                <a:graphicData uri="http://schemas.openxmlformats.org/drawingml/2006/picture">
+                  <pic:pic xmlns:pic="http://schemas.openxmlformats.org/drawingml/2006/picture">
+                    <pic:nvPicPr>
+                      <pic:cNvPr id="942093194" name="Picture 339061228"/>
+                      <pic:cNvPicPr>
+                        <a:picLocks noChangeAspect="1"/>
+                      </pic:cNvPicPr>
+                      <pic:nvPr/>
+                    </pic:nvPicPr>
+                    <pic:blipFill>
+                      <a:blip r:embed="rId1"/>
+                      <a:stretch/>
+                    </pic:blipFill>
+                    <pic:spPr bwMode="auto">
+                      <a:xfrm rot="0" flipH="0" flipV="0">
+                        <a:off x="0" y="0"/>
+                        <a:ext cx="7779524" cy="968582"/>
+                      </a:xfrm>
+                      <a:prstGeom prst="rect">
+                        <a:avLst/>
+                      </a:prstGeom>
+                    </pic:spPr>
+                  </pic:pic>
+                </a:graphicData>
+              </a:graphic>
+            </wp:anchor>
+          </w:drawing>
+        </mc:Choice>
+        <mc:Fallback>
+          <w:pict>
+            <v:shapetype id="_x0000_t75" coordsize="21600,21600" o:spt="75" o:preferrelative="t" path="m@4@5l@4@11@9@11@9@5xe" filled="f" stroked="f">
+              <v:stroke joinstyle="miter"/>
+              <v:formulas>
+                <v:f eqn="if lineDrawn pixelLineWidth 0"/>
+                <v:f eqn="sum @0 1 0"/>
+                <v:f eqn="sum 0 0 @1"/>
+                <v:f eqn="prod @2 1 2"/>
+                <v:f eqn="prod @3 21600 pixelWidth"/>
+                <v:f eqn="prod @3 21600 pixelHeight"/>
+                <v:f eqn="sum @0 0 1"/>
+                <v:f eqn="prod @6 1 2"/>
+                <v:f eqn="prod @7 21600 pixelWidth"/>
+                <v:f eqn="sum @8 21600 0"/>
+                <v:f eqn="prod @7 21600 pixelHeight"/>
+                <v:f eqn="sum @10 21600 0"/>
+              </v:formulas>
+              <v:path o:extrusionok="f" gradientshapeok="t" o:connecttype="rect"/>
+              <o:lock v:ext="edit" aspectratio="t"/>
+            </v:shapetype>
+            <v:shape id="_x0000_i1" o:spid="_x0000_s1" type="#_x0000_t75" style="position:absolute;z-index:-251658240;o:allowoverlap:true;o:allowincell:true;mso-position-horizontal-relative:margin;mso-position-horizontal:center;mso-position-vertical-relative:text;margin-top:1.73pt;mso-position-vertical:absolute;width:612.56pt;height:76.27pt;mso-wrap-distance-left:9.00pt;mso-wrap-distance-top:0.00pt;mso-wrap-distance-right:9.00pt;mso-wrap-distance-bottom:0.00pt;rotation:0;z-index:1;" stroked="false">
+              <v:imagedata r:id="rId1" o:title=""/>
+              <o:lock v:ext="edit" rotation="t"/>
+            </v:shape>
+          </w:pict>
+        </mc:Fallback>
+      </mc:AlternateContent>
+    </w:r>
+    <w:r/>
+    <w:r/>
+  </w:p>
+  <w:p>
+    <w:pPr>
+      <w:pStyle w:val="899"/>
+      <w:pBdr/>
+      <w:spacing/>
+      <w:ind/>
+      <w:rPr/>
+    </w:pPr>
+    <w:r/>
+    <w:r/>
+  </w:p>
+</w:ftr>
+</file>
+
 <file path=word/footnotes.xml><?xml version="1.0" encoding="utf-8"?>
 <w:footnotes xmlns:wpc="http://schemas.microsoft.com/office/word/2010/wordprocessingCanvas" xmlns:mc="http://schemas.openxmlformats.org/markup-compatibility/2006" xmlns:o="urn:schemas-microsoft-com:office:office" xmlns:r="http://schemas.openxmlformats.org/officeDocument/2006/relationships" xmlns:m="http://schemas.openxmlformats.org/officeDocument/2006/math" xmlns:v="urn:schemas-microsoft-com:vml" xmlns:wp14="http://schemas.microsoft.com/office/word/2010/wordprocessingDrawing" xmlns:wp="http://schemas.openxmlformats.org/drawingml/2006/wordprocessingDrawing" xmlns:w10="urn:schemas-microsoft-com:office:word" xmlns:w="http://schemas.openxmlformats.org/wordprocessingml/2006/main" xmlns:w14="http://schemas.microsoft.com/office/word/2010/wordml" xmlns:w15="http://schemas.microsoft.com/office/word/2012/wordml" xmlns:wpg="http://schemas.microsoft.com/office/word/2010/wordprocessingGroup" xmlns:wpi="http://schemas.microsoft.com/office/word/2010/wordprocessingInk" xmlns:wne="http://schemas.microsoft.com/office/word/2006/wordml" xmlns:a="http://schemas.openxmlformats.org/drawingml/2006/main" xmlns:wps="http://schemas.microsoft.com/office/word/2010/wordprocessingShape" mc:Ignorable="w14 w15 wp14">
   <w:footnote w:type="separator" w:id="-1">
@@ -3350,6 +3424,109 @@
     </w:p>
   </w:footnote>
 </w:footnotes>
+</file>
+
+<file path=word/header1.xml><?xml version="1.0" encoding="utf-8"?>
+<w:hdr xmlns:wpc="http://schemas.microsoft.com/office/word/2010/wordprocessingCanvas" xmlns:mc="http://schemas.openxmlformats.org/markup-compatibility/2006" xmlns:o="urn:schemas-microsoft-com:office:office" xmlns:r="http://schemas.openxmlformats.org/officeDocument/2006/relationships" xmlns:m="http://schemas.openxmlformats.org/officeDocument/2006/math" xmlns:v="urn:schemas-microsoft-com:vml" xmlns:wp14="http://schemas.microsoft.com/office/word/2010/wordprocessingDrawing" xmlns:wp="http://schemas.openxmlformats.org/drawingml/2006/wordprocessingDrawing" xmlns:w10="urn:schemas-microsoft-com:office:word" xmlns:w="http://schemas.openxmlformats.org/wordprocessingml/2006/main" xmlns:w14="http://schemas.microsoft.com/office/word/2010/wordml" xmlns:w15="http://schemas.microsoft.com/office/word/2012/wordml" xmlns:wpg="http://schemas.microsoft.com/office/word/2010/wordprocessingGroup" xmlns:wpi="http://schemas.microsoft.com/office/word/2010/wordprocessingInk" xmlns:wne="http://schemas.microsoft.com/office/word/2006/wordml" xmlns:a="http://schemas.openxmlformats.org/drawingml/2006/main" xmlns:wps="http://schemas.microsoft.com/office/word/2010/wordprocessingShape" mc:Ignorable="w14 w15 wp14">
+  <w:p>
+    <w:pPr>
+      <w:pBdr/>
+      <w:spacing/>
+      <w:ind/>
+      <w:rPr/>
+    </w:pPr>
+    <w:r>
+      <mc:AlternateContent>
+        <mc:Choice Requires="wpg">
+          <w:drawing>
+            <wp:anchor xmlns:wp="http://schemas.openxmlformats.org/drawingml/2006/wordprocessingDrawing" xmlns:wp14="http://schemas.microsoft.com/office/word/2010/wordprocessingDrawing" distT="0" distB="0" distL="114300" distR="114300" simplePos="0" relativeHeight="251658240" behindDoc="1" locked="0" layoutInCell="1" allowOverlap="1">
+              <wp:simplePos x="0" y="0"/>
+              <wp:positionH relativeFrom="margin">
+                <wp:align>center</wp:align>
+              </wp:positionH>
+              <wp:positionV relativeFrom="paragraph">
+                <wp:posOffset>-602416</wp:posOffset>
+              </wp:positionV>
+              <wp:extent cx="7845150" cy="1814431"/>
+              <wp:effectExtent l="0" t="0" r="0" b="0"/>
+              <wp:wrapNone/>
+              <wp:docPr id="1" name="drawing"/>
+              <wp:cNvGraphicFramePr>
+                <a:graphicFrameLocks xmlns:a="http://schemas.openxmlformats.org/drawingml/2006/main" noChangeAspect="1"/>
+              </wp:cNvGraphicFramePr>
+              <a:graphic xmlns:a="http://schemas.openxmlformats.org/drawingml/2006/main">
+                <a:graphicData uri="http://schemas.openxmlformats.org/drawingml/2006/picture">
+                  <pic:pic xmlns:pic="http://schemas.openxmlformats.org/drawingml/2006/picture">
+                    <pic:nvPicPr>
+                      <pic:cNvPr id="295807395" name="Picture 693740786"/>
+                      <pic:cNvPicPr>
+                        <a:picLocks noChangeAspect="1"/>
+                      </pic:cNvPicPr>
+                      <pic:nvPr/>
+                    </pic:nvPicPr>
+                    <pic:blipFill>
+                      <a:blip r:embed="rId1"/>
+                      <a:stretch/>
+                    </pic:blipFill>
+                    <pic:spPr bwMode="auto">
+                      <a:xfrm rot="0" flipH="0" flipV="0">
+                        <a:off x="0" y="0"/>
+                        <a:ext cx="7845149" cy="1814430"/>
+                      </a:xfrm>
+                      <a:prstGeom prst="rect">
+                        <a:avLst/>
+                      </a:prstGeom>
+                    </pic:spPr>
+                  </pic:pic>
+                </a:graphicData>
+              </a:graphic>
+            </wp:anchor>
+          </w:drawing>
+        </mc:Choice>
+        <mc:Fallback>
+          <w:pict>
+            <v:shapetype id="_x0000_t75" coordsize="21600,21600" o:spt="75" o:preferrelative="t" path="m@4@5l@4@11@9@11@9@5xe" filled="f" stroked="f">
+              <v:stroke joinstyle="miter"/>
+              <v:formulas>
+                <v:f eqn="if lineDrawn pixelLineWidth 0"/>
+                <v:f eqn="sum @0 1 0"/>
+                <v:f eqn="sum 0 0 @1"/>
+                <v:f eqn="prod @2 1 2"/>
+                <v:f eqn="prod @3 21600 pixelWidth"/>
+                <v:f eqn="prod @3 21600 pixelHeight"/>
+                <v:f eqn="sum @0 0 1"/>
+                <v:f eqn="prod @6 1 2"/>
+                <v:f eqn="prod @7 21600 pixelWidth"/>
+                <v:f eqn="sum @8 21600 0"/>
+                <v:f eqn="prod @7 21600 pixelHeight"/>
+                <v:f eqn="sum @10 21600 0"/>
+              </v:formulas>
+              <v:path o:extrusionok="f" gradientshapeok="t" o:connecttype="rect"/>
+              <o:lock v:ext="edit" aspectratio="t"/>
+            </v:shapetype>
+            <v:shape id="_x0000_i0" o:spid="_x0000_s0" type="#_x0000_t75" style="position:absolute;z-index:-251658240;o:allowoverlap:true;o:allowincell:true;mso-position-horizontal-relative:margin;mso-position-horizontal:center;mso-position-vertical-relative:text;margin-top:-47.43pt;mso-position-vertical:absolute;width:617.73pt;height:142.87pt;mso-wrap-distance-left:9.00pt;mso-wrap-distance-top:0.00pt;mso-wrap-distance-right:9.00pt;mso-wrap-distance-bottom:0.00pt;rotation:0;z-index:1;" stroked="false">
+              <v:imagedata r:id="rId1" o:title=""/>
+              <o:lock v:ext="edit" rotation="t"/>
+            </v:shape>
+          </w:pict>
+        </mc:Fallback>
+      </mc:AlternateContent>
+    </w:r>
+    <w:r/>
+    <w:r/>
+  </w:p>
+  <w:p>
+    <w:pPr>
+      <w:pStyle w:val="897"/>
+      <w:pBdr/>
+      <w:spacing/>
+      <w:ind w:firstLine="709"/>
+      <w:rPr/>
+    </w:pPr>
+    <w:r/>
+    <w:r/>
+  </w:p>
+</w:hdr>
 </file>
 
 <file path=word/numbering.xml><?xml version="1.0" encoding="utf-8"?>
